--- a/RAPPORT/Rappport_de_Stage_L2_1888_H-F.docx
+++ b/RAPPORT/Rappport_de_Stage_L2_1888_H-F.docx
@@ -4,15 +4,15 @@
   <w:body>
     <w:p>
       <w:pPr>
-        <w:jc w:val="both"/>
-        <w:rPr>
-          <w:rFonts w:ascii="Times New Roman" w:hAnsi="Times New Roman" w:cs="Times New Roman"/>
-        </w:rPr>
-      </w:pPr>
-    </w:p>
-    <w:p>
-      <w:pPr>
-        <w:jc w:val="both"/>
+        <w:jc w:val="center"/>
+        <w:rPr>
+          <w:rFonts w:ascii="Times New Roman" w:hAnsi="Times New Roman" w:cs="Times New Roman"/>
+        </w:rPr>
+      </w:pPr>
+    </w:p>
+    <w:p>
+      <w:pPr>
+        <w:jc w:val="center"/>
         <w:rPr>
           <w:rFonts w:ascii="Times New Roman" w:hAnsi="Times New Roman" w:cs="Times New Roman"/>
         </w:rPr>
@@ -71,39 +71,39 @@
     </w:p>
     <w:p>
       <w:pPr>
-        <w:jc w:val="both"/>
-        <w:rPr>
-          <w:rFonts w:ascii="Times New Roman" w:hAnsi="Times New Roman" w:cs="Times New Roman"/>
-        </w:rPr>
-      </w:pPr>
-    </w:p>
-    <w:p>
-      <w:pPr>
-        <w:jc w:val="both"/>
-        <w:rPr>
-          <w:rFonts w:ascii="Times New Roman" w:hAnsi="Times New Roman" w:cs="Times New Roman"/>
-        </w:rPr>
-      </w:pPr>
-    </w:p>
-    <w:p>
-      <w:pPr>
-        <w:jc w:val="both"/>
-        <w:rPr>
-          <w:rFonts w:ascii="Times New Roman" w:hAnsi="Times New Roman" w:cs="Times New Roman"/>
-        </w:rPr>
-      </w:pPr>
-    </w:p>
-    <w:p>
-      <w:pPr>
-        <w:jc w:val="both"/>
-        <w:rPr>
-          <w:rFonts w:ascii="Times New Roman" w:hAnsi="Times New Roman" w:cs="Times New Roman"/>
-        </w:rPr>
-      </w:pPr>
-    </w:p>
-    <w:p>
-      <w:pPr>
-        <w:jc w:val="both"/>
+        <w:jc w:val="center"/>
+        <w:rPr>
+          <w:rFonts w:ascii="Times New Roman" w:hAnsi="Times New Roman" w:cs="Times New Roman"/>
+        </w:rPr>
+      </w:pPr>
+    </w:p>
+    <w:p>
+      <w:pPr>
+        <w:jc w:val="center"/>
+        <w:rPr>
+          <w:rFonts w:ascii="Times New Roman" w:hAnsi="Times New Roman" w:cs="Times New Roman"/>
+        </w:rPr>
+      </w:pPr>
+    </w:p>
+    <w:p>
+      <w:pPr>
+        <w:jc w:val="center"/>
+        <w:rPr>
+          <w:rFonts w:ascii="Times New Roman" w:hAnsi="Times New Roman" w:cs="Times New Roman"/>
+        </w:rPr>
+      </w:pPr>
+    </w:p>
+    <w:p>
+      <w:pPr>
+        <w:jc w:val="center"/>
+        <w:rPr>
+          <w:rFonts w:ascii="Times New Roman" w:hAnsi="Times New Roman" w:cs="Times New Roman"/>
+        </w:rPr>
+      </w:pPr>
+    </w:p>
+    <w:p>
+      <w:pPr>
+        <w:jc w:val="center"/>
         <w:rPr>
           <w:rFonts w:ascii="Times New Roman" w:hAnsi="Times New Roman" w:cs="Times New Roman"/>
         </w:rPr>
@@ -159,7 +159,7 @@
     </w:p>
     <w:p>
       <w:pPr>
-        <w:jc w:val="both"/>
+        <w:jc w:val="center"/>
         <w:rPr>
           <w:rFonts w:ascii="Times New Roman" w:hAnsi="Times New Roman" w:cs="Times New Roman"/>
           <w:b/>
@@ -179,7 +179,7 @@
     </w:p>
     <w:p>
       <w:pPr>
-        <w:jc w:val="both"/>
+        <w:jc w:val="center"/>
         <w:rPr>
           <w:rFonts w:ascii="Times New Roman" w:hAnsi="Times New Roman" w:cs="Times New Roman"/>
           <w:b/>
@@ -199,7 +199,7 @@
     </w:p>
     <w:p>
       <w:pPr>
-        <w:jc w:val="both"/>
+        <w:jc w:val="center"/>
         <w:rPr>
           <w:rFonts w:ascii="Times New Roman" w:hAnsi="Times New Roman" w:cs="Times New Roman"/>
           <w:sz w:val="28"/>
@@ -218,7 +218,7 @@
     </w:p>
     <w:p>
       <w:pPr>
-        <w:jc w:val="both"/>
+        <w:jc w:val="center"/>
         <w:rPr>
           <w:rFonts w:ascii="Times New Roman" w:hAnsi="Times New Roman" w:cs="Times New Roman"/>
           <w:b/>
@@ -340,7 +340,7 @@
     </w:p>
     <w:p>
       <w:pPr>
-        <w:jc w:val="both"/>
+        <w:jc w:val="center"/>
         <w:rPr>
           <w:rFonts w:ascii="Times New Roman" w:hAnsi="Times New Roman" w:cs="Times New Roman"/>
         </w:rPr>
@@ -357,7 +357,7 @@
     </w:p>
     <w:p>
       <w:pPr>
-        <w:jc w:val="both"/>
+        <w:jc w:val="center"/>
         <w:rPr>
           <w:rFonts w:ascii="Times New Roman" w:hAnsi="Times New Roman" w:cs="Times New Roman"/>
           <w:b/>
@@ -395,7 +395,7 @@
     </w:p>
     <w:p>
       <w:pPr>
-        <w:jc w:val="both"/>
+        <w:jc w:val="center"/>
         <w:rPr>
           <w:rFonts w:ascii="Times New Roman" w:hAnsi="Times New Roman" w:cs="Times New Roman"/>
           <w:b/>
@@ -442,7 +442,7 @@
     </w:p>
     <w:p>
       <w:pPr>
-        <w:jc w:val="both"/>
+        <w:jc w:val="center"/>
         <w:rPr>
           <w:rFonts w:ascii="Times New Roman" w:hAnsi="Times New Roman" w:cs="Times New Roman"/>
           <w:b/>
@@ -464,7 +464,7 @@
     </w:p>
     <w:p>
       <w:pPr>
-        <w:jc w:val="both"/>
+        <w:jc w:val="center"/>
         <w:rPr>
           <w:rFonts w:ascii="Times New Roman" w:hAnsi="Times New Roman" w:cs="Times New Roman"/>
           <w:b/>
@@ -495,7 +495,7 @@
     </w:p>
     <w:p>
       <w:pPr>
-        <w:jc w:val="both"/>
+        <w:jc w:val="center"/>
         <w:rPr>
           <w:rFonts w:ascii="Times New Roman" w:hAnsi="Times New Roman" w:cs="Times New Roman"/>
         </w:rPr>
@@ -1140,45 +1140,39 @@
     </w:p>
     <w:p>
       <w:pPr>
-        <w:jc w:val="both"/>
-        <w:rPr>
-          <w:rFonts w:ascii="Times New Roman" w:hAnsi="Times New Roman" w:cs="Times New Roman"/>
-        </w:rPr>
-      </w:pPr>
-      <w:r>
-        <w:rPr>
-          <w:rFonts w:ascii="Times New Roman" w:hAnsi="Times New Roman" w:cs="Times New Roman"/>
-        </w:rPr>
-        <w:t xml:space="preserve">   </w:t>
-      </w:r>
-    </w:p>
-    <w:p>
-      <w:pPr>
-        <w:jc w:val="both"/>
-        <w:rPr>
-          <w:rFonts w:ascii="Times New Roman" w:hAnsi="Times New Roman" w:cs="Times New Roman"/>
-        </w:rPr>
-      </w:pPr>
-    </w:p>
-    <w:p>
-      <w:pPr>
-        <w:jc w:val="both"/>
-        <w:rPr>
-          <w:rFonts w:ascii="Times New Roman" w:hAnsi="Times New Roman" w:cs="Times New Roman"/>
-        </w:rPr>
-      </w:pPr>
-    </w:p>
-    <w:p>
-      <w:pPr>
-        <w:jc w:val="both"/>
-        <w:rPr>
-          <w:rFonts w:ascii="Times New Roman" w:hAnsi="Times New Roman" w:cs="Times New Roman"/>
-        </w:rPr>
-      </w:pPr>
-    </w:p>
-    <w:p>
-      <w:pPr>
-        <w:jc w:val="both"/>
+        <w:jc w:val="center"/>
+        <w:rPr>
+          <w:rFonts w:ascii="Times New Roman" w:hAnsi="Times New Roman" w:cs="Times New Roman"/>
+        </w:rPr>
+      </w:pPr>
+    </w:p>
+    <w:p>
+      <w:pPr>
+        <w:jc w:val="center"/>
+        <w:rPr>
+          <w:rFonts w:ascii="Times New Roman" w:hAnsi="Times New Roman" w:cs="Times New Roman"/>
+        </w:rPr>
+      </w:pPr>
+    </w:p>
+    <w:p>
+      <w:pPr>
+        <w:jc w:val="center"/>
+        <w:rPr>
+          <w:rFonts w:ascii="Times New Roman" w:hAnsi="Times New Roman" w:cs="Times New Roman"/>
+        </w:rPr>
+      </w:pPr>
+    </w:p>
+    <w:p>
+      <w:pPr>
+        <w:jc w:val="center"/>
+        <w:rPr>
+          <w:rFonts w:ascii="Times New Roman" w:hAnsi="Times New Roman" w:cs="Times New Roman"/>
+        </w:rPr>
+      </w:pPr>
+    </w:p>
+    <w:p>
+      <w:pPr>
+        <w:jc w:val="center"/>
         <w:rPr>
           <w:rFonts w:ascii="Times New Roman" w:hAnsi="Times New Roman" w:cs="Times New Roman"/>
           <w:sz w:val="28"/>
@@ -1188,7 +1182,7 @@
     </w:p>
     <w:p>
       <w:pPr>
-        <w:jc w:val="both"/>
+        <w:jc w:val="center"/>
         <w:rPr>
           <w:rFonts w:ascii="Times New Roman" w:hAnsi="Times New Roman" w:cs="Times New Roman"/>
           <w:sz w:val="28"/>
@@ -1201,7 +1195,7 @@
           <w:sz w:val="28"/>
           <w:szCs w:val="28"/>
         </w:rPr>
-        <w:t xml:space="preserve">Présenté par : </w:t>
+        <w:t>Présenté par :</w:t>
       </w:r>
     </w:p>
     <w:p>
@@ -1211,7 +1205,7 @@
           <w:ilvl w:val="0"/>
           <w:numId w:val="2"/>
         </w:numPr>
-        <w:jc w:val="both"/>
+        <w:jc w:val="center"/>
         <w:rPr>
           <w:rFonts w:ascii="Times New Roman" w:hAnsi="Times New Roman" w:cs="Times New Roman"/>
           <w:sz w:val="28"/>
@@ -1262,7 +1256,7 @@
         <w:tabs>
           <w:tab w:val="left" w:pos="0"/>
         </w:tabs>
-        <w:jc w:val="both"/>
+        <w:jc w:val="center"/>
         <w:rPr>
           <w:rFonts w:ascii="Times New Roman" w:hAnsi="Times New Roman" w:cs="Times New Roman"/>
           <w:sz w:val="28"/>
@@ -1273,7 +1267,7 @@
     </w:p>
     <w:p>
       <w:pPr>
-        <w:jc w:val="both"/>
+        <w:jc w:val="center"/>
         <w:rPr>
           <w:rFonts w:ascii="Times New Roman" w:hAnsi="Times New Roman" w:cs="Times New Roman"/>
           <w:lang w:val="en-US"/>
@@ -1282,7 +1276,7 @@
     </w:p>
     <w:p>
       <w:pPr>
-        <w:jc w:val="both"/>
+        <w:jc w:val="center"/>
         <w:rPr>
           <w:rFonts w:ascii="Times New Roman" w:hAnsi="Times New Roman" w:cs="Times New Roman"/>
           <w:lang w:val="en-US"/>
@@ -1291,7 +1285,7 @@
     </w:p>
     <w:p>
       <w:pPr>
-        <w:jc w:val="both"/>
+        <w:jc w:val="center"/>
         <w:rPr>
           <w:rFonts w:ascii="Times New Roman" w:hAnsi="Times New Roman" w:cs="Times New Roman"/>
           <w:lang w:val="en-US"/>
@@ -1300,7 +1294,7 @@
     </w:p>
     <w:p>
       <w:pPr>
-        <w:jc w:val="both"/>
+        <w:jc w:val="center"/>
         <w:rPr>
           <w:rFonts w:ascii="Times New Roman" w:hAnsi="Times New Roman" w:cs="Times New Roman"/>
           <w:sz w:val="28"/>
@@ -1329,7 +1323,7 @@
     </w:p>
     <w:p>
       <w:pPr>
-        <w:jc w:val="both"/>
+        <w:jc w:val="center"/>
         <w:rPr>
           <w:rFonts w:ascii="Times New Roman" w:hAnsi="Times New Roman" w:cs="Times New Roman"/>
           <w:sz w:val="28"/>
@@ -1347,7 +1341,7 @@
     </w:p>
     <w:p>
       <w:pPr>
-        <w:jc w:val="both"/>
+        <w:jc w:val="center"/>
         <w:rPr>
           <w:rFonts w:ascii="Times New Roman" w:hAnsi="Times New Roman" w:cs="Times New Roman"/>
           <w:sz w:val="28"/>
@@ -1357,7 +1351,7 @@
     </w:p>
     <w:p>
       <w:pPr>
-        <w:jc w:val="both"/>
+        <w:jc w:val="center"/>
         <w:rPr>
           <w:rFonts w:ascii="Times New Roman" w:hAnsi="Times New Roman" w:cs="Times New Roman"/>
           <w:sz w:val="24"/>
@@ -1399,17 +1393,17 @@
     </w:p>
     <w:p>
       <w:pPr>
-        <w:jc w:val="both"/>
-        <w:rPr>
-          <w:rFonts w:ascii="Times New Roman" w:hAnsi="Times New Roman" w:cs="Times New Roman"/>
-          <w:sz w:val="24"/>
-          <w:szCs w:val="24"/>
-        </w:rPr>
-      </w:pPr>
-    </w:p>
-    <w:p>
-      <w:pPr>
-        <w:jc w:val="both"/>
+        <w:jc w:val="center"/>
+        <w:rPr>
+          <w:rFonts w:ascii="Times New Roman" w:hAnsi="Times New Roman" w:cs="Times New Roman"/>
+          <w:sz w:val="24"/>
+          <w:szCs w:val="24"/>
+        </w:rPr>
+      </w:pPr>
+    </w:p>
+    <w:p>
+      <w:pPr>
+        <w:jc w:val="center"/>
         <w:rPr>
           <w:rFonts w:ascii="Times New Roman" w:hAnsi="Times New Roman" w:cs="Times New Roman"/>
         </w:rPr>
@@ -1427,7 +1421,6 @@
     <w:p>
       <w:pPr>
         <w:pStyle w:val="Titre1"/>
-        <w:jc w:val="both"/>
         <w:rPr>
           <w:rFonts w:cs="Times New Roman"/>
         </w:rPr>
@@ -1436,7 +1429,6 @@
     <w:p>
       <w:pPr>
         <w:pStyle w:val="Titre1"/>
-        <w:jc w:val="both"/>
         <w:rPr>
           <w:rFonts w:cs="Times New Roman"/>
         </w:rPr>
@@ -1452,7 +1444,7 @@
     </w:p>
     <w:p>
       <w:pPr>
-        <w:jc w:val="both"/>
+        <w:jc w:val="center"/>
         <w:rPr>
           <w:rFonts w:ascii="Times New Roman" w:hAnsi="Times New Roman" w:cs="Times New Roman"/>
           <w:b/>
@@ -1463,7 +1455,7 @@
     </w:p>
     <w:p>
       <w:pPr>
-        <w:jc w:val="both"/>
+        <w:jc w:val="center"/>
         <w:rPr>
           <w:rFonts w:ascii="Times New Roman" w:hAnsi="Times New Roman" w:cs="Times New Roman"/>
           <w:b/>
@@ -1474,7 +1466,7 @@
     </w:p>
     <w:p>
       <w:pPr>
-        <w:jc w:val="both"/>
+        <w:jc w:val="center"/>
         <w:rPr>
           <w:rFonts w:ascii="Times New Roman" w:hAnsi="Times New Roman" w:cs="Times New Roman"/>
           <w:b/>
@@ -1485,7 +1477,7 @@
     </w:p>
     <w:p>
       <w:pPr>
-        <w:jc w:val="both"/>
+        <w:jc w:val="center"/>
         <w:rPr>
           <w:rFonts w:ascii="Times New Roman" w:hAnsi="Times New Roman" w:cs="Times New Roman"/>
           <w:b/>
@@ -1497,7 +1489,7 @@
     </w:p>
     <w:p>
       <w:pPr>
-        <w:jc w:val="both"/>
+        <w:jc w:val="center"/>
         <w:rPr>
           <w:rFonts w:ascii="Times New Roman" w:hAnsi="Times New Roman" w:cs="Times New Roman"/>
           <w:b/>
@@ -1509,7 +1501,7 @@
     </w:p>
     <w:p>
       <w:pPr>
-        <w:jc w:val="both"/>
+        <w:jc w:val="center"/>
         <w:rPr>
           <w:rFonts w:ascii="Times New Roman" w:hAnsi="Times New Roman" w:cs="Times New Roman"/>
           <w:b/>
@@ -1521,7 +1513,7 @@
     </w:p>
     <w:p>
       <w:pPr>
-        <w:jc w:val="both"/>
+        <w:jc w:val="center"/>
         <w:rPr>
           <w:rFonts w:ascii="Times New Roman" w:hAnsi="Times New Roman" w:cs="Times New Roman"/>
           <w:b/>
@@ -1533,7 +1525,7 @@
     </w:p>
     <w:p>
       <w:pPr>
-        <w:jc w:val="both"/>
+        <w:jc w:val="center"/>
         <w:rPr>
           <w:rFonts w:ascii="Times New Roman" w:hAnsi="Times New Roman" w:cs="Times New Roman"/>
           <w:b/>
@@ -1545,7 +1537,7 @@
     </w:p>
     <w:p>
       <w:pPr>
-        <w:jc w:val="both"/>
+        <w:jc w:val="center"/>
         <w:rPr>
           <w:rFonts w:ascii="Times New Roman" w:hAnsi="Times New Roman" w:cs="Times New Roman"/>
           <w:b/>
@@ -1557,7 +1549,7 @@
     </w:p>
     <w:p>
       <w:pPr>
-        <w:jc w:val="both"/>
+        <w:jc w:val="center"/>
         <w:rPr>
           <w:rFonts w:ascii="Times New Roman" w:hAnsi="Times New Roman" w:cs="Times New Roman"/>
           <w:b/>
@@ -1569,7 +1561,7 @@
     </w:p>
     <w:p>
       <w:pPr>
-        <w:jc w:val="both"/>
+        <w:jc w:val="center"/>
         <w:rPr>
           <w:rFonts w:ascii="Times New Roman" w:hAnsi="Times New Roman" w:cs="Times New Roman"/>
           <w:b/>
@@ -1581,7 +1573,7 @@
     </w:p>
     <w:p>
       <w:pPr>
-        <w:jc w:val="both"/>
+        <w:jc w:val="center"/>
         <w:rPr>
           <w:rFonts w:ascii="Times New Roman" w:hAnsi="Times New Roman" w:cs="Times New Roman"/>
           <w:b/>
@@ -1593,7 +1585,7 @@
     </w:p>
     <w:p>
       <w:pPr>
-        <w:jc w:val="both"/>
+        <w:jc w:val="center"/>
         <w:rPr>
           <w:rFonts w:ascii="Times New Roman" w:hAnsi="Times New Roman" w:cs="Times New Roman"/>
           <w:b/>
@@ -1605,7 +1597,7 @@
     </w:p>
     <w:p>
       <w:pPr>
-        <w:jc w:val="both"/>
+        <w:jc w:val="center"/>
         <w:rPr>
           <w:rFonts w:ascii="Times New Roman" w:hAnsi="Times New Roman" w:cs="Times New Roman"/>
           <w:b/>
@@ -1617,7 +1609,7 @@
     </w:p>
     <w:p>
       <w:pPr>
-        <w:jc w:val="both"/>
+        <w:jc w:val="center"/>
         <w:rPr>
           <w:rFonts w:ascii="Times New Roman" w:hAnsi="Times New Roman" w:cs="Times New Roman"/>
           <w:sz w:val="21"/>
@@ -1627,7 +1619,7 @@
     </w:p>
     <w:p>
       <w:pPr>
-        <w:jc w:val="both"/>
+        <w:jc w:val="center"/>
         <w:rPr>
           <w:rFonts w:ascii="Times New Roman" w:hAnsi="Times New Roman" w:cs="Times New Roman"/>
           <w:sz w:val="21"/>
@@ -1638,7 +1630,6 @@
     <w:p>
       <w:pPr>
         <w:pStyle w:val="Titre1"/>
-        <w:jc w:val="both"/>
         <w:rPr>
           <w:rFonts w:cs="Times New Roman"/>
           <w:sz w:val="21"/>
@@ -1663,7 +1654,7 @@
     </w:p>
     <w:p>
       <w:pPr>
-        <w:jc w:val="both"/>
+        <w:jc w:val="center"/>
         <w:rPr>
           <w:rFonts w:ascii="Times New Roman" w:hAnsi="Times New Roman" w:cs="Times New Roman"/>
         </w:rPr>
@@ -1675,7 +1666,7 @@
         <w:tabs>
           <w:tab w:val="right" w:leader="dot" w:pos="9801"/>
         </w:tabs>
-        <w:jc w:val="both"/>
+        <w:jc w:val="center"/>
         <w:rPr>
           <w:rFonts w:eastAsiaTheme="minorEastAsia" w:cs="Times New Roman"/>
           <w:noProof/>
@@ -1777,7 +1768,7 @@
         <w:tabs>
           <w:tab w:val="right" w:leader="dot" w:pos="9801"/>
         </w:tabs>
-        <w:jc w:val="both"/>
+        <w:jc w:val="center"/>
         <w:rPr>
           <w:rFonts w:eastAsiaTheme="minorEastAsia" w:cs="Times New Roman"/>
           <w:noProof/>
@@ -1858,7 +1849,7 @@
         <w:tabs>
           <w:tab w:val="right" w:leader="dot" w:pos="9801"/>
         </w:tabs>
-        <w:jc w:val="both"/>
+        <w:jc w:val="center"/>
         <w:rPr>
           <w:rFonts w:eastAsiaTheme="minorEastAsia" w:cs="Times New Roman"/>
           <w:noProof/>
@@ -1939,7 +1930,7 @@
         <w:tabs>
           <w:tab w:val="right" w:leader="dot" w:pos="9801"/>
         </w:tabs>
-        <w:jc w:val="both"/>
+        <w:jc w:val="center"/>
         <w:rPr>
           <w:rFonts w:eastAsiaTheme="minorEastAsia" w:cs="Times New Roman"/>
           <w:noProof/>
@@ -2020,7 +2011,7 @@
         <w:tabs>
           <w:tab w:val="right" w:leader="dot" w:pos="9801"/>
         </w:tabs>
-        <w:jc w:val="both"/>
+        <w:jc w:val="center"/>
         <w:rPr>
           <w:rFonts w:eastAsiaTheme="minorEastAsia" w:cs="Times New Roman"/>
           <w:noProof/>
@@ -2101,7 +2092,7 @@
         <w:tabs>
           <w:tab w:val="right" w:leader="dot" w:pos="9801"/>
         </w:tabs>
-        <w:jc w:val="both"/>
+        <w:jc w:val="center"/>
         <w:rPr>
           <w:rFonts w:eastAsiaTheme="minorEastAsia" w:cs="Times New Roman"/>
           <w:noProof/>
@@ -2182,7 +2173,7 @@
         <w:tabs>
           <w:tab w:val="right" w:leader="dot" w:pos="9801"/>
         </w:tabs>
-        <w:jc w:val="both"/>
+        <w:jc w:val="center"/>
         <w:rPr>
           <w:rFonts w:eastAsiaTheme="minorEastAsia" w:cs="Times New Roman"/>
           <w:noProof/>
@@ -2263,7 +2254,7 @@
         <w:tabs>
           <w:tab w:val="right" w:leader="dot" w:pos="9801"/>
         </w:tabs>
-        <w:jc w:val="both"/>
+        <w:jc w:val="center"/>
         <w:rPr>
           <w:rFonts w:eastAsiaTheme="minorEastAsia" w:cs="Times New Roman"/>
           <w:noProof/>
@@ -2341,7 +2332,6 @@
     <w:p>
       <w:pPr>
         <w:pStyle w:val="TM2"/>
-        <w:jc w:val="both"/>
         <w:rPr>
           <w:rFonts w:eastAsiaTheme="minorEastAsia"/>
           <w:b w:val="0"/>
@@ -2436,7 +2426,7 @@
           <w:tab w:val="left" w:pos="1200"/>
           <w:tab w:val="right" w:leader="dot" w:pos="9801"/>
         </w:tabs>
-        <w:jc w:val="both"/>
+        <w:jc w:val="center"/>
         <w:rPr>
           <w:rFonts w:eastAsiaTheme="minorEastAsia" w:cs="Times New Roman"/>
           <w:noProof/>
@@ -2538,7 +2528,7 @@
           <w:tab w:val="left" w:pos="1200"/>
           <w:tab w:val="right" w:leader="dot" w:pos="9801"/>
         </w:tabs>
-        <w:jc w:val="both"/>
+        <w:jc w:val="center"/>
         <w:rPr>
           <w:rFonts w:eastAsiaTheme="minorEastAsia" w:cs="Times New Roman"/>
           <w:noProof/>
@@ -2640,7 +2630,7 @@
           <w:tab w:val="left" w:pos="1200"/>
           <w:tab w:val="right" w:leader="dot" w:pos="9801"/>
         </w:tabs>
-        <w:jc w:val="both"/>
+        <w:jc w:val="center"/>
         <w:rPr>
           <w:rFonts w:eastAsiaTheme="minorEastAsia" w:cs="Times New Roman"/>
           <w:noProof/>
@@ -2742,7 +2732,7 @@
           <w:tab w:val="left" w:pos="1200"/>
           <w:tab w:val="right" w:leader="dot" w:pos="9801"/>
         </w:tabs>
-        <w:jc w:val="both"/>
+        <w:jc w:val="center"/>
         <w:rPr>
           <w:rFonts w:eastAsiaTheme="minorEastAsia" w:cs="Times New Roman"/>
           <w:noProof/>
@@ -2844,7 +2834,7 @@
           <w:tab w:val="left" w:pos="1200"/>
           <w:tab w:val="right" w:leader="dot" w:pos="9801"/>
         </w:tabs>
-        <w:jc w:val="both"/>
+        <w:jc w:val="center"/>
         <w:rPr>
           <w:rFonts w:eastAsiaTheme="minorEastAsia" w:cs="Times New Roman"/>
           <w:noProof/>
@@ -2946,7 +2936,7 @@
           <w:tab w:val="left" w:pos="1200"/>
           <w:tab w:val="right" w:leader="dot" w:pos="9801"/>
         </w:tabs>
-        <w:jc w:val="both"/>
+        <w:jc w:val="center"/>
         <w:rPr>
           <w:rFonts w:eastAsiaTheme="minorEastAsia" w:cs="Times New Roman"/>
           <w:noProof/>
@@ -3048,7 +3038,7 @@
           <w:tab w:val="left" w:pos="1200"/>
           <w:tab w:val="right" w:leader="dot" w:pos="9801"/>
         </w:tabs>
-        <w:jc w:val="both"/>
+        <w:jc w:val="center"/>
         <w:rPr>
           <w:rFonts w:eastAsiaTheme="minorEastAsia" w:cs="Times New Roman"/>
           <w:noProof/>
@@ -3150,7 +3140,7 @@
           <w:tab w:val="left" w:pos="1200"/>
           <w:tab w:val="right" w:leader="dot" w:pos="9801"/>
         </w:tabs>
-        <w:jc w:val="both"/>
+        <w:jc w:val="center"/>
         <w:rPr>
           <w:rFonts w:eastAsiaTheme="minorEastAsia" w:cs="Times New Roman"/>
           <w:noProof/>
@@ -3248,7 +3238,6 @@
     <w:p>
       <w:pPr>
         <w:pStyle w:val="TM2"/>
-        <w:jc w:val="both"/>
         <w:rPr>
           <w:rFonts w:eastAsiaTheme="minorEastAsia"/>
           <w:b w:val="0"/>
@@ -3339,7 +3328,6 @@
     <w:p>
       <w:pPr>
         <w:pStyle w:val="TM2"/>
-        <w:jc w:val="both"/>
         <w:rPr>
           <w:rFonts w:eastAsiaTheme="minorEastAsia"/>
           <w:b w:val="0"/>
@@ -3434,7 +3422,7 @@
           <w:tab w:val="left" w:pos="1200"/>
           <w:tab w:val="right" w:leader="dot" w:pos="9801"/>
         </w:tabs>
-        <w:jc w:val="both"/>
+        <w:jc w:val="center"/>
         <w:rPr>
           <w:rFonts w:eastAsiaTheme="minorEastAsia" w:cs="Times New Roman"/>
           <w:noProof/>
@@ -3536,7 +3524,7 @@
           <w:tab w:val="left" w:pos="1200"/>
           <w:tab w:val="right" w:leader="dot" w:pos="9801"/>
         </w:tabs>
-        <w:jc w:val="both"/>
+        <w:jc w:val="center"/>
         <w:rPr>
           <w:rFonts w:eastAsiaTheme="minorEastAsia" w:cs="Times New Roman"/>
           <w:noProof/>
@@ -3638,7 +3626,7 @@
           <w:tab w:val="left" w:pos="1200"/>
           <w:tab w:val="right" w:leader="dot" w:pos="9801"/>
         </w:tabs>
-        <w:jc w:val="both"/>
+        <w:jc w:val="center"/>
         <w:rPr>
           <w:rFonts w:eastAsiaTheme="minorEastAsia" w:cs="Times New Roman"/>
           <w:noProof/>
@@ -3740,7 +3728,7 @@
           <w:tab w:val="left" w:pos="1200"/>
           <w:tab w:val="right" w:leader="dot" w:pos="9801"/>
         </w:tabs>
-        <w:jc w:val="both"/>
+        <w:jc w:val="center"/>
         <w:rPr>
           <w:rFonts w:eastAsiaTheme="minorEastAsia" w:cs="Times New Roman"/>
           <w:noProof/>
@@ -3842,7 +3830,7 @@
           <w:tab w:val="left" w:pos="1200"/>
           <w:tab w:val="right" w:leader="dot" w:pos="9801"/>
         </w:tabs>
-        <w:jc w:val="both"/>
+        <w:jc w:val="center"/>
         <w:rPr>
           <w:rFonts w:eastAsiaTheme="minorEastAsia" w:cs="Times New Roman"/>
           <w:noProof/>
@@ -3943,7 +3931,7 @@
         <w:tabs>
           <w:tab w:val="right" w:leader="dot" w:pos="9801"/>
         </w:tabs>
-        <w:jc w:val="both"/>
+        <w:jc w:val="center"/>
         <w:rPr>
           <w:rFonts w:eastAsiaTheme="minorEastAsia" w:cs="Times New Roman"/>
           <w:noProof/>
@@ -4021,7 +4009,6 @@
     <w:p>
       <w:pPr>
         <w:pStyle w:val="TM2"/>
-        <w:jc w:val="both"/>
         <w:rPr>
           <w:rFonts w:eastAsiaTheme="minorEastAsia"/>
           <w:b w:val="0"/>
@@ -4116,7 +4103,7 @@
           <w:tab w:val="left" w:pos="1200"/>
           <w:tab w:val="right" w:leader="dot" w:pos="9801"/>
         </w:tabs>
-        <w:jc w:val="both"/>
+        <w:jc w:val="center"/>
         <w:rPr>
           <w:rFonts w:eastAsiaTheme="minorEastAsia" w:cs="Times New Roman"/>
           <w:noProof/>
@@ -4218,7 +4205,7 @@
           <w:tab w:val="left" w:pos="1200"/>
           <w:tab w:val="right" w:leader="dot" w:pos="9801"/>
         </w:tabs>
-        <w:jc w:val="both"/>
+        <w:jc w:val="center"/>
         <w:rPr>
           <w:rFonts w:eastAsiaTheme="minorEastAsia" w:cs="Times New Roman"/>
           <w:noProof/>
@@ -4320,7 +4307,7 @@
           <w:tab w:val="left" w:pos="1200"/>
           <w:tab w:val="right" w:leader="dot" w:pos="9801"/>
         </w:tabs>
-        <w:jc w:val="both"/>
+        <w:jc w:val="center"/>
         <w:rPr>
           <w:rFonts w:eastAsiaTheme="minorEastAsia" w:cs="Times New Roman"/>
           <w:noProof/>
@@ -4418,7 +4405,6 @@
     <w:p>
       <w:pPr>
         <w:pStyle w:val="TM2"/>
-        <w:jc w:val="both"/>
         <w:rPr>
           <w:rFonts w:eastAsiaTheme="minorEastAsia"/>
           <w:b w:val="0"/>
@@ -4513,7 +4499,7 @@
           <w:tab w:val="left" w:pos="1200"/>
           <w:tab w:val="right" w:leader="dot" w:pos="9801"/>
         </w:tabs>
-        <w:jc w:val="both"/>
+        <w:jc w:val="center"/>
         <w:rPr>
           <w:rFonts w:eastAsiaTheme="minorEastAsia" w:cs="Times New Roman"/>
           <w:noProof/>
@@ -4615,7 +4601,7 @@
           <w:tab w:val="left" w:pos="1200"/>
           <w:tab w:val="right" w:leader="dot" w:pos="9801"/>
         </w:tabs>
-        <w:jc w:val="both"/>
+        <w:jc w:val="center"/>
         <w:rPr>
           <w:rFonts w:eastAsiaTheme="minorEastAsia" w:cs="Times New Roman"/>
           <w:noProof/>
@@ -4718,7 +4704,7 @@
           <w:tab w:val="left" w:pos="1200"/>
           <w:tab w:val="right" w:leader="dot" w:pos="9801"/>
         </w:tabs>
-        <w:jc w:val="both"/>
+        <w:jc w:val="center"/>
         <w:rPr>
           <w:rFonts w:eastAsiaTheme="minorEastAsia" w:cs="Times New Roman"/>
           <w:noProof/>
@@ -4821,7 +4807,7 @@
           <w:tab w:val="left" w:pos="1200"/>
           <w:tab w:val="right" w:leader="dot" w:pos="9801"/>
         </w:tabs>
-        <w:jc w:val="both"/>
+        <w:jc w:val="center"/>
         <w:rPr>
           <w:rFonts w:eastAsiaTheme="minorEastAsia" w:cs="Times New Roman"/>
           <w:noProof/>
@@ -4924,7 +4910,7 @@
           <w:tab w:val="left" w:pos="1200"/>
           <w:tab w:val="right" w:leader="dot" w:pos="9801"/>
         </w:tabs>
-        <w:jc w:val="both"/>
+        <w:jc w:val="center"/>
         <w:rPr>
           <w:rFonts w:eastAsiaTheme="minorEastAsia" w:cs="Times New Roman"/>
           <w:noProof/>
@@ -5025,7 +5011,7 @@
         <w:tabs>
           <w:tab w:val="right" w:leader="dot" w:pos="9801"/>
         </w:tabs>
-        <w:jc w:val="both"/>
+        <w:jc w:val="center"/>
         <w:rPr>
           <w:rFonts w:eastAsiaTheme="minorEastAsia" w:cs="Times New Roman"/>
           <w:noProof/>
@@ -5103,7 +5089,6 @@
     <w:p>
       <w:pPr>
         <w:pStyle w:val="TM2"/>
-        <w:jc w:val="both"/>
         <w:rPr>
           <w:rFonts w:eastAsiaTheme="minorEastAsia"/>
           <w:b w:val="0"/>
@@ -5198,7 +5183,7 @@
           <w:tab w:val="left" w:pos="1200"/>
           <w:tab w:val="right" w:leader="dot" w:pos="9801"/>
         </w:tabs>
-        <w:jc w:val="both"/>
+        <w:jc w:val="center"/>
         <w:rPr>
           <w:rFonts w:eastAsiaTheme="minorEastAsia" w:cs="Times New Roman"/>
           <w:noProof/>
@@ -5300,7 +5285,7 @@
           <w:tab w:val="left" w:pos="1200"/>
           <w:tab w:val="right" w:leader="dot" w:pos="9801"/>
         </w:tabs>
-        <w:jc w:val="both"/>
+        <w:jc w:val="center"/>
         <w:rPr>
           <w:rFonts w:eastAsiaTheme="minorEastAsia" w:cs="Times New Roman"/>
           <w:noProof/>
@@ -5398,7 +5383,6 @@
     <w:p>
       <w:pPr>
         <w:pStyle w:val="TM2"/>
-        <w:jc w:val="both"/>
         <w:rPr>
           <w:rFonts w:eastAsiaTheme="minorEastAsia"/>
           <w:b w:val="0"/>
@@ -5494,7 +5478,7 @@
           <w:tab w:val="left" w:pos="1200"/>
           <w:tab w:val="right" w:leader="dot" w:pos="9801"/>
         </w:tabs>
-        <w:jc w:val="both"/>
+        <w:jc w:val="center"/>
         <w:rPr>
           <w:rFonts w:eastAsiaTheme="minorEastAsia" w:cs="Times New Roman"/>
           <w:noProof/>
@@ -5597,7 +5581,7 @@
           <w:tab w:val="left" w:pos="1200"/>
           <w:tab w:val="right" w:leader="dot" w:pos="9801"/>
         </w:tabs>
-        <w:jc w:val="both"/>
+        <w:jc w:val="center"/>
         <w:rPr>
           <w:rFonts w:eastAsiaTheme="minorEastAsia" w:cs="Times New Roman"/>
           <w:noProof/>
@@ -5700,7 +5684,7 @@
           <w:tab w:val="left" w:pos="1200"/>
           <w:tab w:val="right" w:leader="dot" w:pos="9801"/>
         </w:tabs>
-        <w:jc w:val="both"/>
+        <w:jc w:val="center"/>
         <w:rPr>
           <w:rFonts w:eastAsiaTheme="minorEastAsia" w:cs="Times New Roman"/>
           <w:noProof/>
@@ -5802,7 +5786,7 @@
         <w:tabs>
           <w:tab w:val="right" w:leader="dot" w:pos="9801"/>
         </w:tabs>
-        <w:jc w:val="both"/>
+        <w:jc w:val="center"/>
         <w:rPr>
           <w:rFonts w:eastAsiaTheme="minorEastAsia" w:cs="Times New Roman"/>
           <w:noProof/>
@@ -5883,7 +5867,7 @@
         <w:tabs>
           <w:tab w:val="right" w:leader="dot" w:pos="9801"/>
         </w:tabs>
-        <w:jc w:val="both"/>
+        <w:jc w:val="center"/>
         <w:rPr>
           <w:rFonts w:eastAsiaTheme="minorEastAsia" w:cs="Times New Roman"/>
           <w:noProof/>
@@ -5964,7 +5948,7 @@
         <w:tabs>
           <w:tab w:val="right" w:leader="dot" w:pos="9801"/>
         </w:tabs>
-        <w:jc w:val="both"/>
+        <w:jc w:val="center"/>
         <w:rPr>
           <w:rFonts w:eastAsiaTheme="minorEastAsia" w:cs="Times New Roman"/>
           <w:noProof/>
@@ -6045,7 +6029,7 @@
         <w:tabs>
           <w:tab w:val="right" w:leader="dot" w:pos="9801"/>
         </w:tabs>
-        <w:jc w:val="both"/>
+        <w:jc w:val="center"/>
         <w:rPr>
           <w:rFonts w:eastAsiaTheme="minorEastAsia" w:cs="Times New Roman"/>
           <w:noProof/>
@@ -6126,7 +6110,7 @@
         <w:tabs>
           <w:tab w:val="right" w:leader="dot" w:pos="9801"/>
         </w:tabs>
-        <w:jc w:val="both"/>
+        <w:jc w:val="center"/>
         <w:rPr>
           <w:rFonts w:eastAsiaTheme="minorEastAsia" w:cs="Times New Roman"/>
           <w:noProof/>
@@ -6207,7 +6191,7 @@
         <w:tabs>
           <w:tab w:val="right" w:leader="dot" w:pos="9801"/>
         </w:tabs>
-        <w:jc w:val="both"/>
+        <w:jc w:val="center"/>
         <w:rPr>
           <w:rFonts w:eastAsiaTheme="minorEastAsia" w:cs="Times New Roman"/>
           <w:noProof/>
@@ -6288,7 +6272,7 @@
         <w:tabs>
           <w:tab w:val="right" w:leader="dot" w:pos="9801"/>
         </w:tabs>
-        <w:jc w:val="both"/>
+        <w:jc w:val="center"/>
         <w:rPr>
           <w:rFonts w:eastAsiaTheme="minorEastAsia" w:cs="Times New Roman"/>
           <w:noProof/>
@@ -6369,7 +6353,7 @@
         <w:tabs>
           <w:tab w:val="right" w:leader="dot" w:pos="9801"/>
         </w:tabs>
-        <w:jc w:val="both"/>
+        <w:jc w:val="center"/>
         <w:rPr>
           <w:rFonts w:eastAsiaTheme="minorEastAsia" w:cs="Times New Roman"/>
           <w:noProof/>
@@ -6446,7 +6430,7 @@
     </w:p>
     <w:p>
       <w:pPr>
-        <w:jc w:val="both"/>
+        <w:jc w:val="center"/>
         <w:rPr>
           <w:rFonts w:ascii="Times New Roman" w:hAnsi="Times New Roman" w:cs="Times New Roman"/>
         </w:rPr>
@@ -6461,7 +6445,7 @@
     </w:p>
     <w:p>
       <w:pPr>
-        <w:jc w:val="both"/>
+        <w:jc w:val="center"/>
         <w:rPr>
           <w:rFonts w:ascii="Times New Roman" w:hAnsi="Times New Roman" w:cs="Times New Roman"/>
           <w:b/>
@@ -6472,7 +6456,7 @@
     </w:p>
     <w:p>
       <w:pPr>
-        <w:jc w:val="both"/>
+        <w:jc w:val="center"/>
         <w:rPr>
           <w:rFonts w:ascii="Times New Roman" w:hAnsi="Times New Roman" w:cs="Times New Roman"/>
           <w:b/>
@@ -6483,7 +6467,7 @@
     </w:p>
     <w:p>
       <w:pPr>
-        <w:jc w:val="both"/>
+        <w:jc w:val="center"/>
         <w:rPr>
           <w:rFonts w:ascii="Times New Roman" w:hAnsi="Times New Roman" w:cs="Times New Roman"/>
           <w:b/>
@@ -6495,7 +6479,6 @@
     <w:p>
       <w:pPr>
         <w:pStyle w:val="Titre1"/>
-        <w:jc w:val="both"/>
         <w:rPr>
           <w:rFonts w:cs="Times New Roman"/>
           <w:sz w:val="21"/>
@@ -6711,7 +6694,7 @@
     </w:p>
     <w:p>
       <w:pPr>
-        <w:jc w:val="both"/>
+        <w:jc w:val="center"/>
         <w:rPr>
           <w:rFonts w:ascii="Times New Roman" w:hAnsi="Times New Roman" w:cs="Times New Roman"/>
           <w:sz w:val="21"/>
@@ -6720,7 +6703,7 @@
     </w:p>
     <w:p>
       <w:pPr>
-        <w:jc w:val="both"/>
+        <w:jc w:val="center"/>
         <w:rPr>
           <w:rFonts w:ascii="Times New Roman" w:hAnsi="Times New Roman" w:cs="Times New Roman"/>
           <w:sz w:val="21"/>
@@ -6729,7 +6712,7 @@
     </w:p>
     <w:p>
       <w:pPr>
-        <w:jc w:val="both"/>
+        <w:jc w:val="center"/>
         <w:rPr>
           <w:rFonts w:ascii="Times New Roman" w:hAnsi="Times New Roman" w:cs="Times New Roman"/>
           <w:sz w:val="21"/>
@@ -6738,7 +6721,7 @@
     </w:p>
     <w:p>
       <w:pPr>
-        <w:jc w:val="both"/>
+        <w:jc w:val="center"/>
         <w:rPr>
           <w:rFonts w:ascii="Times New Roman" w:hAnsi="Times New Roman" w:cs="Times New Roman"/>
           <w:b/>
@@ -6749,7 +6732,6 @@
     <w:p>
       <w:pPr>
         <w:pStyle w:val="Titre1"/>
-        <w:jc w:val="both"/>
         <w:rPr>
           <w:rFonts w:cs="Times New Roman"/>
           <w:sz w:val="21"/>
@@ -6767,7 +6749,7 @@
     </w:p>
     <w:p>
       <w:pPr>
-        <w:jc w:val="both"/>
+        <w:jc w:val="center"/>
         <w:rPr>
           <w:rFonts w:ascii="Times New Roman" w:hAnsi="Times New Roman" w:cs="Times New Roman"/>
           <w:b/>
@@ -6778,7 +6760,6 @@
     <w:p>
       <w:pPr>
         <w:pStyle w:val="Titre1"/>
-        <w:jc w:val="both"/>
         <w:rPr>
           <w:rFonts w:cs="Times New Roman"/>
           <w:sz w:val="21"/>
@@ -6796,7 +6777,7 @@
     </w:p>
     <w:p>
       <w:pPr>
-        <w:jc w:val="both"/>
+        <w:jc w:val="center"/>
         <w:rPr>
           <w:rFonts w:ascii="Times New Roman" w:hAnsi="Times New Roman" w:cs="Times New Roman"/>
           <w:sz w:val="21"/>
@@ -6806,7 +6787,6 @@
     <w:p>
       <w:pPr>
         <w:pStyle w:val="Titre1"/>
-        <w:jc w:val="both"/>
         <w:rPr>
           <w:rFonts w:cs="Times New Roman"/>
           <w:sz w:val="21"/>
@@ -6824,7 +6804,7 @@
     </w:p>
     <w:p>
       <w:pPr>
-        <w:jc w:val="both"/>
+        <w:jc w:val="center"/>
         <w:rPr>
           <w:rFonts w:ascii="Times New Roman" w:hAnsi="Times New Roman" w:cs="Times New Roman"/>
           <w:b/>
@@ -6835,7 +6815,7 @@
     </w:p>
     <w:p>
       <w:pPr>
-        <w:jc w:val="both"/>
+        <w:jc w:val="center"/>
         <w:rPr>
           <w:rFonts w:ascii="Times New Roman" w:hAnsi="Times New Roman" w:cs="Times New Roman"/>
           <w:b/>
@@ -6846,7 +6826,7 @@
     </w:p>
     <w:p>
       <w:pPr>
-        <w:jc w:val="both"/>
+        <w:jc w:val="center"/>
         <w:rPr>
           <w:rFonts w:ascii="Times New Roman" w:hAnsi="Times New Roman" w:cs="Times New Roman"/>
           <w:b/>
@@ -6857,7 +6837,7 @@
     </w:p>
     <w:p>
       <w:pPr>
-        <w:jc w:val="both"/>
+        <w:jc w:val="center"/>
         <w:rPr>
           <w:rFonts w:ascii="Times New Roman" w:hAnsi="Times New Roman" w:cs="Times New Roman"/>
         </w:rPr>
@@ -6874,7 +6854,7 @@
     <w:p>
       <w:pPr>
         <w:spacing w:after="0" w:line="240" w:lineRule="auto"/>
-        <w:jc w:val="both"/>
+        <w:jc w:val="center"/>
         <w:rPr>
           <w:rFonts w:ascii="Times New Roman" w:hAnsi="Times New Roman" w:cs="Times New Roman"/>
           <w:b/>
@@ -6895,7 +6875,6 @@
     <w:p>
       <w:pPr>
         <w:pStyle w:val="Titre1"/>
-        <w:jc w:val="both"/>
         <w:rPr>
           <w:rFonts w:cs="Times New Roman"/>
         </w:rPr>
@@ -7135,7 +7114,7 @@
     </w:p>
     <w:p>
       <w:pPr>
-        <w:jc w:val="both"/>
+        <w:jc w:val="center"/>
         <w:rPr>
           <w:rFonts w:ascii="Times New Roman" w:hAnsi="Times New Roman" w:cs="Times New Roman"/>
         </w:rPr>
@@ -7157,7 +7136,6 @@
     <w:p>
       <w:pPr>
         <w:pStyle w:val="Titre1"/>
-        <w:jc w:val="both"/>
         <w:rPr>
           <w:rFonts w:cs="Times New Roman"/>
         </w:rPr>
@@ -7193,7 +7171,6 @@
     <w:p>
       <w:pPr>
         <w:pStyle w:val="Titre2"/>
-        <w:jc w:val="both"/>
         <w:rPr>
           <w:rFonts w:cs="Times New Roman"/>
         </w:rPr>
@@ -7238,7 +7215,7 @@
         <w:rPr>
           <w:rFonts w:ascii="Times New Roman" w:hAnsi="Times New Roman" w:cs="Times New Roman"/>
         </w:rPr>
-        <w:t xml:space="preserve">L’École Nationale d’Informatique (ENI) est reconnue comme un établissement de référence à Madagascar dans le domaine de la formation en informatique. </w:t>
+        <w:t>L’École Nationale d’Informatique (ENI) est reconnue comme un établissement de référence à Madagascar dans le domaine de la formation en informatique.</w:t>
       </w:r>
     </w:p>
     <w:p>
@@ -7264,12 +7241,6 @@
       <w:bookmarkEnd w:id="23"/>
       <w:bookmarkEnd w:id="24"/>
       <w:bookmarkEnd w:id="25"/>
-      <w:r>
-        <w:rPr>
-          <w:rFonts w:cs="Times New Roman"/>
-        </w:rPr>
-        <w:t xml:space="preserve"> </w:t>
-      </w:r>
     </w:p>
     <w:p>
       <w:pPr>
@@ -7391,7 +7362,7 @@
         <w:rPr>
           <w:color w:val="auto"/>
         </w:rPr>
-        <w:t xml:space="preserve">L’ENI se positionne sur l’échiquier socio-éducatif malgache comme étant le plus puissant secteur de diffusion et de vulgarisation des connaissances et des technologies informatiques. </w:t>
+        <w:t>L’ENI se positionne sur l’échiquier socio-éducatif malgache comme étant le plus puissant secteur de diffusion et de vulgarisation des connaissances et des technologies informatiques.</w:t>
       </w:r>
     </w:p>
     <w:p>
@@ -7408,7 +7379,7 @@
         <w:rPr>
           <w:color w:val="auto"/>
         </w:rPr>
-        <w:t xml:space="preserve">Cette Ecole Supérieure peut être considérée aujourd’hui comme la vitrine et la pépinière des élites informaticiennes du pays. </w:t>
+        <w:t>Cette Ecole Supérieure peut être considérée aujourd’hui comme la vitrine et la pépinière des élites informaticiennes du pays.</w:t>
       </w:r>
     </w:p>
     <w:p>
@@ -7443,7 +7414,7 @@
         <w:rPr>
           <w:color w:val="auto"/>
         </w:rPr>
-        <w:t xml:space="preserve">L’ENI a pour conséquent pour mission de former des spécialistes informaticiens compétents et opérationnels de différents niveaux notamment : </w:t>
+        <w:t>L’ENI a pour conséquent pour mission de former des spécialistes informaticiens compétents et opérationnels de différents niveaux notamment :</w:t>
       </w:r>
     </w:p>
     <w:p>
@@ -7468,7 +7439,7 @@
           <w:sz w:val="24"/>
           <w:szCs w:val="24"/>
         </w:rPr>
-        <w:t xml:space="preserve">En fournissant à des étudiants des connaissances de base en informatique ; </w:t>
+        <w:t>En fournissant à des étudiants des connaissances de base en informatique ;</w:t>
       </w:r>
     </w:p>
     <w:p>
@@ -7519,7 +7490,7 @@
           <w:szCs w:val="24"/>
         </w:rPr>
         <w:lastRenderedPageBreak/>
-        <w:t xml:space="preserve">En initiant les étudiants aux activités de recherche dans les différents domaines des Technologies de l’Information et de la Communication (TIC) ; </w:t>
+        <w:t>En initiant les étudiants aux activités de recherche dans les différents domaines des Technologies de l’Information et de la Communication (TIC) ;</w:t>
       </w:r>
     </w:p>
     <w:p>
@@ -7536,7 +7507,7 @@
         <w:rPr>
           <w:color w:val="auto"/>
         </w:rPr>
-        <w:t xml:space="preserve">La filière de formation d’Analystes Programmeurs a été mise en place à l’Ecole en 1983, et a été gelée par la suite en 1996, tandis que la filière de formation d’ingénieurs a été ouverte à l’Ecole en 1986. </w:t>
+        <w:t>La filière de formation d’Analystes Programmeurs a été mise en place à l’Ecole en 1983, et a été gelée par la suite en 1996, tandis que la filière de formation d’ingénieurs a été ouverte à l’Ecole en 1986.</w:t>
       </w:r>
     </w:p>
     <w:p>
@@ -7553,7 +7524,7 @@
         <w:rPr>
           <w:color w:val="auto"/>
         </w:rPr>
-        <w:t xml:space="preserve">Une formation de troisième cycle a été ouverte à l’Ecole a été ouverte à l’Ecole depuis l’année 2003 – 2004 grâce à la coopération académique et scientifique entre l’Université de Fianarantsoa pour le compte de l’ENI et l’Université Paul Sabatier de Toulouse (UPST). </w:t>
+        <w:t>Une formation de troisième cycle a été ouverte à l’Ecole a été ouverte à l’Ecole depuis l’année 2003 – 2004 grâce à la coopération académique et scientifique entre l’Université de Fianarantsoa pour le compte de l’ENI et l’Université Paul Sabatier de Toulouse (UPST).</w:t>
       </w:r>
     </w:p>
     <w:p>
@@ -7570,7 +7541,7 @@
         <w:rPr>
           <w:color w:val="auto"/>
         </w:rPr>
-        <w:t xml:space="preserve">Cette filière avait pour objectif de former certains étudiants à la recherche dans les différents domaines de l’Informatique, et notamment pour préparer la relève des Enseignants-Chercheurs qui étaient en poste. </w:t>
+        <w:t>Cette filière avait pour objectif de former certains étudiants à la recherche dans les différents domaines de l’Informatique, et notamment pour préparer la relève des Enseignants-Chercheurs qui étaient en poste.</w:t>
       </w:r>
     </w:p>
     <w:p>
@@ -7623,7 +7594,7 @@
           <w:sz w:val="24"/>
           <w:szCs w:val="24"/>
         </w:rPr>
-        <w:t xml:space="preserve">Génie Logiciel et base de Données. </w:t>
+        <w:t>Génie Logiciel et base de Données.</w:t>
       </w:r>
     </w:p>
     <w:p>
@@ -7651,7 +7622,7 @@
           <w:sz w:val="24"/>
           <w:szCs w:val="24"/>
         </w:rPr>
-        <w:t xml:space="preserve">Administration des Système et réseaux. </w:t>
+        <w:t>Administration des Système et réseaux.</w:t>
       </w:r>
     </w:p>
     <w:p>
@@ -7668,7 +7639,7 @@
         <w:rPr>
           <w:color w:val="auto"/>
         </w:rPr>
-        <w:t xml:space="preserve">La mise en place à l’Ecole de ces deux options de formation devait répondre au besoin de basculement vers le système Licence – Master – Doctorat (LMD). </w:t>
+        <w:t>La mise en place à l’Ecole de ces deux options de formation devait répondre au besoin de basculement vers le système Licence – Master – Doctorat (LMD).</w:t>
       </w:r>
     </w:p>
     <w:p>
@@ -7695,7 +7666,7 @@
           <w:rFonts w:ascii="Times New Roman" w:hAnsi="Times New Roman" w:cs="Times New Roman"/>
           <w:szCs w:val="24"/>
         </w:rPr>
-        <w:t xml:space="preserve">. </w:t>
+        <w:t>.</w:t>
       </w:r>
     </w:p>
     <w:p>
@@ -7772,7 +7743,7 @@
           <w:sz w:val="24"/>
           <w:szCs w:val="24"/>
         </w:rPr>
-        <w:t xml:space="preserve">Objets connectés et Cybersécurité (OCC). </w:t>
+        <w:t>Objets connectés et Cybersécurité (OCC).</w:t>
       </w:r>
     </w:p>
     <w:p>
@@ -7986,7 +7957,7 @@
         <w:rPr>
           <w:color w:val="auto"/>
         </w:rPr>
-        <w:t xml:space="preserve">L’organigramme de l’Ecole est inspiré des dispositions du décret N° 83-185 du 24 Mai 1983. L’ENI est administrée par un Conseil d’Ecole, et dirigée par un directeur nommé par un décret adopté en Conseil des Ministres. Le Collège des enseignants regroupant tous les enseignants-chercheurs permanents de l’Ecole est chargé de résoudre les problèmes liés à l’organisation pédagogique des enseignements. Le Conseil Scientifique propose les orientations pédagogiques et scientifiques de l’établissement, en tenant compte notamment de l’évolution du marché de travail et de l’adéquation des formations dispensées par rapport aux besoins des entreprises. </w:t>
+        <w:t>L’organigramme de l’Ecole est inspiré des dispositions du décret N° 83-185 du 24 Mai 1983. L’ENI est administrée par un Conseil d’Ecole, et dirigée par un directeur nommé par un décret adopté en Conseil des Ministres. Le Collège des enseignants regroupant tous les enseignants-chercheurs permanents de l’Ecole est chargé de résoudre les problèmes liés à l’organisation pédagogique des enseignements. Le Conseil Scientifique propose les orientations pédagogiques et scientifiques de l’établissement, en tenant compte notamment de l’évolution du marché de travail et de l’adéquation des formations dispensées par rapport aux besoins des entreprises.</w:t>
       </w:r>
     </w:p>
     <w:p>
@@ -8171,12 +8142,6 @@
       <w:bookmarkEnd w:id="45"/>
       <w:bookmarkEnd w:id="46"/>
       <w:bookmarkEnd w:id="47"/>
-      <w:r>
-        <w:rPr>
-          <w:rFonts w:cs="Times New Roman"/>
-        </w:rPr>
-        <w:t xml:space="preserve"> </w:t>
-      </w:r>
     </w:p>
     <w:p>
       <w:pPr>
@@ -8196,7 +8161,7 @@
           <w:rFonts w:ascii="Times New Roman" w:hAnsi="Times New Roman" w:cs="Times New Roman"/>
           <w:szCs w:val="24"/>
         </w:rPr>
-        <w:t xml:space="preserve">Les activités de formation et de recherche organisées à l’ENI portent sur les domaines suivants : </w:t>
+        <w:t>Les activités de formation et de recherche organisées à l’ENI portent sur les domaines suivants :</w:t>
       </w:r>
     </w:p>
     <w:p>
@@ -8224,7 +8189,7 @@
           <w:sz w:val="24"/>
           <w:szCs w:val="24"/>
         </w:rPr>
-        <w:t xml:space="preserve">Génie logiciel et Base de Données ; </w:t>
+        <w:t>Génie logiciel et Base de Données ;</w:t>
       </w:r>
     </w:p>
     <w:p>
@@ -8252,7 +8217,7 @@
           <w:sz w:val="24"/>
           <w:szCs w:val="24"/>
         </w:rPr>
-        <w:t xml:space="preserve">Administration des Systèmes et Réseaux ; </w:t>
+        <w:t>Administration des Systèmes et Réseaux ;</w:t>
       </w:r>
     </w:p>
     <w:p>
@@ -8373,7 +8338,7 @@
           <w:rFonts w:ascii="Times New Roman" w:hAnsi="Times New Roman" w:cs="Times New Roman"/>
           <w:szCs w:val="24"/>
         </w:rPr>
-        <w:t xml:space="preserve">  Le tableau 1 décrit l’organisation du système de formation pédagogique de l’Ecole.</w:t>
+        <w:t>Le tableau 1 décrit l’organisation du système de formation pédagogique de l’Ecole.</w:t>
       </w:r>
     </w:p>
     <w:p>
@@ -8973,13 +8938,6 @@
           <w:rFonts w:cs="Times New Roman"/>
         </w:rPr>
       </w:pPr>
-      <w:r>
-        <w:rPr>
-          <w:rFonts w:cs="Times New Roman"/>
-        </w:rPr>
-        <w:lastRenderedPageBreak/>
-        <w:t xml:space="preserve"> </w:t>
-      </w:r>
       <w:bookmarkStart w:id="49" w:name="_Toc118439288"/>
       <w:bookmarkStart w:id="50" w:name="_Toc117684570"/>
       <w:bookmarkStart w:id="51" w:name="_Toc118439192"/>
@@ -8991,6 +8949,7 @@
         <w:rPr>
           <w:rFonts w:cs="Times New Roman"/>
         </w:rPr>
+        <w:lastRenderedPageBreak/>
         <w:t>Architecture des formations pédagogiques</w:t>
       </w:r>
       <w:bookmarkEnd w:id="49"/>
@@ -9303,7 +9262,7 @@
               <w:rPr>
                 <w:color w:val="auto"/>
               </w:rPr>
-              <w:t xml:space="preserve">  Informatique Générale (IG)</w:t>
+              <w:t>Informatique Générale (IG)</w:t>
             </w:r>
           </w:p>
         </w:tc>
@@ -9696,7 +9655,7 @@
         <w:rPr>
           <w:color w:val="auto"/>
         </w:rPr>
-        <w:t xml:space="preserve">La licence peut avoir une vocation générale ou professionnelle. Le master peut avoir une vocation professionnelle ou de recherche. L’accès en première année de MASTER se fait automatiquement pour les étudiants de l’Ecole qui ont obtenu le diplôme de Licence Professionnelle. </w:t>
+        <w:t>La licence peut avoir une vocation générale ou professionnelle. Le master peut avoir une vocation professionnelle ou de recherche. L’accès en première année de MASTER se fait automatiquement pour les étudiants de l’Ecole qui ont obtenu le diplôme de Licence Professionnelle.</w:t>
       </w:r>
     </w:p>
     <w:p>
@@ -10831,7 +10790,7 @@
         <w:rPr>
           <w:color w:val="auto"/>
         </w:rPr>
-        <w:t xml:space="preserve">Le Master Recherche permet à son titulaire de poursuivre directement des études en doctorat et de s’inscrire directement dans une Ecole Doctorale. </w:t>
+        <w:t>Le Master Recherche permet à son titulaire de poursuivre directement des études en doctorat et de s’inscrire directement dans une Ecole Doctorale.</w:t>
       </w:r>
     </w:p>
     <w:p>
@@ -10894,7 +10853,7 @@
         <w:rPr>
           <w:color w:val="auto"/>
         </w:rPr>
-        <w:t xml:space="preserve">Les stages effectués chaque année par les étudiants mettent l’Ecole en rapport permanent avec plus de 400 entreprises et organismes publics, semi-publics et privés, nationaux et internationaux. L’Ecole dispose ainsi d’un réseau d’entreprises, de sociétés et d’organismes publics et privés qui sont des partenaires par l’accueil en stage de ses étudiants, et éventuellement pour le recrutement après l’obtention des diplômes par ces derniers. Les compétences que l’Ecole cherche à développer chez ses étudiants sont l’adaptabilité, le sens de la responsabilité, du travail en équipe, le goût de l’expérimentation et l’innovation. </w:t>
+        <w:t>Les stages effectués chaque année par les étudiants mettent l’Ecole en rapport permanent avec plus de 400 entreprises et organismes publics, semi-publics et privés, nationaux et internationaux. L’Ecole dispose ainsi d’un réseau d’entreprises, de sociétés et d’organismes publics et privés qui sont des partenaires par l’accueil en stage de ses étudiants, et éventuellement pour le recrutement après l’obtention des diplômes par ces derniers. Les compétences que l’Ecole cherche à développer chez ses étudiants sont l’adaptabilité, le sens de la responsabilité, du travail en équipe, le goût de l’expérimentation et l’innovation.</w:t>
       </w:r>
     </w:p>
     <w:p>
@@ -10912,7 +10871,7 @@
           <w:rFonts w:ascii="Times New Roman" w:hAnsi="Times New Roman" w:cs="Times New Roman"/>
           <w:szCs w:val="24"/>
         </w:rPr>
-        <w:t xml:space="preserve">En effet, la vocation de l’ENI est de former des licenciés et des ingénieurs de niveau MASTER avec des qualités scientifiques, techniques et humaines reconnues, capables d’évoluer professionnellement dans des secteurs d’activité variés intégrant l’informatique. Les stages en milieu professionnel permettent de favoriser une meilleure adéquation entre les formations à l’Ecole et les besoins évolutifs du marché de l’emploi.  </w:t>
+        <w:t>En effet, la vocation de l’ENI est de former des licenciés et des ingénieurs de niveau MASTER avec des qualités scientifiques, techniques et humaines reconnues, capables d’évoluer professionnellement dans des secteurs d’activité variés intégrant l’informatique. Les stages en milieu professionnel permettent de favoriser une meilleure adéquation entre les formations à l’Ecole et les besoins évolutifs du marché de l’emploi.</w:t>
       </w:r>
     </w:p>
     <w:p>
@@ -11028,7 +10987,7 @@
         <w:rPr>
           <w:color w:val="auto"/>
         </w:rPr>
-        <w:t xml:space="preserve"> Consulting … </w:t>
+        <w:t xml:space="preserve"> Consulting …</w:t>
       </w:r>
     </w:p>
     <w:p>
@@ -11058,12 +11017,6 @@
       <w:bookmarkEnd w:id="70"/>
       <w:bookmarkEnd w:id="71"/>
       <w:bookmarkEnd w:id="72"/>
-      <w:r>
-        <w:rPr>
-          <w:rFonts w:cs="Times New Roman"/>
-        </w:rPr>
-        <w:t xml:space="preserve"> </w:t>
-      </w:r>
     </w:p>
     <w:p>
       <w:pPr>
@@ -11079,7 +11032,7 @@
         <w:rPr>
           <w:color w:val="auto"/>
         </w:rPr>
-        <w:t xml:space="preserve">Les formations proposées par l’Ecole permettent aux diplômés d’être immédiatement opérationnels sur le marché du travail avec la connaissance d’un métier complet lié à l’informatique aux TIC. </w:t>
+        <w:t>Les formations proposées par l’Ecole permettent aux diplômés d’être immédiatement opérationnels sur le marché du travail avec la connaissance d’un métier complet lié à l’informatique aux TIC.</w:t>
       </w:r>
     </w:p>
     <w:p>
@@ -11096,7 +11049,7 @@
         <w:rPr>
           <w:color w:val="auto"/>
         </w:rPr>
-        <w:t xml:space="preserve">L’Ecole apporte à ses étudiants un savoir-faire et un savoir-être qui les accompagnent tout au long de leur vie professionnelle. Elle a une vocation professionnalisante. Les diplômés en LICENCE et en MASTER issus de l’ENI peuvent faire carrière dans différents secteurs. </w:t>
+        <w:t>L’Ecole apporte à ses étudiants un savoir-faire et un savoir-être qui les accompagnent tout au long de leur vie professionnelle. Elle a une vocation professionnalisante. Les diplômés en LICENCE et en MASTER issus de l’ENI peuvent faire carrière dans différents secteurs.</w:t>
       </w:r>
     </w:p>
     <w:p>
@@ -11113,7 +11066,7 @@
         <w:rPr>
           <w:color w:val="auto"/>
         </w:rPr>
-        <w:t xml:space="preserve">L’Ecole bénéficie aujourd’hui de 40 années d’expériences pédagogiques et de reconnaissance auprès des sociétés, des entreprises et des organismes. C’est une Ecole Supérieure de référence en matière informatique. </w:t>
+        <w:t>L’Ecole bénéficie aujourd’hui de 40 années d’expériences pédagogiques et de reconnaissance auprès des sociétés, des entreprises et des organismes. C’est une Ecole Supérieure de référence en matière informatique.</w:t>
       </w:r>
     </w:p>
     <w:p>
@@ -11131,7 +11084,7 @@
           <w:rFonts w:ascii="Times New Roman" w:hAnsi="Times New Roman" w:cs="Times New Roman"/>
           <w:szCs w:val="24"/>
         </w:rPr>
-        <w:t xml:space="preserve">D’une manière générale, les diplômés de l’ENI n’éprouvent pas de difficultés particulières à être recrutés au terme de leurs études. Cependant, l’ENI recommande à ses diplômés de promouvoir l’entrepreneuriat en TIC et de créer des cybercafés, des SSII ou des bureaux d’études. </w:t>
+        <w:t>D’une manière générale, les diplômés de l’ENI n’éprouvent pas de difficultés particulières à être recrutés au terme de leurs études. Cependant, l’ENI recommande à ses diplômés de promouvoir l’entrepreneuriat en TIC et de créer des cybercafés, des SSII ou des bureaux d’études.</w:t>
       </w:r>
     </w:p>
     <w:p>
@@ -11509,6 +11462,7 @@
                 <w:rFonts w:ascii="Times New Roman" w:hAnsi="Times New Roman" w:cs="Times New Roman"/>
                 <w:szCs w:val="24"/>
               </w:rPr>
+              <w:lastRenderedPageBreak/>
               <w:t>INTELLIGENCE</w:t>
             </w:r>
           </w:p>
@@ -12047,12 +12001,6 @@
         <w:t>utilisateur</w:t>
       </w:r>
       <w:bookmarkEnd w:id="84"/>
-      <w:r>
-        <w:rPr>
-          <w:rFonts w:cs="Times New Roman"/>
-        </w:rPr>
-        <w:t xml:space="preserve"> </w:t>
-      </w:r>
     </w:p>
     <w:p>
       <w:pPr>
@@ -12107,7 +12055,23 @@
           <w:sz w:val="24"/>
           <w:szCs w:val="24"/>
         </w:rPr>
-        <w:t xml:space="preserve">, </w:t>
+        <w:t>,</w:t>
+      </w:r>
+      <w:r>
+        <w:rPr>
+          <w:rFonts w:ascii="Times New Roman" w:hAnsi="Times New Roman" w:cs="Times New Roman"/>
+          <w:sz w:val="24"/>
+          <w:szCs w:val="24"/>
+        </w:rPr>
+        <w:t xml:space="preserve"> ou</w:t>
+      </w:r>
+      <w:r>
+        <w:rPr>
+          <w:rFonts w:ascii="Times New Roman" w:hAnsi="Times New Roman" w:cs="Times New Roman"/>
+          <w:sz w:val="24"/>
+          <w:szCs w:val="24"/>
+        </w:rPr>
+        <w:t xml:space="preserve"> </w:t>
       </w:r>
       <w:r>
         <w:rPr>
@@ -12123,18 +12087,8 @@
           <w:sz w:val="24"/>
           <w:szCs w:val="24"/>
         </w:rPr>
-        <w:t>, ou besoin spécifique</w:t>
-      </w:r>
-      <w:proofErr w:type="gramStart"/>
-      <w:r>
-        <w:rPr>
-          <w:rFonts w:ascii="Times New Roman" w:hAnsi="Times New Roman" w:cs="Times New Roman"/>
-          <w:sz w:val="24"/>
-          <w:szCs w:val="24"/>
-        </w:rPr>
-        <w:t>)..</w:t>
-      </w:r>
-      <w:proofErr w:type="gramEnd"/>
+        <w:t>).</w:t>
+      </w:r>
     </w:p>
     <w:p>
       <w:pPr>
@@ -12167,15 +12121,7 @@
           <w:sz w:val="24"/>
           <w:szCs w:val="24"/>
         </w:rPr>
-        <w:t>Permettre au client de</w:t>
-      </w:r>
-      <w:r>
-        <w:rPr>
-          <w:rFonts w:ascii="Times New Roman" w:hAnsi="Times New Roman" w:cs="Times New Roman"/>
-          <w:sz w:val="24"/>
-          <w:szCs w:val="24"/>
-        </w:rPr>
-        <w:t xml:space="preserve"> gérer son panier de manière intuitive</w:t>
+        <w:t>Permettre au client de gérer son panier de manière intuitive</w:t>
       </w:r>
       <w:r>
         <w:rPr>
@@ -12213,31 +12159,7 @@
           <w:sz w:val="24"/>
           <w:szCs w:val="24"/>
         </w:rPr>
-        <w:t>P</w:t>
-      </w:r>
-      <w:r>
-        <w:rPr>
-          <w:rFonts w:ascii="Times New Roman" w:hAnsi="Times New Roman" w:cs="Times New Roman"/>
-          <w:sz w:val="24"/>
-          <w:szCs w:val="24"/>
-        </w:rPr>
-        <w:t>ermett</w:t>
-      </w:r>
-      <w:r>
-        <w:rPr>
-          <w:rFonts w:ascii="Times New Roman" w:hAnsi="Times New Roman" w:cs="Times New Roman"/>
-          <w:sz w:val="24"/>
-          <w:szCs w:val="24"/>
-        </w:rPr>
-        <w:t>re</w:t>
-      </w:r>
-      <w:r>
-        <w:rPr>
-          <w:rFonts w:ascii="Times New Roman" w:hAnsi="Times New Roman" w:cs="Times New Roman"/>
-          <w:sz w:val="24"/>
-          <w:szCs w:val="24"/>
-        </w:rPr>
-        <w:t xml:space="preserve"> à l'utilisateur authentifié (connecté à son compte) de visualiser la liste complète de ses commandes passées, y compris les détails comme la date, le statut (livrée, annulée, retournée), les produits achetés, et le montant total.</w:t>
+        <w:t>Permettre à l'utilisateur authentifié (connecté à son compte) de visualiser la liste complète de ses commandes passées, y compris les détails comme la date, le statut (livrée, annulée, retournée), les produits achetés, et le montant total.</w:t>
       </w:r>
     </w:p>
     <w:p>
@@ -12259,7 +12181,7 @@
           <w:sz w:val="24"/>
           <w:szCs w:val="24"/>
         </w:rPr>
-        <w:t>Permettre au gestionnaire de créer</w:t>
+        <w:t>Permettre au gestionnaire de créer des nouvelles fiches</w:t>
       </w:r>
       <w:r>
         <w:rPr>
@@ -12275,47 +12197,7 @@
           <w:sz w:val="24"/>
           <w:szCs w:val="24"/>
         </w:rPr>
-        <w:t>s</w:t>
-      </w:r>
-      <w:r>
-        <w:rPr>
-          <w:rFonts w:ascii="Times New Roman" w:hAnsi="Times New Roman" w:cs="Times New Roman"/>
-          <w:sz w:val="24"/>
-          <w:szCs w:val="24"/>
-        </w:rPr>
-        <w:t xml:space="preserve"> nouvelles fiches</w:t>
-      </w:r>
-      <w:r>
-        <w:rPr>
-          <w:rFonts w:ascii="Times New Roman" w:hAnsi="Times New Roman" w:cs="Times New Roman"/>
-          <w:sz w:val="24"/>
-          <w:szCs w:val="24"/>
-        </w:rPr>
-        <w:t xml:space="preserve"> de</w:t>
-      </w:r>
-      <w:r>
-        <w:rPr>
-          <w:rFonts w:ascii="Times New Roman" w:hAnsi="Times New Roman" w:cs="Times New Roman"/>
-          <w:sz w:val="24"/>
-          <w:szCs w:val="24"/>
-        </w:rPr>
-        <w:t xml:space="preserve"> produits, </w:t>
-      </w:r>
-      <w:r>
-        <w:rPr>
-          <w:rFonts w:ascii="Times New Roman" w:hAnsi="Times New Roman" w:cs="Times New Roman"/>
-          <w:sz w:val="24"/>
-          <w:szCs w:val="24"/>
-        </w:rPr>
-        <w:t xml:space="preserve">de modifier </w:t>
-      </w:r>
-      <w:r>
-        <w:rPr>
-          <w:rFonts w:ascii="Times New Roman" w:hAnsi="Times New Roman" w:cs="Times New Roman"/>
-          <w:sz w:val="24"/>
-          <w:szCs w:val="24"/>
-        </w:rPr>
-        <w:t>des prix, des descriptions, des images, l'association à des catégories existantes ou la création de nouvelles catégories.</w:t>
+        <w:t xml:space="preserve"> produits, de modifier des prix, des descriptions, des images, l'association à des catégories existantes ou la création de nouvelles catégories.</w:t>
       </w:r>
     </w:p>
     <w:p>
@@ -12337,23 +12219,7 @@
           <w:sz w:val="24"/>
           <w:szCs w:val="24"/>
         </w:rPr>
-        <w:t xml:space="preserve">Avoir </w:t>
-      </w:r>
-      <w:r>
-        <w:rPr>
-          <w:rFonts w:ascii="Times New Roman" w:hAnsi="Times New Roman" w:cs="Times New Roman"/>
-          <w:sz w:val="24"/>
-          <w:szCs w:val="24"/>
-        </w:rPr>
-        <w:t>d'un tableau de bord dans le Back-Office qui affiche clairement toutes les commandes d'être passées et qui sont en attente de traitement</w:t>
-      </w:r>
-      <w:r>
-        <w:rPr>
-          <w:rFonts w:ascii="Times New Roman" w:hAnsi="Times New Roman" w:cs="Times New Roman"/>
-          <w:sz w:val="24"/>
-          <w:szCs w:val="24"/>
-        </w:rPr>
-        <w:t>.</w:t>
+        <w:t>Avoir d'un tableau de bord dans le Back-Office qui affiche clairement toutes les commandes d'être passées et qui sont en attente de traitement.</w:t>
       </w:r>
     </w:p>
     <w:p>
@@ -12375,15 +12241,7 @@
           <w:sz w:val="24"/>
           <w:szCs w:val="24"/>
         </w:rPr>
-        <w:t>Permettre aussi au gestionnaire de</w:t>
-      </w:r>
-      <w:r>
-        <w:rPr>
-          <w:rFonts w:ascii="Times New Roman" w:hAnsi="Times New Roman" w:cs="Times New Roman"/>
-          <w:sz w:val="24"/>
-          <w:szCs w:val="24"/>
-        </w:rPr>
-        <w:t xml:space="preserve"> confirmer la disponibilité des produits (Validation), préparer le colis (Préparation), et imprimer un document officiel (Bon de Livraison ou </w:t>
+        <w:t xml:space="preserve">Permettre aussi au gestionnaire de confirmer la disponibilité des produits (Validation), préparer le colis (Préparation), et imprimer un document officiel (Bon de Livraison ou </w:t>
       </w:r>
       <w:r>
         <w:rPr>
@@ -12392,23 +12250,7 @@
           <w:szCs w:val="24"/>
         </w:rPr>
         <w:lastRenderedPageBreak/>
-        <w:t>Facture) à joindre à l'envoi.</w:t>
-      </w:r>
-      <w:r>
-        <w:rPr>
-          <w:rFonts w:ascii="Times New Roman" w:hAnsi="Times New Roman" w:cs="Times New Roman"/>
-          <w:sz w:val="24"/>
-          <w:szCs w:val="24"/>
-        </w:rPr>
-        <w:t xml:space="preserve"> </w:t>
-      </w:r>
-      <w:r>
-        <w:rPr>
-          <w:rFonts w:ascii="Times New Roman" w:hAnsi="Times New Roman" w:cs="Times New Roman"/>
-          <w:sz w:val="24"/>
-          <w:szCs w:val="24"/>
-        </w:rPr>
-        <w:t>Chaque étape doit être enregistrée dans le système pour assurer une traçabilité parfaite du stock et de l'envoi.</w:t>
+        <w:t>Facture) à joindre à l'envoi. Chaque étape doit être enregistrée dans le système pour assurer une traçabilité parfaite du stock et de l'envoi.</w:t>
       </w:r>
     </w:p>
     <w:p>
@@ -12426,12 +12268,6 @@
           <w:rFonts w:cs="Times New Roman"/>
         </w:rPr>
       </w:pPr>
-      <w:r>
-        <w:rPr>
-          <w:rFonts w:cs="Times New Roman"/>
-        </w:rPr>
-        <w:t xml:space="preserve"> </w:t>
-      </w:r>
       <w:bookmarkStart w:id="85" w:name="_Toc213137467"/>
       <w:r>
         <w:rPr>
@@ -12575,13 +12411,19 @@
         <w:rPr>
           <w:rFonts w:ascii="Times New Roman" w:hAnsi="Times New Roman" w:cs="Times New Roman"/>
         </w:rPr>
-        <w:t>Encadreur Professionnel</w:t>
-      </w:r>
-      <w:r>
-        <w:rPr>
-          <w:rFonts w:ascii="Times New Roman" w:hAnsi="Times New Roman" w:cs="Times New Roman"/>
-        </w:rPr>
-        <w:t xml:space="preserve"> : </w:t>
+        <w:t xml:space="preserve">Deux </w:t>
+      </w:r>
+      <w:r>
+        <w:rPr>
+          <w:rFonts w:ascii="Times New Roman" w:hAnsi="Times New Roman" w:cs="Times New Roman"/>
+        </w:rPr>
+        <w:t>Encadreur</w:t>
+      </w:r>
+      <w:r>
+        <w:rPr>
+          <w:rFonts w:ascii="Times New Roman" w:hAnsi="Times New Roman" w:cs="Times New Roman"/>
+        </w:rPr>
+        <w:t>s :</w:t>
       </w:r>
       <w:r>
         <w:rPr>
@@ -12593,16 +12435,12 @@
         <w:rPr>
           <w:rFonts w:ascii="Times New Roman" w:hAnsi="Times New Roman" w:cs="Times New Roman"/>
         </w:rPr>
-        <w:t>Fournit l'expertise métier (e-commerce, digital) et valide les choix techniques et fonctionnels</w:t>
+        <w:t xml:space="preserve"> Fournit l'expertise métier (e-commerce, digital) et valide les choix techniques et fonctionnels</w:t>
       </w:r>
     </w:p>
     <w:p>
       <w:pPr>
         <w:pStyle w:val="Paragraphedeliste"/>
-        <w:numPr>
-          <w:ilvl w:val="0"/>
-          <w:numId w:val="33"/>
-        </w:numPr>
         <w:jc w:val="both"/>
         <w:rPr>
           <w:rFonts w:ascii="Times New Roman" w:hAnsi="Times New Roman" w:cs="Times New Roman"/>
@@ -12719,7 +12557,6 @@
         </w:rPr>
         <w:t>Serveur de Développement Local : Utilisation d'un environnement local (</w:t>
       </w:r>
-      <w:proofErr w:type="gramStart"/>
       <w:r>
         <w:rPr>
           <w:rFonts w:ascii="Times New Roman" w:hAnsi="Times New Roman" w:cs="Times New Roman"/>
@@ -12736,9 +12573,8 @@
           <w:sz w:val="24"/>
           <w:szCs w:val="24"/>
         </w:rPr>
-        <w:t>x:</w:t>
-      </w:r>
-      <w:proofErr w:type="gramEnd"/>
+        <w:t>x :</w:t>
+      </w:r>
       <w:r>
         <w:rPr>
           <w:rFonts w:ascii="Times New Roman" w:hAnsi="Times New Roman" w:cs="Times New Roman"/>
@@ -12746,7 +12582,61 @@
           <w:sz w:val="24"/>
           <w:szCs w:val="24"/>
         </w:rPr>
-        <w:t xml:space="preserve"> XAMPP, WAMP, ou Docker) pour simuler le serveur web et la base de données pendant la phase de codage.</w:t>
+        <w:t xml:space="preserve"> </w:t>
+      </w:r>
+      <w:r>
+        <w:rPr>
+          <w:rFonts w:ascii="Times New Roman" w:hAnsi="Times New Roman" w:cs="Times New Roman"/>
+          <w:bCs/>
+          <w:sz w:val="24"/>
+          <w:szCs w:val="24"/>
+        </w:rPr>
+        <w:t>W</w:t>
+      </w:r>
+      <w:r>
+        <w:rPr>
+          <w:rFonts w:ascii="Times New Roman" w:hAnsi="Times New Roman" w:cs="Times New Roman"/>
+          <w:bCs/>
+          <w:sz w:val="24"/>
+          <w:szCs w:val="24"/>
+        </w:rPr>
+        <w:t xml:space="preserve">AMP, </w:t>
+      </w:r>
+      <w:r>
+        <w:rPr>
+          <w:rFonts w:ascii="Times New Roman" w:hAnsi="Times New Roman" w:cs="Times New Roman"/>
+          <w:bCs/>
+          <w:sz w:val="24"/>
+          <w:szCs w:val="24"/>
+        </w:rPr>
+        <w:t>X</w:t>
+      </w:r>
+      <w:r>
+        <w:rPr>
+          <w:rFonts w:ascii="Times New Roman" w:hAnsi="Times New Roman" w:cs="Times New Roman"/>
+          <w:bCs/>
+          <w:sz w:val="24"/>
+          <w:szCs w:val="24"/>
+        </w:rPr>
+        <w:t>AMP</w:t>
+      </w:r>
+      <w:r>
+        <w:rPr>
+          <w:rFonts w:ascii="Times New Roman" w:hAnsi="Times New Roman" w:cs="Times New Roman"/>
+          <w:bCs/>
+          <w:sz w:val="24"/>
+          <w:szCs w:val="24"/>
+        </w:rPr>
+        <w:t>P</w:t>
+      </w:r>
+      <w:r>
+        <w:rPr>
+          <w:rFonts w:ascii="Times New Roman" w:hAnsi="Times New Roman" w:cs="Times New Roman"/>
+          <w:bCs/>
+          <w:sz w:val="24"/>
+          <w:szCs w:val="24"/>
+        </w:rPr>
+        <w:t>) pour simuler le serveur web et la base de données pendant la phase de codage.</w:t>
       </w:r>
     </w:p>
     <w:p>
@@ -12893,31 +12783,7 @@
           <w:b/>
           <w:bCs/>
         </w:rPr>
-        <w:t>Conception</w:t>
-      </w:r>
-      <w:r>
-        <w:rPr>
-          <w:rFonts w:ascii="Times New Roman" w:hAnsi="Times New Roman" w:cs="Times New Roman"/>
-          <w:b/>
-          <w:bCs/>
-        </w:rPr>
-        <w:t xml:space="preserve"> et </w:t>
-      </w:r>
-      <w:r>
-        <w:rPr>
-          <w:rFonts w:ascii="Times New Roman" w:hAnsi="Times New Roman" w:cs="Times New Roman"/>
-          <w:b/>
-          <w:bCs/>
-        </w:rPr>
-        <w:t>Modélisation</w:t>
-      </w:r>
-      <w:r>
-        <w:rPr>
-          <w:rFonts w:ascii="Times New Roman" w:hAnsi="Times New Roman" w:cs="Times New Roman"/>
-          <w:b/>
-          <w:bCs/>
-        </w:rPr>
-        <w:t> :</w:t>
+        <w:t>Conception et Modélisation :</w:t>
       </w:r>
       <w:r>
         <w:rPr>
@@ -12929,7 +12795,19 @@
         <w:rPr>
           <w:rFonts w:ascii="Times New Roman" w:hAnsi="Times New Roman" w:cs="Times New Roman"/>
         </w:rPr>
-        <w:t>Pour l'analyse fonctionnelle, la création du MCD, du MCT, et des diagrammes de cas d'utilisation</w:t>
+        <w:t>Win ’design</w:t>
+      </w:r>
+      <w:r>
+        <w:rPr>
+          <w:rFonts w:ascii="Times New Roman" w:hAnsi="Times New Roman" w:cs="Times New Roman"/>
+        </w:rPr>
+        <w:t>, utilisé p</w:t>
+      </w:r>
+      <w:r>
+        <w:rPr>
+          <w:rFonts w:ascii="Times New Roman" w:hAnsi="Times New Roman" w:cs="Times New Roman"/>
+        </w:rPr>
+        <w:t>our l'analyse fonctionnelle, la création du MCD, du MCT, et des diagrammes de cas d'utilisation</w:t>
       </w:r>
       <w:r>
         <w:rPr>
@@ -12948,18 +12826,6 @@
           <w:rFonts w:ascii="Times New Roman" w:hAnsi="Times New Roman" w:cs="Times New Roman"/>
         </w:rPr>
         <w:t>éthode MERISE</w:t>
-      </w:r>
-      <w:r>
-        <w:rPr>
-          <w:rFonts w:ascii="Times New Roman" w:hAnsi="Times New Roman" w:cs="Times New Roman"/>
-        </w:rPr>
-        <w:t xml:space="preserve"> via </w:t>
-      </w:r>
-      <w:r>
-        <w:rPr>
-          <w:rFonts w:ascii="Times New Roman" w:hAnsi="Times New Roman" w:cs="Times New Roman"/>
-        </w:rPr>
-        <w:t>Win ’design.</w:t>
       </w:r>
     </w:p>
     <w:p>
@@ -12980,7 +12846,7 @@
           <w:b/>
           <w:bCs/>
         </w:rPr>
-        <w:t>Environnement de Développement</w:t>
+        <w:t>Environnement de Développement :</w:t>
       </w:r>
       <w:r>
         <w:rPr>
@@ -12988,19 +12854,25 @@
           <w:b/>
           <w:bCs/>
         </w:rPr>
-        <w:t> :</w:t>
-      </w:r>
-      <w:r>
-        <w:rPr>
-          <w:rFonts w:ascii="Times New Roman" w:hAnsi="Times New Roman" w:cs="Times New Roman"/>
-        </w:rPr>
         <w:t xml:space="preserve"> </w:t>
       </w:r>
       <w:r>
         <w:rPr>
           <w:rFonts w:ascii="Times New Roman" w:hAnsi="Times New Roman" w:cs="Times New Roman"/>
         </w:rPr>
-        <w:t>Éditeurs de code avancés</w:t>
+        <w:t>Visual Studio Code</w:t>
+      </w:r>
+      <w:r>
+        <w:rPr>
+          <w:rFonts w:ascii="Times New Roman" w:hAnsi="Times New Roman" w:cs="Times New Roman"/>
+        </w:rPr>
+        <w:t>, c’est un é</w:t>
+      </w:r>
+      <w:r>
+        <w:rPr>
+          <w:rFonts w:ascii="Times New Roman" w:hAnsi="Times New Roman" w:cs="Times New Roman"/>
+        </w:rPr>
+        <w:t>diteur de code avancé</w:t>
       </w:r>
       <w:r>
         <w:rPr>
@@ -13012,7 +12884,13 @@
         <w:rPr>
           <w:rFonts w:ascii="Times New Roman" w:hAnsi="Times New Roman" w:cs="Times New Roman"/>
         </w:rPr>
-        <w:t>développement, notamment Visual Studio Code</w:t>
+        <w:t>développement</w:t>
+      </w:r>
+      <w:r>
+        <w:rPr>
+          <w:rFonts w:ascii="Times New Roman" w:hAnsi="Times New Roman" w:cs="Times New Roman"/>
+        </w:rPr>
+        <w:t>.</w:t>
       </w:r>
     </w:p>
     <w:p>
@@ -13033,7 +12911,7 @@
           <w:b/>
           <w:bCs/>
         </w:rPr>
-        <w:t>Langages de Programmation</w:t>
+        <w:t>Langages de Programmation :</w:t>
       </w:r>
       <w:r>
         <w:rPr>
@@ -13041,129 +12919,153 @@
           <w:b/>
           <w:bCs/>
         </w:rPr>
-        <w:t> :</w:t>
-      </w:r>
-      <w:r>
-        <w:rPr>
-          <w:rFonts w:ascii="Times New Roman" w:hAnsi="Times New Roman" w:cs="Times New Roman"/>
-        </w:rPr>
         <w:t xml:space="preserve"> </w:t>
       </w:r>
       <w:r>
         <w:rPr>
           <w:rFonts w:ascii="Times New Roman" w:hAnsi="Times New Roman" w:cs="Times New Roman"/>
         </w:rPr>
+        <w:t>PHP</w:t>
+      </w:r>
+      <w:r>
+        <w:rPr>
+          <w:rFonts w:ascii="Times New Roman" w:hAnsi="Times New Roman" w:cs="Times New Roman"/>
+        </w:rPr>
+        <w:t xml:space="preserve"> avec F</w:t>
+      </w:r>
+      <w:r>
+        <w:rPr>
+          <w:rFonts w:ascii="Times New Roman" w:hAnsi="Times New Roman" w:cs="Times New Roman"/>
+        </w:rPr>
+        <w:t>ramework</w:t>
+      </w:r>
+      <w:r>
+        <w:rPr>
+          <w:rFonts w:ascii="Times New Roman" w:hAnsi="Times New Roman" w:cs="Times New Roman"/>
+        </w:rPr>
+        <w:t xml:space="preserve"> Symfony</w:t>
+      </w:r>
+      <w:r>
+        <w:rPr>
+          <w:rFonts w:ascii="Times New Roman" w:hAnsi="Times New Roman" w:cs="Times New Roman"/>
+        </w:rPr>
+        <w:t xml:space="preserve">, </w:t>
+      </w:r>
+      <w:r>
+        <w:rPr>
+          <w:rFonts w:ascii="Times New Roman" w:hAnsi="Times New Roman" w:cs="Times New Roman"/>
+        </w:rPr>
+        <w:t xml:space="preserve">conçue </w:t>
+      </w:r>
+      <w:r>
+        <w:rPr>
+          <w:rFonts w:ascii="Times New Roman" w:hAnsi="Times New Roman" w:cs="Times New Roman"/>
+        </w:rPr>
+        <w:t>pour</w:t>
+      </w:r>
+      <w:r>
+        <w:rPr>
+          <w:rFonts w:ascii="Times New Roman" w:hAnsi="Times New Roman" w:cs="Times New Roman"/>
+        </w:rPr>
+        <w:t xml:space="preserve"> la </w:t>
+      </w:r>
+      <w:r>
+        <w:rPr>
+          <w:rFonts w:ascii="Times New Roman" w:hAnsi="Times New Roman" w:cs="Times New Roman"/>
+        </w:rPr>
+        <w:t>logique métier</w:t>
+      </w:r>
+      <w:r>
+        <w:rPr>
+          <w:rFonts w:ascii="Times New Roman" w:hAnsi="Times New Roman" w:cs="Times New Roman"/>
+        </w:rPr>
+        <w:t xml:space="preserve"> et</w:t>
+      </w:r>
+      <w:r>
+        <w:rPr>
+          <w:rFonts w:ascii="Times New Roman" w:hAnsi="Times New Roman" w:cs="Times New Roman"/>
+        </w:rPr>
+        <w:t xml:space="preserve"> serveur</w:t>
+      </w:r>
+      <w:r>
+        <w:rPr>
+          <w:rFonts w:ascii="Times New Roman" w:hAnsi="Times New Roman" w:cs="Times New Roman"/>
+        </w:rPr>
+        <w:t xml:space="preserve"> (</w:t>
+      </w:r>
+      <w:r>
+        <w:rPr>
+          <w:rFonts w:ascii="Times New Roman" w:hAnsi="Times New Roman" w:cs="Times New Roman"/>
+        </w:rPr>
         <w:t>Backend</w:t>
       </w:r>
       <w:r>
         <w:rPr>
           <w:rFonts w:ascii="Times New Roman" w:hAnsi="Times New Roman" w:cs="Times New Roman"/>
         </w:rPr>
+        <w:t xml:space="preserve">), et </w:t>
+      </w:r>
+      <w:r>
+        <w:rPr>
+          <w:rFonts w:ascii="Times New Roman" w:hAnsi="Times New Roman" w:cs="Times New Roman"/>
+        </w:rPr>
+        <w:t xml:space="preserve">JavaScript </w:t>
+      </w:r>
+      <w:r>
+        <w:rPr>
+          <w:rFonts w:ascii="Times New Roman" w:hAnsi="Times New Roman" w:cs="Times New Roman"/>
+        </w:rPr>
+        <w:t xml:space="preserve">avec </w:t>
+      </w:r>
+      <w:r>
+        <w:rPr>
+          <w:rFonts w:ascii="Times New Roman" w:hAnsi="Times New Roman" w:cs="Times New Roman"/>
+        </w:rPr>
+        <w:t>Framework</w:t>
+      </w:r>
+      <w:r>
+        <w:rPr>
+          <w:rFonts w:ascii="Times New Roman" w:hAnsi="Times New Roman" w:cs="Times New Roman"/>
+        </w:rPr>
+        <w:t> </w:t>
+      </w:r>
+      <w:proofErr w:type="spellStart"/>
+      <w:r>
+        <w:rPr>
+          <w:rFonts w:ascii="Times New Roman" w:hAnsi="Times New Roman" w:cs="Times New Roman"/>
+        </w:rPr>
+        <w:t>React</w:t>
+      </w:r>
+      <w:proofErr w:type="spellEnd"/>
+      <w:r>
+        <w:rPr>
+          <w:rFonts w:ascii="Times New Roman" w:hAnsi="Times New Roman" w:cs="Times New Roman"/>
+        </w:rPr>
         <w:t xml:space="preserve"> </w:t>
       </w:r>
       <w:r>
         <w:rPr>
           <w:rFonts w:ascii="Times New Roman" w:hAnsi="Times New Roman" w:cs="Times New Roman"/>
         </w:rPr>
-        <w:t xml:space="preserve">pour la </w:t>
-      </w:r>
-      <w:r>
-        <w:rPr>
-          <w:rFonts w:ascii="Times New Roman" w:hAnsi="Times New Roman" w:cs="Times New Roman"/>
-        </w:rPr>
-        <w:t>logique métier</w:t>
-      </w:r>
-      <w:r>
-        <w:rPr>
-          <w:rFonts w:ascii="Times New Roman" w:hAnsi="Times New Roman" w:cs="Times New Roman"/>
-        </w:rPr>
-        <w:t xml:space="preserve"> et</w:t>
-      </w:r>
-      <w:r>
-        <w:rPr>
-          <w:rFonts w:ascii="Times New Roman" w:hAnsi="Times New Roman" w:cs="Times New Roman"/>
-        </w:rPr>
-        <w:t xml:space="preserve"> serveur</w:t>
-      </w:r>
-      <w:r>
-        <w:rPr>
-          <w:rFonts w:ascii="Times New Roman" w:hAnsi="Times New Roman" w:cs="Times New Roman"/>
-        </w:rPr>
-        <w:t xml:space="preserve"> avec </w:t>
-      </w:r>
-      <w:r>
-        <w:rPr>
-          <w:rFonts w:ascii="Times New Roman" w:hAnsi="Times New Roman" w:cs="Times New Roman"/>
-        </w:rPr>
-        <w:t>PHP (</w:t>
-      </w:r>
-      <w:r>
-        <w:rPr>
-          <w:rFonts w:ascii="Times New Roman" w:hAnsi="Times New Roman" w:cs="Times New Roman"/>
-        </w:rPr>
-        <w:t>Framework</w:t>
-      </w:r>
-      <w:r>
-        <w:rPr>
-          <w:rFonts w:ascii="Times New Roman" w:hAnsi="Times New Roman" w:cs="Times New Roman"/>
-        </w:rPr>
-        <w:t xml:space="preserve"> : Symfony), et </w:t>
-      </w:r>
-      <w:r>
-        <w:rPr>
-          <w:rFonts w:ascii="Times New Roman" w:hAnsi="Times New Roman" w:cs="Times New Roman"/>
-        </w:rPr>
-        <w:t>Frontend</w:t>
-      </w:r>
-      <w:r>
-        <w:rPr>
-          <w:rFonts w:ascii="Times New Roman" w:hAnsi="Times New Roman" w:cs="Times New Roman"/>
-        </w:rPr>
-        <w:t xml:space="preserve"> </w:t>
-      </w:r>
-      <w:r>
-        <w:rPr>
-          <w:rFonts w:ascii="Times New Roman" w:hAnsi="Times New Roman" w:cs="Times New Roman"/>
-        </w:rPr>
-        <w:t>pour l’</w:t>
-      </w:r>
-      <w:r>
-        <w:rPr>
-          <w:rFonts w:ascii="Times New Roman" w:hAnsi="Times New Roman" w:cs="Times New Roman"/>
-        </w:rPr>
-        <w:t>interactivité côté client</w:t>
-      </w:r>
-      <w:r>
-        <w:rPr>
-          <w:rFonts w:ascii="Times New Roman" w:hAnsi="Times New Roman" w:cs="Times New Roman"/>
-        </w:rPr>
-        <w:t xml:space="preserve"> avec JavaScript (</w:t>
-      </w:r>
-      <w:r>
-        <w:rPr>
-          <w:rFonts w:ascii="Times New Roman" w:hAnsi="Times New Roman" w:cs="Times New Roman"/>
-        </w:rPr>
-        <w:t>Framework</w:t>
-      </w:r>
-      <w:r>
-        <w:rPr>
-          <w:rFonts w:ascii="Times New Roman" w:hAnsi="Times New Roman" w:cs="Times New Roman"/>
-        </w:rPr>
-        <w:t xml:space="preserve"> : </w:t>
-      </w:r>
-      <w:proofErr w:type="spellStart"/>
-      <w:r>
-        <w:rPr>
-          <w:rFonts w:ascii="Times New Roman" w:hAnsi="Times New Roman" w:cs="Times New Roman"/>
-        </w:rPr>
-        <w:t>React</w:t>
-      </w:r>
-      <w:proofErr w:type="spellEnd"/>
-      <w:r>
-        <w:rPr>
-          <w:rFonts w:ascii="Times New Roman" w:hAnsi="Times New Roman" w:cs="Times New Roman"/>
-        </w:rPr>
-        <w:t xml:space="preserve"> JS).</w:t>
+        <w:t>JS</w:t>
+      </w:r>
+      <w:r>
+        <w:rPr>
+          <w:rFonts w:ascii="Times New Roman" w:hAnsi="Times New Roman" w:cs="Times New Roman"/>
+        </w:rPr>
+        <w:t xml:space="preserve">, conçue pour </w:t>
+      </w:r>
+      <w:r>
+        <w:rPr>
+          <w:rFonts w:ascii="Times New Roman" w:hAnsi="Times New Roman" w:cs="Times New Roman"/>
+        </w:rPr>
+        <w:t xml:space="preserve">l’interactivité côté client </w:t>
+      </w:r>
+      <w:r>
+        <w:rPr>
+          <w:rFonts w:ascii="Times New Roman" w:hAnsi="Times New Roman" w:cs="Times New Roman"/>
+        </w:rPr>
+        <w:t>(Frontend)</w:t>
       </w:r>
     </w:p>
     <w:p>
@@ -13184,27 +13086,13 @@
           <w:b/>
           <w:bCs/>
         </w:rPr>
-        <w:t>Base de Données</w:t>
-      </w:r>
-      <w:r>
-        <w:rPr>
-          <w:rFonts w:ascii="Times New Roman" w:hAnsi="Times New Roman" w:cs="Times New Roman"/>
-          <w:b/>
-          <w:bCs/>
-        </w:rPr>
-        <w:t> :</w:t>
-      </w:r>
-      <w:r>
-        <w:rPr>
-          <w:rFonts w:ascii="Times New Roman" w:hAnsi="Times New Roman" w:cs="Times New Roman"/>
-        </w:rPr>
-        <w:t xml:space="preserve"> </w:t>
-      </w:r>
-      <w:r>
-        <w:rPr>
-          <w:rFonts w:ascii="Times New Roman" w:hAnsi="Times New Roman" w:cs="Times New Roman"/>
-        </w:rPr>
-        <w:t xml:space="preserve">MySQL </w:t>
+        <w:t>Base de Données :</w:t>
+      </w:r>
+      <w:r>
+        <w:rPr>
+          <w:rFonts w:ascii="Times New Roman" w:hAnsi="Times New Roman" w:cs="Times New Roman"/>
+        </w:rPr>
+        <w:t xml:space="preserve"> MySQL </w:t>
       </w:r>
       <w:r>
         <w:rPr>
@@ -13237,15 +13125,7 @@
           <w:b/>
           <w:bCs/>
         </w:rPr>
-        <w:t>Serveur Web Local</w:t>
-      </w:r>
-      <w:r>
-        <w:rPr>
-          <w:rFonts w:ascii="Times New Roman" w:hAnsi="Times New Roman" w:cs="Times New Roman"/>
-          <w:b/>
-          <w:bCs/>
-        </w:rPr>
-        <w:t> :</w:t>
+        <w:t>Serveur Web Local :</w:t>
       </w:r>
       <w:r>
         <w:rPr>
@@ -13303,17 +13183,8 @@
           <w:sz w:val="24"/>
           <w:szCs w:val="24"/>
         </w:rPr>
-        <w:t>L</w:t>
-      </w:r>
-      <w:r>
-        <w:rPr>
-          <w:rFonts w:ascii="Times New Roman" w:hAnsi="Times New Roman" w:cs="Times New Roman"/>
-          <w:sz w:val="24"/>
-          <w:szCs w:val="24"/>
-        </w:rPr>
-        <w:t xml:space="preserve">'aboutissement du projet se matérialise par la création d'une solution numérique </w:t>
-      </w:r>
-      <w:proofErr w:type="gramStart"/>
+        <w:t xml:space="preserve">L'aboutissement du projet se matérialise par la création d'une solution numérique </w:t>
+      </w:r>
       <w:r>
         <w:rPr>
           <w:rFonts w:ascii="Times New Roman" w:hAnsi="Times New Roman" w:cs="Times New Roman"/>
@@ -13328,9 +13199,8 @@
           <w:sz w:val="24"/>
           <w:szCs w:val="24"/>
         </w:rPr>
-        <w:t>:</w:t>
-      </w:r>
-      <w:proofErr w:type="gramEnd"/>
+        <w:t xml:space="preserve"> :</w:t>
+      </w:r>
     </w:p>
     <w:p>
       <w:pPr>
@@ -13394,17 +13264,15 @@
           <w:sz w:val="24"/>
           <w:szCs w:val="24"/>
         </w:rPr>
-        <w:t xml:space="preserve"> : Mise en œuvre d'un moteur de recherche performant et de filtres dynamiques (par type, catégorie, besoin spécifique) permettant de </w:t>
-      </w:r>
-      <w:r>
-        <w:rPr>
-          <w:rFonts w:ascii="Times New Roman" w:hAnsi="Times New Roman" w:cs="Times New Roman"/>
-          <w:b/>
-          <w:bCs/>
-          <w:sz w:val="24"/>
-          <w:szCs w:val="24"/>
-        </w:rPr>
-        <w:t>trouver le bon produit rapidement</w:t>
+        <w:t xml:space="preserve"> : Mise en œuvre d'un moteur de recherche performant et de filtres dynamiques (par catégorie, besoin spécifique) permettant de</w:t>
+      </w:r>
+      <w:r>
+        <w:rPr>
+          <w:rFonts w:ascii="Times New Roman" w:hAnsi="Times New Roman" w:cs="Times New Roman"/>
+          <w:sz w:val="24"/>
+          <w:szCs w:val="24"/>
+        </w:rPr>
+        <w:t xml:space="preserve"> trouver le bon produit rapidement</w:t>
       </w:r>
       <w:r>
         <w:rPr>
@@ -13449,26 +13317,22 @@
       <w:r>
         <w:rPr>
           <w:rFonts w:ascii="Times New Roman" w:hAnsi="Times New Roman" w:cs="Times New Roman"/>
-          <w:b/>
-          <w:bCs/>
-          <w:sz w:val="24"/>
-          <w:szCs w:val="24"/>
-        </w:rPr>
-        <w:t>gérer son panier de manière intuitive</w:t>
-      </w:r>
-      <w:r>
-        <w:rPr>
-          <w:rFonts w:ascii="Times New Roman" w:hAnsi="Times New Roman" w:cs="Times New Roman"/>
-          <w:sz w:val="24"/>
-          <w:szCs w:val="24"/>
-        </w:rPr>
-        <w:t xml:space="preserve"> (ajout, modification quantité, suppression) et affichant une </w:t>
-      </w:r>
-      <w:r>
-        <w:rPr>
-          <w:rFonts w:ascii="Times New Roman" w:hAnsi="Times New Roman" w:cs="Times New Roman"/>
-          <w:b/>
-          <w:bCs/>
+          <w:sz w:val="24"/>
+          <w:szCs w:val="24"/>
+        </w:rPr>
+        <w:t xml:space="preserve">gérer son panier de manière intuitive </w:t>
+      </w:r>
+      <w:r>
+        <w:rPr>
+          <w:rFonts w:ascii="Times New Roman" w:hAnsi="Times New Roman" w:cs="Times New Roman"/>
+          <w:sz w:val="24"/>
+          <w:szCs w:val="24"/>
+        </w:rPr>
+        <w:t xml:space="preserve">(ajout, modification quantité, suppression) et affichant une </w:t>
+      </w:r>
+      <w:r>
+        <w:rPr>
+          <w:rFonts w:ascii="Times New Roman" w:hAnsi="Times New Roman" w:cs="Times New Roman"/>
           <w:sz w:val="24"/>
           <w:szCs w:val="24"/>
         </w:rPr>
@@ -13517,8 +13381,6 @@
       <w:r>
         <w:rPr>
           <w:rFonts w:ascii="Times New Roman" w:hAnsi="Times New Roman" w:cs="Times New Roman"/>
-          <w:b/>
-          <w:bCs/>
           <w:sz w:val="24"/>
           <w:szCs w:val="24"/>
         </w:rPr>
@@ -13530,38 +13392,30 @@
           <w:sz w:val="24"/>
           <w:szCs w:val="24"/>
         </w:rPr>
-        <w:t xml:space="preserve"> via une passerelle sécurisée et mise en place de protocoles de sécurité de premier ordre pour </w:t>
-      </w:r>
-      <w:r>
-        <w:rPr>
-          <w:rFonts w:ascii="Times New Roman" w:hAnsi="Times New Roman" w:cs="Times New Roman"/>
-          <w:b/>
-          <w:bCs/>
-          <w:sz w:val="24"/>
-          <w:szCs w:val="24"/>
-        </w:rPr>
-        <w:t>finaliser l'achat en toute confiance</w:t>
-      </w:r>
-      <w:r>
-        <w:rPr>
-          <w:rFonts w:ascii="Times New Roman" w:hAnsi="Times New Roman" w:cs="Times New Roman"/>
-          <w:sz w:val="24"/>
-          <w:szCs w:val="24"/>
-        </w:rPr>
-        <w:t>.</w:t>
-      </w:r>
-      <w:r>
-        <w:rPr>
-          <w:rFonts w:ascii="Times New Roman" w:hAnsi="Times New Roman" w:cs="Times New Roman"/>
-          <w:sz w:val="24"/>
-          <w:szCs w:val="24"/>
-        </w:rPr>
-        <w:t xml:space="preserve"> // </w:t>
+        <w:t xml:space="preserve"> et mise en place de protocoles de sécurité de premier ordre pour </w:t>
+      </w:r>
+      <w:r>
+        <w:rPr>
+          <w:rFonts w:ascii="Times New Roman" w:hAnsi="Times New Roman" w:cs="Times New Roman"/>
+          <w:sz w:val="24"/>
+          <w:szCs w:val="24"/>
+        </w:rPr>
+        <w:t xml:space="preserve">finaliser l'achat en toute confiance. </w:t>
+      </w:r>
+      <w:r>
+        <w:rPr>
+          <w:rFonts w:ascii="Times New Roman" w:hAnsi="Times New Roman" w:cs="Times New Roman"/>
+          <w:sz w:val="24"/>
+          <w:szCs w:val="24"/>
+        </w:rPr>
+        <w:t xml:space="preserve">// </w:t>
       </w:r>
       <w:proofErr w:type="spellStart"/>
       <w:r>
         <w:rPr>
           <w:rFonts w:ascii="Times New Roman" w:hAnsi="Times New Roman" w:cs="Times New Roman"/>
+          <w:i/>
+          <w:iCs/>
           <w:sz w:val="24"/>
           <w:szCs w:val="24"/>
         </w:rPr>
@@ -13571,6 +13425,8 @@
       <w:r>
         <w:rPr>
           <w:rFonts w:ascii="Times New Roman" w:hAnsi="Times New Roman" w:cs="Times New Roman"/>
+          <w:i/>
+          <w:iCs/>
           <w:sz w:val="24"/>
           <w:szCs w:val="24"/>
         </w:rPr>
@@ -13580,6 +13436,8 @@
       <w:r>
         <w:rPr>
           <w:rFonts w:ascii="Times New Roman" w:hAnsi="Times New Roman" w:cs="Times New Roman"/>
+          <w:i/>
+          <w:iCs/>
           <w:sz w:val="24"/>
           <w:szCs w:val="24"/>
         </w:rPr>
@@ -13589,6 +13447,8 @@
       <w:r>
         <w:rPr>
           <w:rFonts w:ascii="Times New Roman" w:hAnsi="Times New Roman" w:cs="Times New Roman"/>
+          <w:i/>
+          <w:iCs/>
           <w:sz w:val="24"/>
           <w:szCs w:val="24"/>
         </w:rPr>
@@ -13598,6 +13458,8 @@
       <w:r>
         <w:rPr>
           <w:rFonts w:ascii="Times New Roman" w:hAnsi="Times New Roman" w:cs="Times New Roman"/>
+          <w:i/>
+          <w:iCs/>
           <w:sz w:val="24"/>
           <w:szCs w:val="24"/>
         </w:rPr>
@@ -13639,8 +13501,6 @@
       <w:r>
         <w:rPr>
           <w:rFonts w:ascii="Times New Roman" w:hAnsi="Times New Roman" w:cs="Times New Roman"/>
-          <w:b/>
-          <w:bCs/>
           <w:sz w:val="24"/>
           <w:szCs w:val="24"/>
         </w:rPr>
@@ -13767,6 +13627,7 @@
           <w:numId w:val="0"/>
         </w:numPr>
         <w:ind w:left="2268"/>
+        <w:jc w:val="center"/>
         <w:rPr>
           <w:rFonts w:cs="Times New Roman"/>
         </w:rPr>
@@ -13774,7 +13635,7 @@
     </w:p>
     <w:p>
       <w:pPr>
-        <w:jc w:val="both"/>
+        <w:jc w:val="center"/>
         <w:rPr>
           <w:rFonts w:ascii="Times New Roman" w:hAnsi="Times New Roman" w:cs="Times New Roman"/>
         </w:rPr>
@@ -13783,7 +13644,7 @@
     <w:p>
       <w:pPr>
         <w:pStyle w:val="Paragraphedeliste"/>
-        <w:jc w:val="both"/>
+        <w:jc w:val="center"/>
         <w:rPr>
           <w:rFonts w:ascii="Times New Roman" w:hAnsi="Times New Roman" w:cs="Times New Roman"/>
           <w:sz w:val="24"/>
@@ -13794,7 +13655,7 @@
     <w:p>
       <w:pPr>
         <w:pStyle w:val="Paragraphedeliste"/>
-        <w:jc w:val="both"/>
+        <w:jc w:val="center"/>
         <w:rPr>
           <w:rFonts w:ascii="Times New Roman" w:hAnsi="Times New Roman" w:cs="Times New Roman"/>
           <w:sz w:val="24"/>
@@ -13805,7 +13666,7 @@
     <w:p>
       <w:pPr>
         <w:pStyle w:val="Paragraphedeliste"/>
-        <w:jc w:val="both"/>
+        <w:jc w:val="center"/>
         <w:rPr>
           <w:rFonts w:ascii="Times New Roman" w:hAnsi="Times New Roman" w:cs="Times New Roman"/>
           <w:sz w:val="24"/>
@@ -13816,7 +13677,7 @@
     <w:p>
       <w:pPr>
         <w:pStyle w:val="Paragraphedeliste"/>
-        <w:jc w:val="both"/>
+        <w:jc w:val="center"/>
         <w:rPr>
           <w:rFonts w:ascii="Times New Roman" w:hAnsi="Times New Roman" w:cs="Times New Roman"/>
           <w:sz w:val="24"/>
@@ -13827,7 +13688,7 @@
     <w:p>
       <w:pPr>
         <w:pStyle w:val="Paragraphedeliste"/>
-        <w:jc w:val="both"/>
+        <w:jc w:val="center"/>
         <w:rPr>
           <w:rFonts w:ascii="Times New Roman" w:hAnsi="Times New Roman" w:cs="Times New Roman"/>
           <w:sz w:val="24"/>
@@ -13838,7 +13699,6 @@
     <w:p>
       <w:pPr>
         <w:pStyle w:val="Titre1"/>
-        <w:jc w:val="both"/>
         <w:rPr>
           <w:rFonts w:cs="Times New Roman"/>
         </w:rPr>
@@ -13928,9 +13788,6 @@
     <w:p>
       <w:pPr>
         <w:pStyle w:val="Titre3"/>
-        <w:rPr>
-          <w:rFonts w:cs="Times New Roman"/>
-        </w:rPr>
       </w:pPr>
       <w:bookmarkStart w:id="90" w:name="_Toc213137472"/>
       <w:r>
@@ -13954,6 +13811,51 @@
           <w:rFonts w:cs="Times New Roman"/>
         </w:rPr>
         <w:t>Organisation actuelle (applications et personnels impliqués)</w:t>
+      </w:r>
+    </w:p>
+    <w:p>
+      <w:pPr>
+        <w:rPr>
+          <w:rFonts w:ascii="Times New Roman" w:hAnsi="Times New Roman" w:cs="Times New Roman"/>
+          <w:b/>
+          <w:bCs/>
+          <w:sz w:val="24"/>
+          <w:szCs w:val="24"/>
+        </w:rPr>
+      </w:pPr>
+      <w:r>
+        <w:rPr>
+          <w:rFonts w:ascii="Times New Roman" w:hAnsi="Times New Roman" w:cs="Times New Roman"/>
+        </w:rPr>
+        <w:t>Avant l’</w:t>
+      </w:r>
+      <w:r>
+        <w:rPr>
+          <w:rFonts w:ascii="Times New Roman" w:hAnsi="Times New Roman" w:cs="Times New Roman"/>
+        </w:rPr>
+        <w:t>intervention</w:t>
+      </w:r>
+      <w:r>
+        <w:rPr>
+          <w:rFonts w:ascii="Times New Roman" w:hAnsi="Times New Roman" w:cs="Times New Roman"/>
+        </w:rPr>
+        <w:t xml:space="preserve"> de nouveau système</w:t>
+      </w:r>
+      <w:r>
+        <w:rPr>
+          <w:rFonts w:ascii="Times New Roman" w:hAnsi="Times New Roman" w:cs="Times New Roman"/>
+        </w:rPr>
+        <w:t>, le processus commercial utilisé par l’entreprise est basé sur le processus de vente traditionnelle </w:t>
+      </w:r>
+      <w:r>
+        <w:rPr>
+          <w:rFonts w:ascii="Times New Roman" w:hAnsi="Times New Roman" w:cs="Times New Roman"/>
+          <w:b/>
+          <w:bCs/>
+          <w:sz w:val="24"/>
+          <w:szCs w:val="24"/>
+        </w:rPr>
+        <w:t>:</w:t>
       </w:r>
     </w:p>
     <w:p>
@@ -13961,7 +13863,7 @@
         <w:pStyle w:val="Paragraphedeliste"/>
         <w:numPr>
           <w:ilvl w:val="0"/>
-          <w:numId w:val="40"/>
+          <w:numId w:val="53"/>
         </w:numPr>
         <w:rPr>
           <w:rFonts w:ascii="Times New Roman" w:hAnsi="Times New Roman" w:cs="Times New Roman"/>
@@ -13972,19 +13874,17 @@
       <w:r>
         <w:rPr>
           <w:rFonts w:ascii="Times New Roman" w:hAnsi="Times New Roman" w:cs="Times New Roman"/>
-          <w:b/>
-          <w:bCs/>
-          <w:sz w:val="24"/>
-          <w:szCs w:val="24"/>
-        </w:rPr>
-        <w:t>Processus Commercial Actuel :</w:t>
+          <w:sz w:val="24"/>
+          <w:szCs w:val="24"/>
+        </w:rPr>
+        <w:t>Les transactions se font principalement via un point de vente physique (boutique) ou des appels/messages directs (téléphone, réseaux sociaux).</w:t>
       </w:r>
     </w:p>
     <w:p>
       <w:pPr>
         <w:numPr>
           <w:ilvl w:val="0"/>
-          <w:numId w:val="50"/>
+          <w:numId w:val="53"/>
         </w:numPr>
         <w:rPr>
           <w:rFonts w:ascii="Times New Roman" w:hAnsi="Times New Roman" w:cs="Times New Roman"/>
@@ -13995,27 +13895,25 @@
       <w:r>
         <w:rPr>
           <w:rFonts w:ascii="Times New Roman" w:hAnsi="Times New Roman" w:cs="Times New Roman"/>
-          <w:b/>
-          <w:bCs/>
-          <w:sz w:val="24"/>
-          <w:szCs w:val="24"/>
-        </w:rPr>
-        <w:t>Vente Physique :</w:t>
-      </w:r>
-      <w:r>
-        <w:rPr>
-          <w:rFonts w:ascii="Times New Roman" w:hAnsi="Times New Roman" w:cs="Times New Roman"/>
-          <w:sz w:val="24"/>
-          <w:szCs w:val="24"/>
-        </w:rPr>
-        <w:t xml:space="preserve"> Les transactions se font principalement via un point de vente physique (boutique) ou des appels/messages directs (téléphone, réseaux sociaux).</w:t>
+          <w:sz w:val="24"/>
+          <w:szCs w:val="24"/>
+        </w:rPr>
+        <w:t>La gestion des commandes et des stocks est probablement réalisée manuellement (cahier de bord, fiches)</w:t>
+      </w:r>
+      <w:r>
+        <w:rPr>
+          <w:rFonts w:ascii="Times New Roman" w:hAnsi="Times New Roman" w:cs="Times New Roman"/>
+          <w:sz w:val="24"/>
+          <w:szCs w:val="24"/>
+        </w:rPr>
+        <w:t>.</w:t>
       </w:r>
     </w:p>
     <w:p>
       <w:pPr>
         <w:numPr>
           <w:ilvl w:val="0"/>
-          <w:numId w:val="50"/>
+          <w:numId w:val="53"/>
         </w:numPr>
         <w:rPr>
           <w:rFonts w:ascii="Times New Roman" w:hAnsi="Times New Roman" w:cs="Times New Roman"/>
@@ -14026,20 +13924,50 @@
       <w:r>
         <w:rPr>
           <w:rFonts w:ascii="Times New Roman" w:hAnsi="Times New Roman" w:cs="Times New Roman"/>
-          <w:b/>
-          <w:bCs/>
-          <w:sz w:val="24"/>
-          <w:szCs w:val="24"/>
-        </w:rPr>
-        <w:t>Gestion Manuelle/Simple :</w:t>
-      </w:r>
-      <w:r>
-        <w:rPr>
-          <w:rFonts w:ascii="Times New Roman" w:hAnsi="Times New Roman" w:cs="Times New Roman"/>
-          <w:sz w:val="24"/>
-          <w:szCs w:val="24"/>
-        </w:rPr>
-        <w:t xml:space="preserve"> La gestion des commandes et des stocks est probablement réalisée manuellement (cahier de bord, fiches) ou à l'aide d'outils bureautiques simples (tableur Excel pour les inventaires).</w:t>
+          <w:sz w:val="24"/>
+          <w:szCs w:val="24"/>
+        </w:rPr>
+        <w:t>Le v</w:t>
+      </w:r>
+      <w:r>
+        <w:rPr>
+          <w:rFonts w:ascii="Times New Roman" w:hAnsi="Times New Roman" w:cs="Times New Roman"/>
+          <w:sz w:val="24"/>
+          <w:szCs w:val="24"/>
+        </w:rPr>
+        <w:t xml:space="preserve">endeur ou le </w:t>
+      </w:r>
+      <w:r>
+        <w:rPr>
+          <w:rFonts w:ascii="Times New Roman" w:hAnsi="Times New Roman" w:cs="Times New Roman"/>
+          <w:sz w:val="24"/>
+          <w:szCs w:val="24"/>
+        </w:rPr>
+        <w:t>c</w:t>
+      </w:r>
+      <w:r>
+        <w:rPr>
+          <w:rFonts w:ascii="Times New Roman" w:hAnsi="Times New Roman" w:cs="Times New Roman"/>
+          <w:sz w:val="24"/>
+          <w:szCs w:val="24"/>
+        </w:rPr>
+        <w:t>aissier gèrent</w:t>
+      </w:r>
+      <w:r>
+        <w:rPr>
+          <w:rFonts w:ascii="Times New Roman" w:hAnsi="Times New Roman" w:cs="Times New Roman"/>
+          <w:sz w:val="24"/>
+          <w:szCs w:val="24"/>
+        </w:rPr>
+        <w:t xml:space="preserve"> la vente directe et le service client</w:t>
+      </w:r>
+      <w:r>
+        <w:rPr>
+          <w:rFonts w:ascii="Times New Roman" w:hAnsi="Times New Roman" w:cs="Times New Roman"/>
+          <w:sz w:val="24"/>
+          <w:szCs w:val="24"/>
+        </w:rPr>
+        <w:t>.</w:t>
       </w:r>
     </w:p>
     <w:p>
@@ -14047,23 +13975,56 @@
         <w:pStyle w:val="Paragraphedeliste"/>
         <w:numPr>
           <w:ilvl w:val="0"/>
-          <w:numId w:val="40"/>
+          <w:numId w:val="53"/>
         </w:numPr>
-        <w:rPr>
-          <w:rFonts w:ascii="Times New Roman" w:hAnsi="Times New Roman" w:cs="Times New Roman"/>
-          <w:sz w:val="24"/>
-          <w:szCs w:val="24"/>
-        </w:rPr>
-      </w:pPr>
-      <w:r>
-        <w:rPr>
-          <w:rFonts w:ascii="Times New Roman" w:hAnsi="Times New Roman" w:cs="Times New Roman"/>
-          <w:b/>
-          <w:bCs/>
-          <w:sz w:val="24"/>
-          <w:szCs w:val="24"/>
-        </w:rPr>
-        <w:t>Personnel Impliqué :</w:t>
+      </w:pPr>
+      <w:r>
+        <w:rPr>
+          <w:rFonts w:ascii="Times New Roman" w:hAnsi="Times New Roman" w:cs="Times New Roman"/>
+          <w:sz w:val="24"/>
+          <w:szCs w:val="24"/>
+        </w:rPr>
+        <w:t>La gestion de stock est</w:t>
+      </w:r>
+      <w:r>
+        <w:rPr>
+          <w:rFonts w:ascii="Times New Roman" w:hAnsi="Times New Roman" w:cs="Times New Roman"/>
+          <w:sz w:val="24"/>
+          <w:szCs w:val="24"/>
+        </w:rPr>
+        <w:t xml:space="preserve"> </w:t>
+      </w:r>
+      <w:r>
+        <w:rPr>
+          <w:rFonts w:ascii="Times New Roman" w:hAnsi="Times New Roman" w:cs="Times New Roman"/>
+          <w:sz w:val="24"/>
+          <w:szCs w:val="24"/>
+        </w:rPr>
+        <w:t>gérée manuellement par le r</w:t>
+      </w:r>
+      <w:r>
+        <w:rPr>
+          <w:rFonts w:ascii="Times New Roman" w:hAnsi="Times New Roman" w:cs="Times New Roman"/>
+          <w:sz w:val="24"/>
+          <w:szCs w:val="24"/>
+        </w:rPr>
+        <w:t xml:space="preserve">esponsable </w:t>
+      </w:r>
+      <w:r>
+        <w:rPr>
+          <w:rFonts w:ascii="Times New Roman" w:hAnsi="Times New Roman" w:cs="Times New Roman"/>
+          <w:sz w:val="24"/>
+          <w:szCs w:val="24"/>
+        </w:rPr>
+        <w:t>pour le décompte</w:t>
+      </w:r>
+      <w:r>
+        <w:rPr>
+          <w:rFonts w:ascii="Times New Roman" w:hAnsi="Times New Roman" w:cs="Times New Roman"/>
+          <w:sz w:val="24"/>
+          <w:szCs w:val="24"/>
+        </w:rPr>
+        <w:t xml:space="preserve"> des produits et de la vérification des niveaux de stock.</w:t>
       </w:r>
     </w:p>
     <w:p>
@@ -14071,15 +14032,25 @@
         <w:pStyle w:val="Paragraphedeliste"/>
         <w:numPr>
           <w:ilvl w:val="0"/>
-          <w:numId w:val="48"/>
+          <w:numId w:val="53"/>
         </w:numPr>
-        <w:rPr>
-          <w:rFonts w:ascii="Times New Roman" w:hAnsi="Times New Roman" w:cs="Times New Roman"/>
-          <w:sz w:val="24"/>
-          <w:szCs w:val="24"/>
-        </w:rPr>
-      </w:pPr>
-      <w:r>
+      </w:pPr>
+      <w:r>
+        <w:rPr>
+          <w:rFonts w:ascii="Times New Roman" w:hAnsi="Times New Roman" w:cs="Times New Roman"/>
+        </w:rPr>
+        <w:t xml:space="preserve">Utilise des </w:t>
+      </w:r>
+      <w:r>
+        <w:rPr>
+          <w:rFonts w:ascii="Times New Roman" w:hAnsi="Times New Roman" w:cs="Times New Roman"/>
+        </w:rPr>
+        <w:t>Outils de messagerie (WhatsApp, Messenger) pour la prise de commande.</w:t>
+      </w:r>
+    </w:p>
+    <w:p>
+      <w:pPr>
+        <w:pStyle w:val="Paragraphedeliste"/>
         <w:rPr>
           <w:rFonts w:ascii="Times New Roman" w:hAnsi="Times New Roman" w:cs="Times New Roman"/>
           <w:b/>
@@ -14087,23 +14058,22 @@
           <w:sz w:val="24"/>
           <w:szCs w:val="24"/>
         </w:rPr>
-        <w:t>Vendeurs/Caissiers :</w:t>
-      </w:r>
-      <w:r>
-        <w:rPr>
-          <w:rFonts w:ascii="Times New Roman" w:hAnsi="Times New Roman" w:cs="Times New Roman"/>
-          <w:sz w:val="24"/>
-          <w:szCs w:val="24"/>
-        </w:rPr>
-        <w:t xml:space="preserve"> Gèrent la vente directe et le service client</w:t>
-      </w:r>
-      <w:r>
-        <w:rPr>
-          <w:rFonts w:ascii="Times New Roman" w:hAnsi="Times New Roman" w:cs="Times New Roman"/>
-          <w:sz w:val="24"/>
-          <w:szCs w:val="24"/>
-        </w:rPr>
-        <w:t>.</w:t>
+      </w:pPr>
+    </w:p>
+    <w:p>
+      <w:pPr>
+        <w:pStyle w:val="Titre4"/>
+        <w:rPr>
+          <w:rFonts w:cs="Times New Roman"/>
+          <w:szCs w:val="24"/>
+        </w:rPr>
+      </w:pPr>
+      <w:r>
+        <w:rPr>
+          <w:rFonts w:cs="Times New Roman"/>
+          <w:szCs w:val="24"/>
+        </w:rPr>
+        <w:t>Inventaire des moyens matériels et logiciels</w:t>
       </w:r>
     </w:p>
     <w:p>
@@ -14111,15 +14081,8 @@
         <w:pStyle w:val="Paragraphedeliste"/>
         <w:numPr>
           <w:ilvl w:val="0"/>
-          <w:numId w:val="48"/>
+          <w:numId w:val="54"/>
         </w:numPr>
-        <w:rPr>
-          <w:rFonts w:ascii="Times New Roman" w:hAnsi="Times New Roman" w:cs="Times New Roman"/>
-          <w:sz w:val="24"/>
-          <w:szCs w:val="24"/>
-        </w:rPr>
-      </w:pPr>
-      <w:r>
         <w:rPr>
           <w:rFonts w:ascii="Times New Roman" w:hAnsi="Times New Roman" w:cs="Times New Roman"/>
           <w:b/>
@@ -14127,15 +14090,16 @@
           <w:sz w:val="24"/>
           <w:szCs w:val="24"/>
         </w:rPr>
-        <w:t>Gestionnaire de Stock :</w:t>
-      </w:r>
-      <w:r>
-        <w:rPr>
-          <w:rFonts w:ascii="Times New Roman" w:hAnsi="Times New Roman" w:cs="Times New Roman"/>
-          <w:sz w:val="24"/>
-          <w:szCs w:val="24"/>
-        </w:rPr>
-        <w:t xml:space="preserve"> Responsable du décompte des produits et de la vérification des niveaux de stock.</w:t>
+      </w:pPr>
+      <w:r>
+        <w:rPr>
+          <w:rFonts w:ascii="Times New Roman" w:hAnsi="Times New Roman" w:cs="Times New Roman"/>
+          <w:b/>
+          <w:bCs/>
+          <w:sz w:val="24"/>
+          <w:szCs w:val="24"/>
+        </w:rPr>
+        <w:t>Moyens Matériels :</w:t>
       </w:r>
     </w:p>
     <w:p>
@@ -14143,36 +14107,24 @@
         <w:pStyle w:val="Paragraphedeliste"/>
         <w:numPr>
           <w:ilvl w:val="0"/>
-          <w:numId w:val="48"/>
+          <w:numId w:val="56"/>
         </w:numPr>
-        <w:rPr>
-          <w:rFonts w:ascii="Times New Roman" w:hAnsi="Times New Roman" w:cs="Times New Roman"/>
-          <w:sz w:val="24"/>
-          <w:szCs w:val="24"/>
-        </w:rPr>
-      </w:pPr>
-      <w:r>
-        <w:rPr>
-          <w:rFonts w:ascii="Times New Roman" w:hAnsi="Times New Roman" w:cs="Times New Roman"/>
-          <w:b/>
-          <w:bCs/>
-          <w:sz w:val="24"/>
-          <w:szCs w:val="24"/>
-        </w:rPr>
-        <w:t>Propriétaire/Manager :</w:t>
-      </w:r>
-      <w:r>
-        <w:rPr>
-          <w:rFonts w:ascii="Times New Roman" w:hAnsi="Times New Roman" w:cs="Times New Roman"/>
-          <w:sz w:val="24"/>
-          <w:szCs w:val="24"/>
-        </w:rPr>
-        <w:t xml:space="preserve"> Prend les décisions et gère les finances</w:t>
-      </w:r>
-    </w:p>
-    <w:p>
-      <w:r>
-        <w:t>.</w:t>
+        <w:tabs>
+          <w:tab w:val="left" w:pos="0"/>
+        </w:tabs>
+        <w:rPr>
+          <w:rFonts w:ascii="Times New Roman" w:hAnsi="Times New Roman" w:cs="Times New Roman"/>
+          <w:sz w:val="24"/>
+          <w:szCs w:val="24"/>
+        </w:rPr>
+      </w:pPr>
+      <w:r>
+        <w:rPr>
+          <w:rFonts w:ascii="Times New Roman" w:hAnsi="Times New Roman" w:cs="Times New Roman"/>
+          <w:sz w:val="24"/>
+          <w:szCs w:val="24"/>
+        </w:rPr>
+        <w:t>Poste de caisse ou de bureau.</w:t>
       </w:r>
     </w:p>
     <w:p>
@@ -14180,44 +14132,1239 @@
         <w:pStyle w:val="Paragraphedeliste"/>
         <w:numPr>
           <w:ilvl w:val="0"/>
-          <w:numId w:val="40"/>
+          <w:numId w:val="56"/>
         </w:numPr>
-      </w:pPr>
-      <w:r>
-        <w:rPr>
+        <w:tabs>
+          <w:tab w:val="left" w:pos="0"/>
+        </w:tabs>
+        <w:rPr>
+          <w:rFonts w:ascii="Times New Roman" w:hAnsi="Times New Roman" w:cs="Times New Roman"/>
+          <w:sz w:val="24"/>
+          <w:szCs w:val="24"/>
+        </w:rPr>
+      </w:pPr>
+      <w:r>
+        <w:rPr>
+          <w:rFonts w:ascii="Times New Roman" w:hAnsi="Times New Roman" w:cs="Times New Roman"/>
+          <w:sz w:val="24"/>
+          <w:szCs w:val="24"/>
+        </w:rPr>
+        <w:t>Cahier de bord pour la prise de commande</w:t>
+      </w:r>
+    </w:p>
+    <w:p>
+      <w:pPr>
+        <w:pStyle w:val="Paragraphedeliste"/>
+        <w:numPr>
+          <w:ilvl w:val="0"/>
+          <w:numId w:val="56"/>
+        </w:numPr>
+        <w:tabs>
+          <w:tab w:val="left" w:pos="0"/>
+        </w:tabs>
+        <w:rPr>
+          <w:rFonts w:ascii="Times New Roman" w:hAnsi="Times New Roman" w:cs="Times New Roman"/>
+          <w:sz w:val="24"/>
+          <w:szCs w:val="24"/>
+        </w:rPr>
+      </w:pPr>
+      <w:r>
+        <w:rPr>
+          <w:rFonts w:ascii="Times New Roman" w:hAnsi="Times New Roman" w:cs="Times New Roman"/>
+          <w:sz w:val="24"/>
+          <w:szCs w:val="24"/>
+        </w:rPr>
+        <w:t xml:space="preserve">Machine à calculer pour calculer la réduction de prix, le frais de livraison, </w:t>
+      </w:r>
+      <w:r>
+        <w:rPr>
+          <w:rFonts w:ascii="Times New Roman" w:hAnsi="Times New Roman" w:cs="Times New Roman"/>
+          <w:sz w:val="24"/>
+          <w:szCs w:val="24"/>
+        </w:rPr>
+        <w:t>le Net à payer</w:t>
+      </w:r>
+      <w:r>
+        <w:rPr>
+          <w:rFonts w:ascii="Times New Roman" w:hAnsi="Times New Roman" w:cs="Times New Roman"/>
+          <w:sz w:val="24"/>
+          <w:szCs w:val="24"/>
+        </w:rPr>
+        <w:t xml:space="preserve"> …</w:t>
+      </w:r>
+    </w:p>
+    <w:p>
+      <w:pPr>
+        <w:pStyle w:val="Paragraphedeliste"/>
+        <w:numPr>
+          <w:ilvl w:val="0"/>
+          <w:numId w:val="56"/>
+        </w:numPr>
+        <w:tabs>
+          <w:tab w:val="left" w:pos="0"/>
+        </w:tabs>
+        <w:rPr>
+          <w:rFonts w:ascii="Times New Roman" w:hAnsi="Times New Roman" w:cs="Times New Roman"/>
+          <w:sz w:val="24"/>
+          <w:szCs w:val="24"/>
+        </w:rPr>
+      </w:pPr>
+      <w:r>
+        <w:rPr>
+          <w:rFonts w:ascii="Times New Roman" w:hAnsi="Times New Roman" w:cs="Times New Roman"/>
+          <w:sz w:val="24"/>
+          <w:szCs w:val="24"/>
+        </w:rPr>
+        <w:t>Téléphone portable pour le service client et les commandes.</w:t>
+      </w:r>
+    </w:p>
+    <w:p>
+      <w:pPr>
+        <w:pStyle w:val="Paragraphedeliste"/>
+        <w:numPr>
+          <w:ilvl w:val="0"/>
+          <w:numId w:val="56"/>
+        </w:numPr>
+        <w:rPr>
+          <w:rFonts w:ascii="Times New Roman" w:hAnsi="Times New Roman" w:cs="Times New Roman"/>
+          <w:sz w:val="24"/>
+          <w:szCs w:val="24"/>
+        </w:rPr>
+      </w:pPr>
+      <w:r>
+        <w:rPr>
+          <w:rFonts w:ascii="Times New Roman" w:hAnsi="Times New Roman" w:cs="Times New Roman"/>
+          <w:sz w:val="24"/>
+          <w:szCs w:val="24"/>
+        </w:rPr>
+        <w:t>Imprimante pour les factures ou bons de commande.</w:t>
+      </w:r>
+    </w:p>
+    <w:p>
+      <w:pPr>
+        <w:pStyle w:val="Paragraphedeliste"/>
+        <w:ind w:left="1416"/>
+        <w:rPr>
+          <w:rFonts w:ascii="Times New Roman" w:hAnsi="Times New Roman" w:cs="Times New Roman"/>
+          <w:sz w:val="24"/>
+          <w:szCs w:val="24"/>
+        </w:rPr>
+      </w:pPr>
+    </w:p>
+    <w:p>
+      <w:pPr>
+        <w:pStyle w:val="Paragraphedeliste"/>
+        <w:numPr>
+          <w:ilvl w:val="0"/>
+          <w:numId w:val="55"/>
+        </w:numPr>
+        <w:rPr>
+          <w:rFonts w:ascii="Times New Roman" w:hAnsi="Times New Roman" w:cs="Times New Roman"/>
           <w:b/>
           <w:bCs/>
-        </w:rPr>
-        <w:t>Applications Utilisées (si existantes) :</w:t>
-      </w:r>
-    </w:p>
-    <w:p>
-      <w:pPr>
+          <w:sz w:val="24"/>
+          <w:szCs w:val="24"/>
+        </w:rPr>
+      </w:pPr>
+      <w:r>
+        <w:rPr>
+          <w:rFonts w:ascii="Times New Roman" w:hAnsi="Times New Roman" w:cs="Times New Roman"/>
+          <w:b/>
+          <w:bCs/>
+          <w:sz w:val="24"/>
+          <w:szCs w:val="24"/>
+        </w:rPr>
+        <w:t>Moyens Logiciels :</w:t>
+      </w:r>
+    </w:p>
+    <w:p>
+      <w:pPr>
+        <w:pStyle w:val="Paragraphedeliste"/>
+      </w:pPr>
+    </w:p>
+    <w:p>
+      <w:pPr>
+        <w:pStyle w:val="Paragraphedeliste"/>
         <w:numPr>
           <w:ilvl w:val="0"/>
-          <w:numId w:val="49"/>
+          <w:numId w:val="57"/>
         </w:numPr>
-      </w:pPr>
-      <w:r>
-        <w:t>Outils de messagerie (WhatsApp, Messenger) pour la prise de commande.</w:t>
-      </w:r>
-    </w:p>
-    <w:p>
-      <w:pPr>
+        <w:rPr>
+          <w:rFonts w:ascii="Times New Roman" w:hAnsi="Times New Roman" w:cs="Times New Roman"/>
+        </w:rPr>
+      </w:pPr>
+      <w:r>
+        <w:rPr>
+          <w:rFonts w:ascii="Times New Roman" w:hAnsi="Times New Roman" w:cs="Times New Roman"/>
+        </w:rPr>
+        <w:t>Logiciels bureautiques (</w:t>
+      </w:r>
+      <w:r>
+        <w:rPr>
+          <w:rFonts w:ascii="Times New Roman" w:hAnsi="Times New Roman" w:cs="Times New Roman"/>
+        </w:rPr>
+        <w:t>Microsoft Office</w:t>
+      </w:r>
+      <w:r>
+        <w:rPr>
+          <w:rFonts w:ascii="Times New Roman" w:hAnsi="Times New Roman" w:cs="Times New Roman"/>
+        </w:rPr>
+        <w:t>/LibreOffice) pour la facturation et le suivi de base.</w:t>
+      </w:r>
+    </w:p>
+    <w:p>
+      <w:pPr>
+        <w:pStyle w:val="Paragraphedeliste"/>
         <w:numPr>
           <w:ilvl w:val="0"/>
-          <w:numId w:val="49"/>
+          <w:numId w:val="57"/>
         </w:numPr>
-      </w:pPr>
-      <w:r>
-        <w:t>Logiciels bureautiques (Microsoft Office/LibreOffice) pour la facturation et le suivi de base.</w:t>
-      </w:r>
+        <w:rPr>
+          <w:rFonts w:ascii="Times New Roman" w:hAnsi="Times New Roman" w:cs="Times New Roman"/>
+        </w:rPr>
+      </w:pPr>
+      <w:r>
+        <w:rPr>
+          <w:rFonts w:ascii="Times New Roman" w:hAnsi="Times New Roman" w:cs="Times New Roman"/>
+        </w:rPr>
+        <w:t>WhatsApp, Messenger</w:t>
+      </w:r>
+      <w:r>
+        <w:rPr>
+          <w:rFonts w:ascii="Times New Roman" w:hAnsi="Times New Roman" w:cs="Times New Roman"/>
+        </w:rPr>
+        <w:t>, Facebook pour la prise de commande </w:t>
+      </w:r>
+    </w:p>
+    <w:p>
+      <w:pPr>
+        <w:rPr>
+          <w:rFonts w:ascii="Times New Roman" w:hAnsi="Times New Roman" w:cs="Times New Roman"/>
+        </w:rPr>
+      </w:pPr>
+    </w:p>
+    <w:p>
+      <w:pPr>
+        <w:pStyle w:val="Titre3"/>
+        <w:jc w:val="left"/>
+        <w:rPr>
+          <w:rFonts w:cs="Times New Roman"/>
+        </w:rPr>
+      </w:pPr>
+      <w:bookmarkStart w:id="91" w:name="_Toc213137473"/>
+      <w:r>
+        <w:rPr>
+          <w:rFonts w:cs="Times New Roman"/>
+        </w:rPr>
+        <w:t>Critique de l’existant</w:t>
+      </w:r>
+      <w:bookmarkEnd w:id="91"/>
+    </w:p>
+    <w:p>
+      <w:pPr>
+        <w:pStyle w:val="Titre4"/>
+        <w:rPr>
+          <w:rFonts w:cs="Times New Roman"/>
+        </w:rPr>
+      </w:pPr>
+      <w:r>
+        <w:rPr>
+          <w:rFonts w:cs="Times New Roman"/>
+        </w:rPr>
+        <w:t>Points forts</w:t>
+      </w:r>
+      <w:r>
+        <w:rPr>
+          <w:rFonts w:cs="Times New Roman"/>
+        </w:rPr>
+        <w:t xml:space="preserve"> : </w:t>
+      </w:r>
+    </w:p>
+    <w:p>
+      <w:pPr>
+        <w:rPr>
+          <w:rFonts w:ascii="Times New Roman" w:hAnsi="Times New Roman" w:cs="Times New Roman"/>
+        </w:rPr>
+      </w:pPr>
+      <w:r>
+        <w:rPr>
+          <w:rFonts w:ascii="Times New Roman" w:hAnsi="Times New Roman" w:cs="Times New Roman"/>
+        </w:rPr>
+        <w:t>La vente physique permet</w:t>
+      </w:r>
+      <w:r>
+        <w:rPr>
+          <w:rFonts w:ascii="Times New Roman" w:hAnsi="Times New Roman" w:cs="Times New Roman"/>
+        </w:rPr>
+        <w:t xml:space="preserve"> un contact humain direct</w:t>
+      </w:r>
+      <w:r>
+        <w:rPr>
+          <w:rFonts w:ascii="Times New Roman" w:hAnsi="Times New Roman" w:cs="Times New Roman"/>
+        </w:rPr>
+        <w:t>,</w:t>
+      </w:r>
+      <w:r>
+        <w:rPr>
+          <w:rFonts w:ascii="Times New Roman" w:hAnsi="Times New Roman" w:cs="Times New Roman"/>
+        </w:rPr>
+        <w:t xml:space="preserve"> </w:t>
+      </w:r>
+      <w:r>
+        <w:rPr>
+          <w:rFonts w:ascii="Times New Roman" w:hAnsi="Times New Roman" w:cs="Times New Roman"/>
+        </w:rPr>
+        <w:t>la personnalisation du service,</w:t>
+      </w:r>
+      <w:r>
+        <w:rPr>
+          <w:rFonts w:ascii="Times New Roman" w:hAnsi="Times New Roman" w:cs="Times New Roman"/>
+        </w:rPr>
+        <w:t xml:space="preserve"> la possibilité d’adapter rapidement une commande aux besoins spécifiques du client. </w:t>
+      </w:r>
+    </w:p>
+    <w:p>
+      <w:pPr>
+        <w:rPr>
+          <w:rFonts w:ascii="Times New Roman" w:hAnsi="Times New Roman" w:cs="Times New Roman"/>
+        </w:rPr>
+      </w:pPr>
+      <w:r>
+        <w:rPr>
+          <w:rFonts w:ascii="Times New Roman" w:hAnsi="Times New Roman" w:cs="Times New Roman"/>
+        </w:rPr>
+        <w:lastRenderedPageBreak/>
+        <w:t xml:space="preserve">Le système actuel est utilisable par toute </w:t>
+      </w:r>
+      <w:r>
+        <w:rPr>
+          <w:rFonts w:ascii="Times New Roman" w:hAnsi="Times New Roman" w:cs="Times New Roman"/>
+        </w:rPr>
+        <w:t>personne, quel</w:t>
+      </w:r>
+      <w:r>
+        <w:rPr>
+          <w:rFonts w:ascii="Times New Roman" w:hAnsi="Times New Roman" w:cs="Times New Roman"/>
+        </w:rPr>
+        <w:t xml:space="preserve"> que soit son niveau de compétence ou ses moyens</w:t>
+      </w:r>
+      <w:r>
+        <w:rPr>
+          <w:rFonts w:ascii="Times New Roman" w:hAnsi="Times New Roman" w:cs="Times New Roman"/>
+        </w:rPr>
+        <w:t>.</w:t>
+      </w:r>
+    </w:p>
+    <w:p>
+      <w:pPr>
+        <w:rPr>
+          <w:rFonts w:ascii="Times New Roman" w:hAnsi="Times New Roman" w:cs="Times New Roman"/>
+        </w:rPr>
+      </w:pPr>
+      <w:r>
+        <w:rPr>
+          <w:rFonts w:ascii="Times New Roman" w:hAnsi="Times New Roman" w:cs="Times New Roman"/>
+        </w:rPr>
+        <w:t xml:space="preserve">Le responsable ou l’employé </w:t>
+      </w:r>
+      <w:proofErr w:type="spellStart"/>
+      <w:r>
+        <w:rPr>
+          <w:rFonts w:ascii="Times New Roman" w:hAnsi="Times New Roman" w:cs="Times New Roman"/>
+        </w:rPr>
+        <w:t>a</w:t>
+      </w:r>
+      <w:proofErr w:type="spellEnd"/>
+      <w:r>
+        <w:rPr>
+          <w:rFonts w:ascii="Times New Roman" w:hAnsi="Times New Roman" w:cs="Times New Roman"/>
+        </w:rPr>
+        <w:t xml:space="preserve"> un contrôle immédiat sur chaque étape de la transaction. L’approche est plus personnelle et adaptable au cas par cas.</w:t>
+      </w:r>
+    </w:p>
+    <w:p>
+      <w:pPr>
+        <w:pStyle w:val="Titre4"/>
+        <w:rPr>
+          <w:rFonts w:cs="Times New Roman"/>
+        </w:rPr>
+      </w:pPr>
+      <w:r>
+        <w:rPr>
+          <w:rFonts w:cs="Times New Roman"/>
+        </w:rPr>
+        <w:t>Points faibles</w:t>
+      </w:r>
+    </w:p>
+    <w:p>
+      <w:pPr>
+        <w:rPr>
+          <w:rFonts w:ascii="Times New Roman" w:hAnsi="Times New Roman" w:cs="Times New Roman"/>
+        </w:rPr>
+      </w:pPr>
+      <w:r>
+        <w:rPr>
+          <w:rFonts w:ascii="Times New Roman" w:hAnsi="Times New Roman" w:cs="Times New Roman"/>
+        </w:rPr>
+        <w:t xml:space="preserve">La gestion manuelle (stock, facturation, suivi des commandes) </w:t>
+      </w:r>
+      <w:r>
+        <w:rPr>
+          <w:rFonts w:ascii="Times New Roman" w:hAnsi="Times New Roman" w:cs="Times New Roman"/>
+        </w:rPr>
+        <w:t>augment les risques</w:t>
+      </w:r>
+      <w:r>
+        <w:rPr>
+          <w:rFonts w:ascii="Times New Roman" w:hAnsi="Times New Roman" w:cs="Times New Roman"/>
+        </w:rPr>
+        <w:t xml:space="preserve"> d’erreurs, de pertes d’informations et de doubles saisies, les fautes saisies et mauvaise interprétation des demandes.</w:t>
+      </w:r>
+    </w:p>
+    <w:p>
+      <w:pPr>
+        <w:rPr>
+          <w:rFonts w:ascii="Times New Roman" w:hAnsi="Times New Roman" w:cs="Times New Roman"/>
+        </w:rPr>
+      </w:pPr>
+      <w:r>
+        <w:rPr>
+          <w:rFonts w:ascii="Times New Roman" w:hAnsi="Times New Roman" w:cs="Times New Roman"/>
+        </w:rPr>
+        <w:t>La prise de commande et la vérification de stocks sont chronophages, la mauvaise gestion de ce processus entraîne la lenteur du traitement</w:t>
+      </w:r>
+      <w:r>
+        <w:rPr>
+          <w:rFonts w:ascii="Times New Roman" w:hAnsi="Times New Roman" w:cs="Times New Roman"/>
+        </w:rPr>
+        <w:t>, y compris l’absence d’outils automatiques pour analyser les volumes, délais ou performances.</w:t>
+      </w:r>
+    </w:p>
+    <w:p>
+      <w:pPr>
+        <w:rPr>
+          <w:rFonts w:ascii="Times New Roman" w:hAnsi="Times New Roman" w:cs="Times New Roman"/>
+        </w:rPr>
+      </w:pPr>
+      <w:r>
+        <w:rPr>
+          <w:rFonts w:ascii="Times New Roman" w:hAnsi="Times New Roman" w:cs="Times New Roman"/>
+        </w:rPr>
+        <w:t>Les informations sont stockées sur papier</w:t>
+      </w:r>
+      <w:r>
+        <w:rPr>
+          <w:rFonts w:ascii="Times New Roman" w:hAnsi="Times New Roman" w:cs="Times New Roman"/>
+        </w:rPr>
+        <w:t xml:space="preserve">, </w:t>
+      </w:r>
+      <w:r>
+        <w:rPr>
+          <w:rFonts w:ascii="Times New Roman" w:hAnsi="Times New Roman" w:cs="Times New Roman"/>
+        </w:rPr>
+        <w:t>ce qui complique la consultation et la mise à jour.</w:t>
+      </w:r>
+    </w:p>
+    <w:p>
+      <w:pPr>
+        <w:rPr>
+          <w:rFonts w:ascii="Times New Roman" w:hAnsi="Times New Roman" w:cs="Times New Roman"/>
+        </w:rPr>
+      </w:pPr>
+    </w:p>
+    <w:p>
+      <w:pPr>
+        <w:pStyle w:val="Titre3"/>
+        <w:jc w:val="left"/>
+        <w:rPr>
+          <w:rFonts w:cs="Times New Roman"/>
+        </w:rPr>
+      </w:pPr>
+      <w:bookmarkStart w:id="92" w:name="_Toc213137474"/>
+      <w:r>
+        <w:rPr>
+          <w:rFonts w:cs="Times New Roman"/>
+        </w:rPr>
+        <w:t xml:space="preserve">Conception </w:t>
+      </w:r>
+      <w:bookmarkEnd w:id="92"/>
+      <w:r>
+        <w:rPr>
+          <w:rFonts w:cs="Times New Roman"/>
+        </w:rPr>
+        <w:t>avant-projet</w:t>
+      </w:r>
+    </w:p>
+    <w:p>
+      <w:pPr>
+        <w:rPr>
+          <w:rFonts w:ascii="Times New Roman" w:hAnsi="Times New Roman" w:cs="Times New Roman"/>
+        </w:rPr>
+      </w:pPr>
+      <w:r>
+        <w:rPr>
+          <w:rFonts w:ascii="Times New Roman" w:hAnsi="Times New Roman" w:cs="Times New Roman"/>
+        </w:rPr>
+        <w:t xml:space="preserve">L’objectif principal de ce projet est de résoudre </w:t>
+      </w:r>
+      <w:r>
+        <w:rPr>
+          <w:rFonts w:ascii="Times New Roman" w:hAnsi="Times New Roman" w:cs="Times New Roman"/>
+        </w:rPr>
+        <w:t>c</w:t>
+      </w:r>
+      <w:r>
+        <w:rPr>
+          <w:rFonts w:ascii="Times New Roman" w:hAnsi="Times New Roman" w:cs="Times New Roman"/>
+        </w:rPr>
+        <w:t>es problèmes rencontrés et améliorer le niveau commercialisation des produits cosmétiques.</w:t>
+      </w:r>
+    </w:p>
+    <w:p>
+      <w:pPr>
+        <w:pStyle w:val="Titre4"/>
+        <w:rPr>
+          <w:rFonts w:cs="Times New Roman"/>
+        </w:rPr>
+      </w:pPr>
+      <w:r>
+        <w:rPr>
+          <w:rFonts w:cs="Times New Roman"/>
+        </w:rPr>
+        <w:t>Proposition des solutions</w:t>
+      </w:r>
+    </w:p>
+    <w:p>
+      <w:pPr>
+        <w:rPr>
+          <w:rFonts w:ascii="Times New Roman" w:hAnsi="Times New Roman" w:cs="Times New Roman"/>
+        </w:rPr>
+      </w:pPr>
+      <w:r>
+        <w:rPr>
+          <w:rFonts w:ascii="Times New Roman" w:hAnsi="Times New Roman" w:cs="Times New Roman"/>
+        </w:rPr>
+        <w:t>Enfin d’assurer la résolution de ces problèmes</w:t>
+      </w:r>
+      <w:r>
+        <w:rPr>
+          <w:rFonts w:ascii="Times New Roman" w:hAnsi="Times New Roman" w:cs="Times New Roman"/>
+        </w:rPr>
+        <w:t xml:space="preserve">, ce projet propose </w:t>
+      </w:r>
+      <w:r>
+        <w:rPr>
+          <w:rFonts w:ascii="Times New Roman" w:hAnsi="Times New Roman" w:cs="Times New Roman"/>
+        </w:rPr>
+        <w:t>quelques</w:t>
+      </w:r>
+      <w:r>
+        <w:rPr>
+          <w:rFonts w:ascii="Times New Roman" w:hAnsi="Times New Roman" w:cs="Times New Roman"/>
+        </w:rPr>
+        <w:t xml:space="preserve"> solution</w:t>
+      </w:r>
+      <w:r>
+        <w:rPr>
+          <w:rFonts w:ascii="Times New Roman" w:hAnsi="Times New Roman" w:cs="Times New Roman"/>
+        </w:rPr>
+        <w:t>s</w:t>
+      </w:r>
+      <w:r>
+        <w:rPr>
+          <w:rFonts w:ascii="Times New Roman" w:hAnsi="Times New Roman" w:cs="Times New Roman"/>
+        </w:rPr>
+        <w:t xml:space="preserve"> pour pallier des faiblesses identifiées : </w:t>
+      </w:r>
+    </w:p>
+    <w:p>
+      <w:pPr>
+        <w:pStyle w:val="Paragraphedeliste"/>
+        <w:numPr>
+          <w:ilvl w:val="0"/>
+          <w:numId w:val="58"/>
+        </w:numPr>
+        <w:rPr>
+          <w:rFonts w:ascii="Times New Roman" w:hAnsi="Times New Roman" w:cs="Times New Roman"/>
+        </w:rPr>
+      </w:pPr>
+      <w:r>
+        <w:rPr>
+          <w:rFonts w:ascii="Times New Roman" w:hAnsi="Times New Roman" w:cs="Times New Roman"/>
+          <w:b/>
+          <w:bCs/>
+        </w:rPr>
+        <w:t>Solution N°1 :</w:t>
+      </w:r>
+      <w:r>
+        <w:rPr>
+          <w:rFonts w:ascii="Times New Roman" w:hAnsi="Times New Roman" w:cs="Times New Roman"/>
+        </w:rPr>
+        <w:t xml:space="preserve"> </w:t>
+      </w:r>
+      <w:r>
+        <w:rPr>
+          <w:rFonts w:ascii="Times New Roman" w:hAnsi="Times New Roman" w:cs="Times New Roman"/>
+        </w:rPr>
+        <w:t>Favoriser</w:t>
+      </w:r>
+      <w:r>
+        <w:rPr>
+          <w:rFonts w:ascii="Times New Roman" w:hAnsi="Times New Roman" w:cs="Times New Roman"/>
+        </w:rPr>
+        <w:t xml:space="preserve"> </w:t>
+      </w:r>
+      <w:r>
+        <w:rPr>
+          <w:rFonts w:ascii="Times New Roman" w:hAnsi="Times New Roman" w:cs="Times New Roman"/>
+        </w:rPr>
+        <w:t>l’utilisation de l’outils informatique pour avancer le traitement</w:t>
+      </w:r>
+      <w:r>
+        <w:rPr>
+          <w:rFonts w:ascii="Times New Roman" w:hAnsi="Times New Roman" w:cs="Times New Roman"/>
+        </w:rPr>
+        <w:t xml:space="preserve">, </w:t>
+      </w:r>
+      <w:r>
+        <w:rPr>
+          <w:rFonts w:ascii="Times New Roman" w:hAnsi="Times New Roman" w:cs="Times New Roman"/>
+        </w:rPr>
+        <w:t xml:space="preserve">notamment </w:t>
+      </w:r>
+      <w:r>
+        <w:rPr>
+          <w:rFonts w:ascii="Times New Roman" w:hAnsi="Times New Roman" w:cs="Times New Roman"/>
+        </w:rPr>
+        <w:t>Tableur d’Excel.</w:t>
+      </w:r>
+    </w:p>
+    <w:p>
+      <w:pPr>
+        <w:pStyle w:val="Paragraphedeliste"/>
+        <w:numPr>
+          <w:ilvl w:val="0"/>
+          <w:numId w:val="58"/>
+        </w:numPr>
+        <w:rPr>
+          <w:rFonts w:ascii="Times New Roman" w:hAnsi="Times New Roman" w:cs="Times New Roman"/>
+        </w:rPr>
+      </w:pPr>
+      <w:r>
+        <w:rPr>
+          <w:rFonts w:ascii="Times New Roman" w:hAnsi="Times New Roman" w:cs="Times New Roman"/>
+          <w:b/>
+          <w:bCs/>
+        </w:rPr>
+        <w:t>Solution N°</w:t>
+      </w:r>
+      <w:r>
+        <w:rPr>
+          <w:rFonts w:ascii="Times New Roman" w:hAnsi="Times New Roman" w:cs="Times New Roman"/>
+          <w:b/>
+          <w:bCs/>
+        </w:rPr>
+        <w:t>2</w:t>
+      </w:r>
+      <w:r>
+        <w:rPr>
+          <w:rFonts w:ascii="Times New Roman" w:hAnsi="Times New Roman" w:cs="Times New Roman"/>
+          <w:b/>
+          <w:bCs/>
+        </w:rPr>
+        <w:t> :</w:t>
+      </w:r>
+      <w:r>
+        <w:rPr>
+          <w:rFonts w:ascii="Times New Roman" w:hAnsi="Times New Roman" w:cs="Times New Roman"/>
+        </w:rPr>
+        <w:t xml:space="preserve"> </w:t>
+      </w:r>
+      <w:r>
+        <w:rPr>
+          <w:rFonts w:ascii="Times New Roman" w:hAnsi="Times New Roman" w:cs="Times New Roman"/>
+        </w:rPr>
+        <w:t xml:space="preserve">Acheter de </w:t>
+      </w:r>
+      <w:r>
+        <w:rPr>
+          <w:rFonts w:ascii="Times New Roman" w:hAnsi="Times New Roman" w:cs="Times New Roman"/>
+        </w:rPr>
+        <w:t>logiciels</w:t>
+      </w:r>
+    </w:p>
+    <w:p>
+      <w:pPr>
+        <w:pStyle w:val="Paragraphedeliste"/>
+        <w:numPr>
+          <w:ilvl w:val="0"/>
+          <w:numId w:val="58"/>
+        </w:numPr>
+        <w:rPr>
+          <w:rFonts w:ascii="Times New Roman" w:hAnsi="Times New Roman" w:cs="Times New Roman"/>
+        </w:rPr>
+      </w:pPr>
+      <w:r>
+        <w:rPr>
+          <w:rFonts w:ascii="Times New Roman" w:hAnsi="Times New Roman" w:cs="Times New Roman"/>
+          <w:b/>
+          <w:bCs/>
+        </w:rPr>
+        <w:t>Solution N°</w:t>
+      </w:r>
+      <w:r>
+        <w:rPr>
+          <w:rFonts w:ascii="Times New Roman" w:hAnsi="Times New Roman" w:cs="Times New Roman"/>
+          <w:b/>
+          <w:bCs/>
+        </w:rPr>
+        <w:t>3</w:t>
+      </w:r>
+      <w:r>
+        <w:rPr>
+          <w:rFonts w:ascii="Times New Roman" w:hAnsi="Times New Roman" w:cs="Times New Roman"/>
+          <w:b/>
+          <w:bCs/>
+        </w:rPr>
+        <w:t> :</w:t>
+      </w:r>
+      <w:r>
+        <w:rPr>
+          <w:rFonts w:ascii="Times New Roman" w:hAnsi="Times New Roman" w:cs="Times New Roman"/>
+        </w:rPr>
+        <w:t xml:space="preserve"> </w:t>
+      </w:r>
+      <w:r>
+        <w:rPr>
+          <w:rFonts w:ascii="Times New Roman" w:hAnsi="Times New Roman" w:cs="Times New Roman"/>
+        </w:rPr>
+        <w:t>Conception et réalisation d’un site Web de vente en ligne.</w:t>
+      </w:r>
+    </w:p>
+    <w:p>
+      <w:pPr>
+        <w:ind w:left="708"/>
+        <w:rPr>
+          <w:i/>
+          <w:iCs/>
+        </w:rPr>
+      </w:pPr>
+      <w:r>
+        <w:rPr>
+          <w:b/>
+          <w:bCs/>
+        </w:rPr>
+        <w:t xml:space="preserve">Tableau 1 : </w:t>
+      </w:r>
+      <w:r>
+        <w:rPr>
+          <w:b/>
+          <w:bCs/>
+          <w:i/>
+          <w:iCs/>
+        </w:rPr>
+        <w:t xml:space="preserve"> </w:t>
+      </w:r>
+      <w:r>
+        <w:rPr>
+          <w:i/>
+          <w:iCs/>
+        </w:rPr>
+        <w:t>Avantages et inconvénients des solutions évoqués</w:t>
+      </w:r>
+    </w:p>
+    <w:tbl>
+      <w:tblPr>
+        <w:tblStyle w:val="Grilledutableau"/>
+        <w:tblW w:w="0" w:type="auto"/>
+        <w:tblInd w:w="-5" w:type="dxa"/>
+        <w:tblLook w:val="04A0" w:firstRow="1" w:lastRow="0" w:firstColumn="1" w:lastColumn="0" w:noHBand="0" w:noVBand="1"/>
+      </w:tblPr>
+      <w:tblGrid>
+        <w:gridCol w:w="2268"/>
+        <w:gridCol w:w="3986"/>
+        <w:gridCol w:w="2535"/>
+      </w:tblGrid>
+      <w:tr>
+        <w:tc>
+          <w:tcPr>
+            <w:tcW w:w="2268" w:type="dxa"/>
+          </w:tcPr>
+          <w:p>
+            <w:pPr>
+              <w:jc w:val="center"/>
+              <w:rPr>
+                <w:rFonts w:ascii="Times New Roman" w:hAnsi="Times New Roman" w:cs="Times New Roman"/>
+              </w:rPr>
+            </w:pPr>
+            <w:r>
+              <w:rPr>
+                <w:rFonts w:ascii="Times New Roman" w:hAnsi="Times New Roman" w:cs="Times New Roman"/>
+              </w:rPr>
+              <w:t>Solution Proposée</w:t>
+            </w:r>
+          </w:p>
+        </w:tc>
+        <w:tc>
+          <w:tcPr>
+            <w:tcW w:w="3986" w:type="dxa"/>
+          </w:tcPr>
+          <w:p>
+            <w:pPr>
+              <w:jc w:val="center"/>
+              <w:rPr>
+                <w:rFonts w:ascii="Times New Roman" w:hAnsi="Times New Roman" w:cs="Times New Roman"/>
+                <w:b/>
+                <w:bCs/>
+              </w:rPr>
+            </w:pPr>
+            <w:r>
+              <w:rPr>
+                <w:rFonts w:ascii="Times New Roman" w:hAnsi="Times New Roman" w:cs="Times New Roman"/>
+                <w:b/>
+                <w:bCs/>
+              </w:rPr>
+              <w:t>Avantages</w:t>
+            </w:r>
+          </w:p>
+        </w:tc>
+        <w:tc>
+          <w:tcPr>
+            <w:tcW w:w="2535" w:type="dxa"/>
+          </w:tcPr>
+          <w:p>
+            <w:pPr>
+              <w:jc w:val="center"/>
+              <w:rPr>
+                <w:rFonts w:ascii="Times New Roman" w:hAnsi="Times New Roman" w:cs="Times New Roman"/>
+                <w:b/>
+                <w:bCs/>
+              </w:rPr>
+            </w:pPr>
+            <w:r>
+              <w:rPr>
+                <w:rFonts w:ascii="Times New Roman" w:hAnsi="Times New Roman" w:cs="Times New Roman"/>
+                <w:b/>
+                <w:bCs/>
+              </w:rPr>
+              <w:t>Inconvénients</w:t>
+            </w:r>
+          </w:p>
+        </w:tc>
+      </w:tr>
+      <w:tr>
+        <w:tc>
+          <w:tcPr>
+            <w:tcW w:w="2268" w:type="dxa"/>
+          </w:tcPr>
+          <w:p>
+            <w:pPr>
+              <w:jc w:val="center"/>
+              <w:rPr>
+                <w:rFonts w:ascii="Times New Roman" w:hAnsi="Times New Roman" w:cs="Times New Roman"/>
+              </w:rPr>
+            </w:pPr>
+            <w:r>
+              <w:rPr>
+                <w:rFonts w:ascii="Times New Roman" w:hAnsi="Times New Roman" w:cs="Times New Roman"/>
+              </w:rPr>
+              <w:t>Solution 1</w:t>
+            </w:r>
+          </w:p>
+        </w:tc>
+        <w:tc>
+          <w:tcPr>
+            <w:tcW w:w="3986" w:type="dxa"/>
+          </w:tcPr>
+          <w:p>
+            <w:pPr>
+              <w:rPr>
+                <w:rFonts w:ascii="Times New Roman" w:hAnsi="Times New Roman" w:cs="Times New Roman"/>
+              </w:rPr>
+            </w:pPr>
+            <w:r>
+              <w:rPr>
+                <w:rFonts w:ascii="Times New Roman" w:hAnsi="Times New Roman" w:cs="Times New Roman"/>
+              </w:rPr>
+              <w:t xml:space="preserve">- </w:t>
+            </w:r>
+            <w:r>
+              <w:rPr>
+                <w:rFonts w:ascii="Times New Roman" w:hAnsi="Times New Roman" w:cs="Times New Roman"/>
+              </w:rPr>
+              <w:t xml:space="preserve"> </w:t>
+            </w:r>
+            <w:r>
+              <w:rPr>
+                <w:rFonts w:ascii="Times New Roman" w:hAnsi="Times New Roman" w:cs="Times New Roman"/>
+              </w:rPr>
+              <w:t xml:space="preserve">Coût minimale, pas de nouvel investissement logiciel initiale </w:t>
+            </w:r>
+          </w:p>
+          <w:p>
+            <w:pPr>
+              <w:rPr>
+                <w:rFonts w:ascii="Times New Roman" w:hAnsi="Times New Roman" w:cs="Times New Roman"/>
+              </w:rPr>
+            </w:pPr>
+            <w:r>
+              <w:rPr>
+                <w:rFonts w:ascii="Times New Roman" w:hAnsi="Times New Roman" w:cs="Times New Roman"/>
+              </w:rPr>
+              <w:t xml:space="preserve">- </w:t>
+            </w:r>
+            <w:r>
+              <w:rPr>
+                <w:rFonts w:ascii="Times New Roman" w:hAnsi="Times New Roman" w:cs="Times New Roman"/>
+              </w:rPr>
+              <w:t>Facilité d’accès</w:t>
+            </w:r>
+            <w:r>
+              <w:rPr>
+                <w:rFonts w:ascii="Times New Roman" w:hAnsi="Times New Roman" w:cs="Times New Roman"/>
+              </w:rPr>
+              <w:t> : Outils facile</w:t>
+            </w:r>
+            <w:r>
+              <w:rPr>
+                <w:rFonts w:ascii="Times New Roman" w:hAnsi="Times New Roman" w:cs="Times New Roman"/>
+              </w:rPr>
+              <w:t xml:space="preserve"> à maîtriser par les équipes.</w:t>
+            </w:r>
+          </w:p>
+          <w:p>
+            <w:pPr>
+              <w:rPr>
+                <w:rFonts w:ascii="Times New Roman" w:hAnsi="Times New Roman" w:cs="Times New Roman"/>
+              </w:rPr>
+            </w:pPr>
+            <w:r>
+              <w:rPr>
+                <w:rFonts w:ascii="Times New Roman" w:hAnsi="Times New Roman" w:cs="Times New Roman"/>
+              </w:rPr>
+              <w:t>- Adaptabilité rapide (modification pour un besoin spécifique).</w:t>
+            </w:r>
+          </w:p>
+        </w:tc>
+        <w:tc>
+          <w:tcPr>
+            <w:tcW w:w="2535" w:type="dxa"/>
+          </w:tcPr>
+          <w:p>
+            <w:pPr>
+              <w:rPr>
+                <w:rFonts w:ascii="Times New Roman" w:hAnsi="Times New Roman" w:cs="Times New Roman"/>
+              </w:rPr>
+            </w:pPr>
+            <w:r>
+              <w:rPr>
+                <w:rFonts w:ascii="Times New Roman" w:hAnsi="Times New Roman" w:cs="Times New Roman"/>
+              </w:rPr>
+              <w:t>-</w:t>
+            </w:r>
+            <w:r>
+              <w:rPr>
+                <w:rFonts w:ascii="Times New Roman" w:hAnsi="Times New Roman" w:cs="Times New Roman"/>
+              </w:rPr>
+              <w:t xml:space="preserve"> </w:t>
+            </w:r>
+            <w:r>
+              <w:rPr>
+                <w:rFonts w:ascii="Times New Roman" w:hAnsi="Times New Roman" w:cs="Times New Roman"/>
+              </w:rPr>
+              <w:t>Manque de centralisation des données</w:t>
+            </w:r>
+            <w:r>
+              <w:rPr>
+                <w:rFonts w:ascii="Times New Roman" w:hAnsi="Times New Roman" w:cs="Times New Roman"/>
+              </w:rPr>
+              <w:t>.</w:t>
+            </w:r>
+            <w:r>
+              <w:rPr>
+                <w:rFonts w:ascii="Times New Roman" w:hAnsi="Times New Roman" w:cs="Times New Roman"/>
+              </w:rPr>
+              <w:t xml:space="preserve"> </w:t>
+            </w:r>
+          </w:p>
+          <w:p>
+            <w:pPr>
+              <w:rPr>
+                <w:rFonts w:ascii="Times New Roman" w:hAnsi="Times New Roman" w:cs="Times New Roman"/>
+              </w:rPr>
+            </w:pPr>
+            <w:r>
+              <w:rPr>
+                <w:rFonts w:ascii="Times New Roman" w:hAnsi="Times New Roman" w:cs="Times New Roman"/>
+              </w:rPr>
+              <w:t xml:space="preserve">-  </w:t>
+            </w:r>
+            <w:r>
+              <w:rPr>
+                <w:rFonts w:ascii="Times New Roman" w:hAnsi="Times New Roman" w:cs="Times New Roman"/>
+              </w:rPr>
+              <w:t>Difficile à maîtriser pour les informations complexes</w:t>
+            </w:r>
+            <w:r>
+              <w:rPr>
+                <w:rFonts w:ascii="Times New Roman" w:hAnsi="Times New Roman" w:cs="Times New Roman"/>
+              </w:rPr>
+              <w:t>.</w:t>
+            </w:r>
+          </w:p>
+          <w:p>
+            <w:pPr>
+              <w:rPr>
+                <w:rFonts w:ascii="Times New Roman" w:hAnsi="Times New Roman" w:cs="Times New Roman"/>
+              </w:rPr>
+            </w:pPr>
+            <w:r>
+              <w:rPr>
+                <w:rFonts w:ascii="Times New Roman" w:hAnsi="Times New Roman" w:cs="Times New Roman"/>
+              </w:rPr>
+              <w:t>- Faible automatisation.</w:t>
+            </w:r>
+          </w:p>
+        </w:tc>
+      </w:tr>
+      <w:tr>
+        <w:tc>
+          <w:tcPr>
+            <w:tcW w:w="2268" w:type="dxa"/>
+          </w:tcPr>
+          <w:p>
+            <w:pPr>
+              <w:jc w:val="center"/>
+              <w:rPr>
+                <w:rFonts w:ascii="Times New Roman" w:hAnsi="Times New Roman" w:cs="Times New Roman"/>
+              </w:rPr>
+            </w:pPr>
+            <w:r>
+              <w:rPr>
+                <w:rFonts w:ascii="Times New Roman" w:hAnsi="Times New Roman" w:cs="Times New Roman"/>
+              </w:rPr>
+              <w:t xml:space="preserve">Solution </w:t>
+            </w:r>
+            <w:r>
+              <w:rPr>
+                <w:rFonts w:ascii="Times New Roman" w:hAnsi="Times New Roman" w:cs="Times New Roman"/>
+              </w:rPr>
+              <w:t>2</w:t>
+            </w:r>
+          </w:p>
+        </w:tc>
+        <w:tc>
+          <w:tcPr>
+            <w:tcW w:w="3986" w:type="dxa"/>
+          </w:tcPr>
+          <w:p>
+            <w:pPr>
+              <w:rPr>
+                <w:rFonts w:ascii="Times New Roman" w:hAnsi="Times New Roman" w:cs="Times New Roman"/>
+              </w:rPr>
+            </w:pPr>
+            <w:r>
+              <w:rPr>
+                <w:rFonts w:ascii="Times New Roman" w:hAnsi="Times New Roman" w:cs="Times New Roman"/>
+              </w:rPr>
+              <w:t xml:space="preserve">- </w:t>
+            </w:r>
+            <w:r>
+              <w:rPr>
+                <w:rFonts w:ascii="Times New Roman" w:hAnsi="Times New Roman" w:cs="Times New Roman"/>
+              </w:rPr>
+              <w:t xml:space="preserve">Système conçu pour gérer de grands volumes de données de manière sécurisée </w:t>
+            </w:r>
+          </w:p>
+          <w:p>
+            <w:pPr>
+              <w:rPr>
+                <w:rFonts w:ascii="Times New Roman" w:hAnsi="Times New Roman" w:cs="Times New Roman"/>
+              </w:rPr>
+            </w:pPr>
+            <w:r>
+              <w:rPr>
+                <w:rFonts w:ascii="Times New Roman" w:hAnsi="Times New Roman" w:cs="Times New Roman"/>
+              </w:rPr>
+              <w:t>-</w:t>
+            </w:r>
+            <w:r>
+              <w:rPr>
+                <w:rFonts w:ascii="Times New Roman" w:hAnsi="Times New Roman" w:cs="Times New Roman"/>
+              </w:rPr>
+              <w:t xml:space="preserve"> </w:t>
+            </w:r>
+            <w:r>
+              <w:rPr>
+                <w:rFonts w:ascii="Times New Roman" w:hAnsi="Times New Roman" w:cs="Times New Roman"/>
+              </w:rPr>
+              <w:t>Assurer la centralisation et la collaboration.</w:t>
+            </w:r>
+          </w:p>
+        </w:tc>
+        <w:tc>
+          <w:tcPr>
+            <w:tcW w:w="2535" w:type="dxa"/>
+          </w:tcPr>
+          <w:p>
+            <w:pPr>
+              <w:rPr>
+                <w:rFonts w:ascii="Times New Roman" w:hAnsi="Times New Roman" w:cs="Times New Roman"/>
+              </w:rPr>
+            </w:pPr>
+            <w:r>
+              <w:rPr>
+                <w:rFonts w:ascii="Times New Roman" w:hAnsi="Times New Roman" w:cs="Times New Roman"/>
+              </w:rPr>
+              <w:t>-</w:t>
+            </w:r>
+            <w:r>
+              <w:rPr>
+                <w:rFonts w:ascii="Times New Roman" w:hAnsi="Times New Roman" w:cs="Times New Roman"/>
+              </w:rPr>
+              <w:t xml:space="preserve"> Plus Coûteux </w:t>
+            </w:r>
+            <w:r>
+              <w:rPr>
+                <w:rFonts w:ascii="Times New Roman" w:hAnsi="Times New Roman" w:cs="Times New Roman"/>
+              </w:rPr>
+              <w:t>(Achat de licence, frais d’abonnement).</w:t>
+            </w:r>
+          </w:p>
+          <w:p>
+            <w:pPr>
+              <w:rPr>
+                <w:rFonts w:ascii="Times New Roman" w:hAnsi="Times New Roman" w:cs="Times New Roman"/>
+              </w:rPr>
+            </w:pPr>
+            <w:r>
+              <w:rPr>
+                <w:rFonts w:ascii="Times New Roman" w:hAnsi="Times New Roman" w:cs="Times New Roman"/>
+              </w:rPr>
+              <w:t>- Le processus de vente doit s’adapter au fonctionnement du logiciel standard.</w:t>
+            </w:r>
+          </w:p>
+        </w:tc>
+      </w:tr>
+      <w:tr>
+        <w:tc>
+          <w:tcPr>
+            <w:tcW w:w="2268" w:type="dxa"/>
+          </w:tcPr>
+          <w:p>
+            <w:pPr>
+              <w:jc w:val="center"/>
+              <w:rPr>
+                <w:rFonts w:ascii="Times New Roman" w:hAnsi="Times New Roman" w:cs="Times New Roman"/>
+              </w:rPr>
+            </w:pPr>
+            <w:r>
+              <w:rPr>
+                <w:rFonts w:ascii="Times New Roman" w:hAnsi="Times New Roman" w:cs="Times New Roman"/>
+              </w:rPr>
+              <w:lastRenderedPageBreak/>
+              <w:t xml:space="preserve">Solution </w:t>
+            </w:r>
+            <w:r>
+              <w:rPr>
+                <w:rFonts w:ascii="Times New Roman" w:hAnsi="Times New Roman" w:cs="Times New Roman"/>
+              </w:rPr>
+              <w:t>3</w:t>
+            </w:r>
+          </w:p>
+        </w:tc>
+        <w:tc>
+          <w:tcPr>
+            <w:tcW w:w="3986" w:type="dxa"/>
+          </w:tcPr>
+          <w:p>
+            <w:pPr>
+              <w:rPr>
+                <w:rFonts w:ascii="Times New Roman" w:hAnsi="Times New Roman" w:cs="Times New Roman"/>
+              </w:rPr>
+            </w:pPr>
+            <w:r>
+              <w:rPr>
+                <w:rFonts w:ascii="Times New Roman" w:hAnsi="Times New Roman" w:cs="Times New Roman"/>
+              </w:rPr>
+              <w:t xml:space="preserve">- </w:t>
+            </w:r>
+            <w:r>
+              <w:rPr>
+                <w:rFonts w:ascii="Times New Roman" w:hAnsi="Times New Roman" w:cs="Times New Roman"/>
+              </w:rPr>
+              <w:t xml:space="preserve"> Garantir la personnalisation pour répondre directement les besoins spécifiques de l’utilisateur.</w:t>
+            </w:r>
+          </w:p>
+          <w:p>
+            <w:pPr>
+              <w:rPr>
+                <w:rFonts w:ascii="Times New Roman" w:hAnsi="Times New Roman" w:cs="Times New Roman"/>
+              </w:rPr>
+            </w:pPr>
+            <w:r>
+              <w:rPr>
+                <w:rFonts w:ascii="Times New Roman" w:hAnsi="Times New Roman" w:cs="Times New Roman"/>
+              </w:rPr>
+              <w:t>-  Le système peut intégrer des fonctionnalités uniques.</w:t>
+            </w:r>
+          </w:p>
+          <w:p>
+            <w:pPr>
+              <w:rPr>
+                <w:rFonts w:ascii="Times New Roman" w:hAnsi="Times New Roman" w:cs="Times New Roman"/>
+              </w:rPr>
+            </w:pPr>
+          </w:p>
+        </w:tc>
+        <w:tc>
+          <w:tcPr>
+            <w:tcW w:w="2535" w:type="dxa"/>
+          </w:tcPr>
+          <w:p>
+            <w:pPr>
+              <w:rPr>
+                <w:rFonts w:ascii="Times New Roman" w:hAnsi="Times New Roman" w:cs="Times New Roman"/>
+              </w:rPr>
+            </w:pPr>
+            <w:r>
+              <w:rPr>
+                <w:rFonts w:ascii="Times New Roman" w:hAnsi="Times New Roman" w:cs="Times New Roman"/>
+              </w:rPr>
+              <w:t>-</w:t>
+            </w:r>
+            <w:r>
+              <w:rPr>
+                <w:rFonts w:ascii="Times New Roman" w:hAnsi="Times New Roman" w:cs="Times New Roman"/>
+              </w:rPr>
+              <w:t xml:space="preserve"> Besoins de temps lors de la conception et la réalisation.</w:t>
+            </w:r>
+          </w:p>
+          <w:p>
+            <w:pPr>
+              <w:rPr>
+                <w:rFonts w:ascii="Times New Roman" w:hAnsi="Times New Roman" w:cs="Times New Roman"/>
+              </w:rPr>
+            </w:pPr>
+            <w:r>
+              <w:rPr>
+                <w:rFonts w:ascii="Times New Roman" w:hAnsi="Times New Roman" w:cs="Times New Roman"/>
+              </w:rPr>
+              <w:t>- Coût élevé : développement, tests et déploiement représente un investissement majeur.</w:t>
+            </w:r>
+          </w:p>
+        </w:tc>
+      </w:tr>
+    </w:tbl>
+    <w:p>
+      <w:pPr>
+        <w:ind w:left="708"/>
+      </w:pPr>
     </w:p>
     <w:p/>
     <w:p>
       <w:pPr>
         <w:pStyle w:val="Titre4"/>
-        <w:jc w:val="both"/>
         <w:rPr>
           <w:rFonts w:cs="Times New Roman"/>
         </w:rPr>
@@ -14226,188 +15373,74 @@
         <w:rPr>
           <w:rFonts w:cs="Times New Roman"/>
         </w:rPr>
-        <w:t>Inventaire des moyens matériels et logiciels</w:t>
-      </w:r>
+        <w:t>Méthodes de conception et outils utilisés</w:t>
+      </w:r>
+    </w:p>
+    <w:p>
+      <w:pPr>
+        <w:rPr>
+          <w:rFonts w:ascii="Times New Roman" w:hAnsi="Times New Roman" w:cs="Times New Roman"/>
+        </w:rPr>
+      </w:pPr>
+    </w:p>
+    <w:p>
+      <w:pPr>
+        <w:pStyle w:val="Titre2"/>
+        <w:jc w:val="left"/>
+        <w:rPr>
+          <w:rFonts w:cs="Times New Roman"/>
+        </w:rPr>
+      </w:pPr>
+      <w:bookmarkStart w:id="93" w:name="_Toc213137475"/>
+      <w:r>
+        <w:rPr>
+          <w:rFonts w:cs="Times New Roman"/>
+        </w:rPr>
+        <w:t>Analyse Conceptuel</w:t>
+      </w:r>
+      <w:r>
+        <w:rPr>
+          <w:rFonts w:cs="Times New Roman"/>
+        </w:rPr>
+        <w:t>le</w:t>
+      </w:r>
+      <w:bookmarkEnd w:id="93"/>
+    </w:p>
+    <w:p>
+      <w:pPr>
+        <w:rPr>
+          <w:rFonts w:ascii="Times New Roman" w:hAnsi="Times New Roman" w:cs="Times New Roman"/>
+        </w:rPr>
+      </w:pPr>
     </w:p>
     <w:p>
       <w:pPr>
         <w:pStyle w:val="Titre3"/>
+        <w:jc w:val="left"/>
         <w:rPr>
           <w:rFonts w:cs="Times New Roman"/>
         </w:rPr>
       </w:pPr>
-      <w:bookmarkStart w:id="91" w:name="_Toc213137473"/>
+      <w:bookmarkStart w:id="94" w:name="_Toc213137476"/>
       <w:r>
         <w:rPr>
           <w:rFonts w:cs="Times New Roman"/>
         </w:rPr>
-        <w:t>Critique de l’existant</w:t>
-      </w:r>
-      <w:bookmarkEnd w:id="91"/>
-    </w:p>
-    <w:p>
-      <w:pPr>
-        <w:pStyle w:val="Titre4"/>
-        <w:jc w:val="both"/>
-        <w:rPr>
-          <w:rFonts w:cs="Times New Roman"/>
-        </w:rPr>
-      </w:pPr>
-      <w:r>
-        <w:rPr>
-          <w:rFonts w:cs="Times New Roman"/>
-        </w:rPr>
-        <w:t>Points forts</w:t>
-      </w:r>
-    </w:p>
-    <w:p>
-      <w:pPr>
-        <w:pStyle w:val="Titre4"/>
-        <w:jc w:val="both"/>
-        <w:rPr>
-          <w:rFonts w:cs="Times New Roman"/>
-        </w:rPr>
-      </w:pPr>
-      <w:r>
-        <w:rPr>
-          <w:rFonts w:cs="Times New Roman"/>
-        </w:rPr>
-        <w:t>Points faibles</w:t>
-      </w:r>
+        <w:t>Présentation de la méthode Merise</w:t>
+      </w:r>
+      <w:bookmarkEnd w:id="94"/>
+    </w:p>
+    <w:p>
+      <w:pPr>
+        <w:rPr>
+          <w:rFonts w:ascii="Times New Roman" w:hAnsi="Times New Roman" w:cs="Times New Roman"/>
+        </w:rPr>
+      </w:pPr>
     </w:p>
     <w:p>
       <w:pPr>
         <w:pStyle w:val="Titre3"/>
-        <w:rPr>
-          <w:rFonts w:cs="Times New Roman"/>
-        </w:rPr>
-      </w:pPr>
-      <w:bookmarkStart w:id="92" w:name="_Toc213137474"/>
-      <w:r>
-        <w:rPr>
-          <w:rFonts w:cs="Times New Roman"/>
-        </w:rPr>
-        <w:t xml:space="preserve">Conception </w:t>
-      </w:r>
-      <w:proofErr w:type="spellStart"/>
-      <w:r>
-        <w:rPr>
-          <w:rFonts w:cs="Times New Roman"/>
-        </w:rPr>
-        <w:t>avan</w:t>
-      </w:r>
-      <w:r>
-        <w:rPr>
-          <w:rFonts w:cs="Times New Roman"/>
-        </w:rPr>
-        <w:t>t</w:t>
-      </w:r>
-      <w:r>
-        <w:rPr>
-          <w:rFonts w:cs="Times New Roman"/>
-        </w:rPr>
-        <w:t xml:space="preserve"> projet</w:t>
-      </w:r>
-      <w:bookmarkEnd w:id="92"/>
-      <w:proofErr w:type="spellEnd"/>
-    </w:p>
-    <w:p>
-      <w:pPr>
-        <w:pStyle w:val="Titre4"/>
-        <w:jc w:val="both"/>
-        <w:rPr>
-          <w:rFonts w:cs="Times New Roman"/>
-        </w:rPr>
-      </w:pPr>
-      <w:r>
-        <w:rPr>
-          <w:rFonts w:cs="Times New Roman"/>
-        </w:rPr>
-        <w:t>Proposition des solutions</w:t>
-      </w:r>
-    </w:p>
-    <w:p>
-      <w:pPr>
-        <w:pStyle w:val="Titre4"/>
-        <w:jc w:val="both"/>
-        <w:rPr>
-          <w:rFonts w:cs="Times New Roman"/>
-        </w:rPr>
-      </w:pPr>
-      <w:r>
-        <w:rPr>
-          <w:rFonts w:cs="Times New Roman"/>
-        </w:rPr>
-        <w:t>Méthodes de conception et outils utilisés</w:t>
-      </w:r>
-    </w:p>
-    <w:p>
-      <w:pPr>
-        <w:jc w:val="both"/>
-        <w:rPr>
-          <w:rFonts w:ascii="Times New Roman" w:hAnsi="Times New Roman" w:cs="Times New Roman"/>
-        </w:rPr>
-      </w:pPr>
-    </w:p>
-    <w:p>
-      <w:pPr>
-        <w:pStyle w:val="Titre2"/>
-        <w:jc w:val="both"/>
-        <w:rPr>
-          <w:rFonts w:cs="Times New Roman"/>
-        </w:rPr>
-      </w:pPr>
-      <w:bookmarkStart w:id="93" w:name="_Toc213137475"/>
-      <w:r>
-        <w:rPr>
-          <w:rFonts w:cs="Times New Roman"/>
-        </w:rPr>
-        <w:lastRenderedPageBreak/>
-        <w:t>Analyse Conceptuel</w:t>
-      </w:r>
-      <w:r>
-        <w:rPr>
-          <w:rFonts w:cs="Times New Roman"/>
-        </w:rPr>
-        <w:t>le</w:t>
-      </w:r>
-      <w:bookmarkEnd w:id="93"/>
-    </w:p>
-    <w:p>
-      <w:pPr>
-        <w:jc w:val="both"/>
-        <w:rPr>
-          <w:rFonts w:ascii="Times New Roman" w:hAnsi="Times New Roman" w:cs="Times New Roman"/>
-        </w:rPr>
-      </w:pPr>
-    </w:p>
-    <w:p>
-      <w:pPr>
-        <w:pStyle w:val="Titre3"/>
-        <w:rPr>
-          <w:rFonts w:cs="Times New Roman"/>
-        </w:rPr>
-      </w:pPr>
-      <w:bookmarkStart w:id="94" w:name="_Toc213137476"/>
-      <w:r>
-        <w:rPr>
-          <w:rFonts w:cs="Times New Roman"/>
-        </w:rPr>
-        <w:t>Présentation de la méthode Merise</w:t>
-      </w:r>
-      <w:bookmarkEnd w:id="94"/>
-    </w:p>
-    <w:p>
-      <w:pPr>
-        <w:jc w:val="both"/>
-        <w:rPr>
-          <w:rFonts w:ascii="Times New Roman" w:hAnsi="Times New Roman" w:cs="Times New Roman"/>
-        </w:rPr>
-      </w:pPr>
-    </w:p>
-    <w:p>
-      <w:pPr>
-        <w:pStyle w:val="Titre3"/>
+        <w:jc w:val="left"/>
         <w:rPr>
           <w:rFonts w:cs="Times New Roman"/>
           <w:u w:val="single"/>
@@ -14423,97 +15456,66 @@
         <w:t>Dictionnaire des Données</w:t>
       </w:r>
       <w:bookmarkEnd w:id="95"/>
-      <w:r>
-        <w:rPr>
-          <w:rFonts w:cs="Times New Roman"/>
-          <w:shd w:val="clear" w:color="auto" w:fill="FFFFFF"/>
+    </w:p>
+    <w:p>
+      <w:pPr>
+        <w:rPr>
+          <w:rFonts w:ascii="Times New Roman" w:hAnsi="Times New Roman" w:cs="Times New Roman"/>
+          <w:b/>
+          <w:sz w:val="24"/>
+          <w:szCs w:val="24"/>
+        </w:rPr>
+      </w:pPr>
+      <w:r>
+        <w:rPr>
+          <w:rFonts w:ascii="Times New Roman" w:hAnsi="Times New Roman" w:cs="Times New Roman"/>
+          <w:b/>
+          <w:sz w:val="24"/>
+          <w:szCs w:val="24"/>
+        </w:rPr>
+        <w:t>Tableau 3</w:t>
+      </w:r>
+      <w:r>
+        <w:rPr>
+          <w:rFonts w:ascii="Times New Roman" w:hAnsi="Times New Roman" w:cs="Times New Roman"/>
+          <w:b/>
+          <w:sz w:val="24"/>
+          <w:szCs w:val="24"/>
         </w:rPr>
         <w:t xml:space="preserve"> </w:t>
       </w:r>
-    </w:p>
-    <w:p>
-      <w:pPr>
-        <w:jc w:val="both"/>
+      <w:r>
         <w:rPr>
           <w:rFonts w:ascii="Times New Roman" w:hAnsi="Times New Roman" w:cs="Times New Roman"/>
           <w:b/>
           <w:sz w:val="24"/>
           <w:szCs w:val="24"/>
         </w:rPr>
-      </w:pPr>
-      <w:r>
-        <w:rPr>
-          <w:rFonts w:ascii="Times New Roman" w:hAnsi="Times New Roman" w:cs="Times New Roman"/>
-          <w:b/>
+        <w:t>: Dictionnaire de données</w:t>
+      </w:r>
+    </w:p>
+    <w:p>
+      <w:pPr>
+        <w:pStyle w:val="Tableau"/>
+        <w:rPr>
+          <w:rFonts w:ascii="Times New Roman" w:hAnsi="Times New Roman" w:cs="Times New Roman"/>
+        </w:rPr>
+      </w:pPr>
+    </w:p>
+    <w:p>
+      <w:pPr>
+        <w:pStyle w:val="Paragraphedeliste"/>
+        <w:rPr>
+          <w:rFonts w:ascii="Times New Roman" w:hAnsi="Times New Roman" w:cs="Times New Roman"/>
           <w:sz w:val="28"/>
           <w:szCs w:val="28"/>
           <w:shd w:val="clear" w:color="auto" w:fill="FFFFFF"/>
         </w:rPr>
-        <w:t xml:space="preserve"> </w:t>
-      </w:r>
-      <w:r>
-        <w:rPr>
-          <w:rFonts w:ascii="Times New Roman" w:hAnsi="Times New Roman" w:cs="Times New Roman"/>
-          <w:b/>
-          <w:sz w:val="28"/>
-          <w:szCs w:val="28"/>
-          <w:shd w:val="clear" w:color="auto" w:fill="FFFFFF"/>
-        </w:rPr>
-        <w:tab/>
-      </w:r>
-      <w:r>
-        <w:rPr>
-          <w:rFonts w:ascii="Times New Roman" w:hAnsi="Times New Roman" w:cs="Times New Roman"/>
-          <w:b/>
-          <w:sz w:val="24"/>
-          <w:szCs w:val="24"/>
-        </w:rPr>
-        <w:t>Tableau 3</w:t>
-      </w:r>
-      <w:r>
-        <w:rPr>
-          <w:rFonts w:ascii="Times New Roman" w:hAnsi="Times New Roman" w:cs="Times New Roman"/>
-          <w:b/>
-          <w:sz w:val="24"/>
-          <w:szCs w:val="24"/>
-        </w:rPr>
-        <w:t xml:space="preserve"> </w:t>
-      </w:r>
-      <w:r>
-        <w:rPr>
-          <w:rFonts w:ascii="Times New Roman" w:hAnsi="Times New Roman" w:cs="Times New Roman"/>
-          <w:b/>
-          <w:sz w:val="24"/>
-          <w:szCs w:val="24"/>
-        </w:rPr>
-        <w:t>: Dictionnaire de données</w:t>
-      </w:r>
-    </w:p>
-    <w:p>
-      <w:pPr>
-        <w:pStyle w:val="Tableau"/>
-        <w:jc w:val="both"/>
-        <w:rPr>
-          <w:rFonts w:ascii="Times New Roman" w:hAnsi="Times New Roman" w:cs="Times New Roman"/>
-        </w:rPr>
       </w:pPr>
     </w:p>
     <w:p>
       <w:pPr>
         <w:pStyle w:val="Paragraphedeliste"/>
-        <w:jc w:val="both"/>
-        <w:rPr>
-          <w:rFonts w:ascii="Times New Roman" w:hAnsi="Times New Roman" w:cs="Times New Roman"/>
-          <w:sz w:val="28"/>
-          <w:szCs w:val="28"/>
-          <w:shd w:val="clear" w:color="auto" w:fill="FFFFFF"/>
-        </w:rPr>
-      </w:pPr>
-    </w:p>
-    <w:p>
-      <w:pPr>
-        <w:pStyle w:val="Paragraphedeliste"/>
-        <w:jc w:val="both"/>
         <w:rPr>
           <w:rFonts w:ascii="Times New Roman" w:hAnsi="Times New Roman" w:cs="Times New Roman"/>
           <w:b/>
@@ -14528,7 +15530,6 @@
     <w:p>
       <w:pPr>
         <w:pStyle w:val="Paragraphedeliste"/>
-        <w:jc w:val="both"/>
         <w:rPr>
           <w:rFonts w:ascii="Times New Roman" w:hAnsi="Times New Roman" w:cs="Times New Roman"/>
           <w:b/>
@@ -14543,6 +15544,7 @@
     <w:p>
       <w:pPr>
         <w:pStyle w:val="Titre3"/>
+        <w:jc w:val="left"/>
         <w:rPr>
           <w:rFonts w:cs="Times New Roman"/>
           <w:bCs/>
@@ -14561,7 +15563,6 @@
     <w:p>
       <w:pPr>
         <w:pStyle w:val="Paragraphedeliste"/>
-        <w:jc w:val="both"/>
         <w:rPr>
           <w:rFonts w:ascii="Times New Roman" w:hAnsi="Times New Roman" w:cs="Times New Roman"/>
         </w:rPr>
@@ -14570,7 +15571,6 @@
     <w:p>
       <w:pPr>
         <w:pStyle w:val="Paragraphedeliste"/>
-        <w:jc w:val="both"/>
         <w:rPr>
           <w:rFonts w:ascii="Times New Roman" w:hAnsi="Times New Roman" w:cs="Times New Roman"/>
         </w:rPr>
@@ -14580,16 +15580,6 @@
       <w:pPr>
         <w:pStyle w:val="Paragraphedeliste"/>
         <w:ind w:left="0"/>
-        <w:jc w:val="both"/>
-        <w:rPr>
-          <w:rFonts w:ascii="Times New Roman" w:hAnsi="Times New Roman" w:cs="Times New Roman"/>
-          <w:color w:val="000000"/>
-          <w:sz w:val="24"/>
-          <w:szCs w:val="24"/>
-          <w:shd w:val="clear" w:color="auto" w:fill="FFFFFF"/>
-        </w:rPr>
-      </w:pPr>
-      <w:r>
         <w:rPr>
           <w:rFonts w:ascii="Times New Roman" w:hAnsi="Times New Roman" w:cs="Times New Roman"/>
           <w:b/>
@@ -14599,8 +15589,7 @@
           <w:szCs w:val="24"/>
           <w:shd w:val="clear" w:color="auto" w:fill="FFFFFF"/>
         </w:rPr>
-        <w:t>Règle de gestion N°1</w:t>
-      </w:r>
+      </w:pPr>
       <w:r>
         <w:rPr>
           <w:rFonts w:ascii="Times New Roman" w:hAnsi="Times New Roman" w:cs="Times New Roman"/>
@@ -14611,7 +15600,7 @@
           <w:szCs w:val="24"/>
           <w:shd w:val="clear" w:color="auto" w:fill="FFFFFF"/>
         </w:rPr>
-        <w:t xml:space="preserve"> </w:t>
+        <w:t>Règle de gestion N°1</w:t>
       </w:r>
       <w:r>
         <w:rPr>
@@ -14623,46 +15612,8 @@
           <w:szCs w:val="24"/>
           <w:shd w:val="clear" w:color="auto" w:fill="FFFFFF"/>
         </w:rPr>
-        <w:t>:</w:t>
-      </w:r>
-      <w:r>
-        <w:rPr>
-          <w:rFonts w:ascii="Times New Roman" w:hAnsi="Times New Roman" w:cs="Times New Roman"/>
-          <w:color w:val="000000"/>
-          <w:sz w:val="24"/>
-          <w:szCs w:val="24"/>
-          <w:shd w:val="clear" w:color="auto" w:fill="FFFFFF"/>
-        </w:rPr>
         <w:t xml:space="preserve"> </w:t>
       </w:r>
-    </w:p>
-    <w:p>
-      <w:pPr>
-        <w:pStyle w:val="Paragraphedeliste"/>
-        <w:ind w:left="0"/>
-        <w:jc w:val="both"/>
-        <w:rPr>
-          <w:rFonts w:ascii="Times New Roman" w:hAnsi="Times New Roman" w:cs="Times New Roman"/>
-          <w:color w:val="000000"/>
-          <w:sz w:val="24"/>
-          <w:szCs w:val="24"/>
-          <w:shd w:val="clear" w:color="auto" w:fill="FFFFFF"/>
-        </w:rPr>
-      </w:pPr>
-    </w:p>
-    <w:p>
-      <w:pPr>
-        <w:pStyle w:val="Paragraphedeliste"/>
-        <w:ind w:left="0"/>
-        <w:jc w:val="both"/>
-        <w:rPr>
-          <w:rFonts w:ascii="Times New Roman" w:hAnsi="Times New Roman" w:cs="Times New Roman"/>
-          <w:color w:val="000000"/>
-          <w:sz w:val="24"/>
-          <w:szCs w:val="24"/>
-          <w:shd w:val="clear" w:color="auto" w:fill="FFFFFF"/>
-        </w:rPr>
-      </w:pPr>
       <w:r>
         <w:rPr>
           <w:rFonts w:ascii="Times New Roman" w:hAnsi="Times New Roman" w:cs="Times New Roman"/>
@@ -14673,8 +15624,47 @@
           <w:szCs w:val="24"/>
           <w:shd w:val="clear" w:color="auto" w:fill="FFFFFF"/>
         </w:rPr>
-        <w:t>Règle de gestion N°2</w:t>
-      </w:r>
+        <w:t>:</w:t>
+      </w:r>
+    </w:p>
+    <w:p>
+      <w:pPr>
+        <w:pStyle w:val="Paragraphedeliste"/>
+        <w:ind w:left="0"/>
+        <w:rPr>
+          <w:rFonts w:ascii="Times New Roman" w:hAnsi="Times New Roman" w:cs="Times New Roman"/>
+          <w:color w:val="000000"/>
+          <w:sz w:val="24"/>
+          <w:szCs w:val="24"/>
+          <w:shd w:val="clear" w:color="auto" w:fill="FFFFFF"/>
+        </w:rPr>
+      </w:pPr>
+    </w:p>
+    <w:p>
+      <w:pPr>
+        <w:pStyle w:val="Paragraphedeliste"/>
+        <w:ind w:left="0"/>
+        <w:rPr>
+          <w:rFonts w:ascii="Times New Roman" w:hAnsi="Times New Roman" w:cs="Times New Roman"/>
+          <w:color w:val="000000"/>
+          <w:sz w:val="24"/>
+          <w:szCs w:val="24"/>
+          <w:shd w:val="clear" w:color="auto" w:fill="FFFFFF"/>
+        </w:rPr>
+      </w:pPr>
+    </w:p>
+    <w:p>
+      <w:pPr>
+        <w:pStyle w:val="Paragraphedeliste"/>
+        <w:ind w:left="0"/>
+        <w:rPr>
+          <w:rFonts w:ascii="Times New Roman" w:hAnsi="Times New Roman" w:cs="Times New Roman"/>
+          <w:color w:val="000000"/>
+          <w:sz w:val="24"/>
+          <w:szCs w:val="24"/>
+          <w:shd w:val="clear" w:color="auto" w:fill="FFFFFF"/>
+        </w:rPr>
+      </w:pPr>
       <w:r>
         <w:rPr>
           <w:rFonts w:ascii="Times New Roman" w:hAnsi="Times New Roman" w:cs="Times New Roman"/>
@@ -14685,7 +15675,7 @@
           <w:szCs w:val="24"/>
           <w:shd w:val="clear" w:color="auto" w:fill="FFFFFF"/>
         </w:rPr>
-        <w:t xml:space="preserve"> </w:t>
+        <w:t>Règle de gestion N°2</w:t>
       </w:r>
       <w:r>
         <w:rPr>
@@ -14697,36 +15687,8 @@
           <w:szCs w:val="24"/>
           <w:shd w:val="clear" w:color="auto" w:fill="FFFFFF"/>
         </w:rPr>
-        <w:t xml:space="preserve">: </w:t>
-      </w:r>
-    </w:p>
-    <w:p>
-      <w:pPr>
-        <w:pStyle w:val="Paragraphedeliste"/>
-        <w:ind w:left="0"/>
-        <w:jc w:val="both"/>
-        <w:rPr>
-          <w:rFonts w:ascii="Times New Roman" w:hAnsi="Times New Roman" w:cs="Times New Roman"/>
-          <w:color w:val="000000"/>
-          <w:sz w:val="24"/>
-          <w:szCs w:val="24"/>
-          <w:shd w:val="clear" w:color="auto" w:fill="FFFFFF"/>
-        </w:rPr>
-      </w:pPr>
-    </w:p>
-    <w:p>
-      <w:pPr>
-        <w:pStyle w:val="Paragraphedeliste"/>
-        <w:ind w:left="0"/>
-        <w:jc w:val="both"/>
-        <w:rPr>
-          <w:rFonts w:ascii="Times New Roman" w:hAnsi="Times New Roman" w:cs="Times New Roman"/>
-          <w:color w:val="000000"/>
-          <w:sz w:val="24"/>
-          <w:szCs w:val="24"/>
-          <w:shd w:val="clear" w:color="auto" w:fill="FFFFFF"/>
-        </w:rPr>
-      </w:pPr>
+        <w:t xml:space="preserve"> </w:t>
+      </w:r>
       <w:r>
         <w:rPr>
           <w:rFonts w:ascii="Times New Roman" w:hAnsi="Times New Roman" w:cs="Times New Roman"/>
@@ -14737,8 +15699,34 @@
           <w:szCs w:val="24"/>
           <w:shd w:val="clear" w:color="auto" w:fill="FFFFFF"/>
         </w:rPr>
-        <w:t>Règle de gestion N°3</w:t>
-      </w:r>
+        <w:t>:</w:t>
+      </w:r>
+    </w:p>
+    <w:p>
+      <w:pPr>
+        <w:pStyle w:val="Paragraphedeliste"/>
+        <w:ind w:left="0"/>
+        <w:rPr>
+          <w:rFonts w:ascii="Times New Roman" w:hAnsi="Times New Roman" w:cs="Times New Roman"/>
+          <w:color w:val="000000"/>
+          <w:sz w:val="24"/>
+          <w:szCs w:val="24"/>
+          <w:shd w:val="clear" w:color="auto" w:fill="FFFFFF"/>
+        </w:rPr>
+      </w:pPr>
+    </w:p>
+    <w:p>
+      <w:pPr>
+        <w:pStyle w:val="Paragraphedeliste"/>
+        <w:ind w:left="0"/>
+        <w:rPr>
+          <w:rFonts w:ascii="Times New Roman" w:hAnsi="Times New Roman" w:cs="Times New Roman"/>
+          <w:color w:val="000000"/>
+          <w:sz w:val="24"/>
+          <w:szCs w:val="24"/>
+          <w:shd w:val="clear" w:color="auto" w:fill="FFFFFF"/>
+        </w:rPr>
+      </w:pPr>
       <w:r>
         <w:rPr>
           <w:rFonts w:ascii="Times New Roman" w:hAnsi="Times New Roman" w:cs="Times New Roman"/>
@@ -14749,7 +15737,7 @@
           <w:szCs w:val="24"/>
           <w:shd w:val="clear" w:color="auto" w:fill="FFFFFF"/>
         </w:rPr>
-        <w:t xml:space="preserve"> </w:t>
+        <w:t>Règle de gestion N°3</w:t>
       </w:r>
       <w:r>
         <w:rPr>
@@ -14761,46 +15749,8 @@
           <w:szCs w:val="24"/>
           <w:shd w:val="clear" w:color="auto" w:fill="FFFFFF"/>
         </w:rPr>
-        <w:t>:</w:t>
-      </w:r>
-      <w:r>
-        <w:rPr>
-          <w:rFonts w:ascii="Times New Roman" w:hAnsi="Times New Roman" w:cs="Times New Roman"/>
-          <w:color w:val="000000"/>
-          <w:sz w:val="24"/>
-          <w:szCs w:val="24"/>
-          <w:shd w:val="clear" w:color="auto" w:fill="FFFFFF"/>
-        </w:rPr>
         <w:t xml:space="preserve"> </w:t>
       </w:r>
-    </w:p>
-    <w:p>
-      <w:pPr>
-        <w:pStyle w:val="Paragraphedeliste"/>
-        <w:ind w:left="0"/>
-        <w:jc w:val="both"/>
-        <w:rPr>
-          <w:rFonts w:ascii="Times New Roman" w:hAnsi="Times New Roman" w:cs="Times New Roman"/>
-          <w:color w:val="000000"/>
-          <w:sz w:val="24"/>
-          <w:szCs w:val="24"/>
-          <w:shd w:val="clear" w:color="auto" w:fill="FFFFFF"/>
-        </w:rPr>
-      </w:pPr>
-    </w:p>
-    <w:p>
-      <w:pPr>
-        <w:pStyle w:val="Paragraphedeliste"/>
-        <w:ind w:left="0"/>
-        <w:jc w:val="both"/>
-        <w:rPr>
-          <w:rFonts w:ascii="Times New Roman" w:hAnsi="Times New Roman" w:cs="Times New Roman"/>
-          <w:color w:val="000000"/>
-          <w:sz w:val="24"/>
-          <w:szCs w:val="24"/>
-          <w:shd w:val="clear" w:color="auto" w:fill="FFFFFF"/>
-        </w:rPr>
-      </w:pPr>
       <w:r>
         <w:rPr>
           <w:rFonts w:ascii="Times New Roman" w:hAnsi="Times New Roman" w:cs="Times New Roman"/>
@@ -14811,8 +15761,34 @@
           <w:szCs w:val="24"/>
           <w:shd w:val="clear" w:color="auto" w:fill="FFFFFF"/>
         </w:rPr>
-        <w:t>Règle de gestion N°4</w:t>
-      </w:r>
+        <w:t>:</w:t>
+      </w:r>
+    </w:p>
+    <w:p>
+      <w:pPr>
+        <w:pStyle w:val="Paragraphedeliste"/>
+        <w:ind w:left="0"/>
+        <w:rPr>
+          <w:rFonts w:ascii="Times New Roman" w:hAnsi="Times New Roman" w:cs="Times New Roman"/>
+          <w:color w:val="000000"/>
+          <w:sz w:val="24"/>
+          <w:szCs w:val="24"/>
+          <w:shd w:val="clear" w:color="auto" w:fill="FFFFFF"/>
+        </w:rPr>
+      </w:pPr>
+    </w:p>
+    <w:p>
+      <w:pPr>
+        <w:pStyle w:val="Paragraphedeliste"/>
+        <w:ind w:left="0"/>
+        <w:rPr>
+          <w:rFonts w:ascii="Times New Roman" w:hAnsi="Times New Roman" w:cs="Times New Roman"/>
+          <w:color w:val="000000"/>
+          <w:sz w:val="24"/>
+          <w:szCs w:val="24"/>
+          <w:shd w:val="clear" w:color="auto" w:fill="FFFFFF"/>
+        </w:rPr>
+      </w:pPr>
       <w:r>
         <w:rPr>
           <w:rFonts w:ascii="Times New Roman" w:hAnsi="Times New Roman" w:cs="Times New Roman"/>
@@ -14823,7 +15799,7 @@
           <w:szCs w:val="24"/>
           <w:shd w:val="clear" w:color="auto" w:fill="FFFFFF"/>
         </w:rPr>
-        <w:t xml:space="preserve"> </w:t>
+        <w:t>Règle de gestion N°4</w:t>
       </w:r>
       <w:r>
         <w:rPr>
@@ -14835,46 +15811,8 @@
           <w:szCs w:val="24"/>
           <w:shd w:val="clear" w:color="auto" w:fill="FFFFFF"/>
         </w:rPr>
-        <w:t>:</w:t>
-      </w:r>
-      <w:r>
-        <w:rPr>
-          <w:rFonts w:ascii="Times New Roman" w:hAnsi="Times New Roman" w:cs="Times New Roman"/>
-          <w:color w:val="000000"/>
-          <w:sz w:val="24"/>
-          <w:szCs w:val="24"/>
-          <w:shd w:val="clear" w:color="auto" w:fill="FFFFFF"/>
-        </w:rPr>
         <w:t xml:space="preserve"> </w:t>
       </w:r>
-    </w:p>
-    <w:p>
-      <w:pPr>
-        <w:pStyle w:val="Paragraphedeliste"/>
-        <w:ind w:left="0"/>
-        <w:jc w:val="both"/>
-        <w:rPr>
-          <w:rFonts w:ascii="Times New Roman" w:hAnsi="Times New Roman" w:cs="Times New Roman"/>
-          <w:color w:val="000000"/>
-          <w:sz w:val="24"/>
-          <w:szCs w:val="24"/>
-          <w:shd w:val="clear" w:color="auto" w:fill="FFFFFF"/>
-        </w:rPr>
-      </w:pPr>
-    </w:p>
-    <w:p>
-      <w:pPr>
-        <w:pStyle w:val="Paragraphedeliste"/>
-        <w:ind w:left="0"/>
-        <w:jc w:val="both"/>
-        <w:rPr>
-          <w:rFonts w:ascii="Times New Roman" w:hAnsi="Times New Roman" w:cs="Times New Roman"/>
-          <w:color w:val="000000"/>
-          <w:sz w:val="24"/>
-          <w:szCs w:val="24"/>
-          <w:shd w:val="clear" w:color="auto" w:fill="FFFFFF"/>
-        </w:rPr>
-      </w:pPr>
       <w:r>
         <w:rPr>
           <w:rFonts w:ascii="Times New Roman" w:hAnsi="Times New Roman" w:cs="Times New Roman"/>
@@ -14885,8 +15823,34 @@
           <w:szCs w:val="24"/>
           <w:shd w:val="clear" w:color="auto" w:fill="FFFFFF"/>
         </w:rPr>
-        <w:t>Règle de gestion N°5</w:t>
-      </w:r>
+        <w:t>:</w:t>
+      </w:r>
+    </w:p>
+    <w:p>
+      <w:pPr>
+        <w:pStyle w:val="Paragraphedeliste"/>
+        <w:ind w:left="0"/>
+        <w:rPr>
+          <w:rFonts w:ascii="Times New Roman" w:hAnsi="Times New Roman" w:cs="Times New Roman"/>
+          <w:color w:val="000000"/>
+          <w:sz w:val="24"/>
+          <w:szCs w:val="24"/>
+          <w:shd w:val="clear" w:color="auto" w:fill="FFFFFF"/>
+        </w:rPr>
+      </w:pPr>
+    </w:p>
+    <w:p>
+      <w:pPr>
+        <w:pStyle w:val="Paragraphedeliste"/>
+        <w:ind w:left="0"/>
+        <w:rPr>
+          <w:rFonts w:ascii="Times New Roman" w:hAnsi="Times New Roman" w:cs="Times New Roman"/>
+          <w:color w:val="000000"/>
+          <w:sz w:val="24"/>
+          <w:szCs w:val="24"/>
+          <w:shd w:val="clear" w:color="auto" w:fill="FFFFFF"/>
+        </w:rPr>
+      </w:pPr>
       <w:r>
         <w:rPr>
           <w:rFonts w:ascii="Times New Roman" w:hAnsi="Times New Roman" w:cs="Times New Roman"/>
@@ -14897,7 +15861,7 @@
           <w:szCs w:val="24"/>
           <w:shd w:val="clear" w:color="auto" w:fill="FFFFFF"/>
         </w:rPr>
-        <w:t xml:space="preserve"> </w:t>
+        <w:t>Règle de gestion N°5</w:t>
       </w:r>
       <w:r>
         <w:rPr>
@@ -14909,24 +15873,25 @@
           <w:szCs w:val="24"/>
           <w:shd w:val="clear" w:color="auto" w:fill="FFFFFF"/>
         </w:rPr>
+        <w:t xml:space="preserve"> </w:t>
+      </w:r>
+      <w:r>
+        <w:rPr>
+          <w:rFonts w:ascii="Times New Roman" w:hAnsi="Times New Roman" w:cs="Times New Roman"/>
+          <w:b/>
+          <w:bCs/>
+          <w:color w:val="000000"/>
+          <w:sz w:val="24"/>
+          <w:szCs w:val="24"/>
+          <w:shd w:val="clear" w:color="auto" w:fill="FFFFFF"/>
+        </w:rPr>
         <w:t>:</w:t>
-      </w:r>
-      <w:r>
-        <w:rPr>
-          <w:rFonts w:ascii="Times New Roman" w:hAnsi="Times New Roman" w:cs="Times New Roman"/>
-          <w:color w:val="000000"/>
-          <w:sz w:val="24"/>
-          <w:szCs w:val="24"/>
-          <w:shd w:val="clear" w:color="auto" w:fill="FFFFFF"/>
-        </w:rPr>
-        <w:t xml:space="preserve"> </w:t>
       </w:r>
     </w:p>
     <w:p>
       <w:pPr>
         <w:pStyle w:val="Paragraphedeliste"/>
         <w:ind w:firstLine="708"/>
-        <w:jc w:val="both"/>
         <w:rPr>
           <w:rFonts w:ascii="Times New Roman" w:hAnsi="Times New Roman" w:cs="Times New Roman"/>
           <w:color w:val="000000"/>
@@ -14939,7 +15904,6 @@
     <w:p>
       <w:pPr>
         <w:pStyle w:val="Paragraphedeliste"/>
-        <w:jc w:val="both"/>
         <w:rPr>
           <w:rFonts w:ascii="Times New Roman" w:hAnsi="Times New Roman" w:cs="Times New Roman"/>
           <w:sz w:val="28"/>
@@ -14950,6 +15914,7 @@
     <w:p>
       <w:pPr>
         <w:pStyle w:val="Titre3"/>
+        <w:jc w:val="left"/>
         <w:rPr>
           <w:rFonts w:cs="Times New Roman"/>
           <w:bCs/>
@@ -14970,7 +15935,6 @@
     <w:p>
       <w:pPr>
         <w:pStyle w:val="Paragraphedeliste"/>
-        <w:jc w:val="both"/>
         <w:rPr>
           <w:rFonts w:ascii="Times New Roman" w:hAnsi="Times New Roman" w:cs="Times New Roman"/>
           <w:sz w:val="28"/>
@@ -14982,7 +15946,6 @@
       <w:pPr>
         <w:pStyle w:val="Paragraphedeliste"/>
         <w:ind w:firstLine="708"/>
-        <w:jc w:val="both"/>
         <w:rPr>
           <w:rFonts w:ascii="Times New Roman" w:hAnsi="Times New Roman" w:cs="Times New Roman"/>
           <w:color w:val="7A7A7A"/>
@@ -14991,100 +15954,11 @@
           <w:shd w:val="clear" w:color="auto" w:fill="FFFFFF"/>
         </w:rPr>
       </w:pPr>
-      <w:r>
-        <w:rPr>
-          <w:rFonts w:ascii="Times New Roman" w:hAnsi="Times New Roman" w:cs="Times New Roman"/>
-          <w:color w:val="7A7A7A"/>
-          <w:sz w:val="24"/>
-          <w:szCs w:val="24"/>
-          <w:shd w:val="clear" w:color="auto" w:fill="FFFFFF"/>
-        </w:rPr>
-        <w:tab/>
-      </w:r>
-      <w:r>
-        <w:rPr>
-          <w:rFonts w:ascii="Times New Roman" w:hAnsi="Times New Roman" w:cs="Times New Roman"/>
-          <w:color w:val="7A7A7A"/>
-          <w:sz w:val="24"/>
-          <w:szCs w:val="24"/>
-          <w:shd w:val="clear" w:color="auto" w:fill="FFFFFF"/>
-        </w:rPr>
-        <w:tab/>
-      </w:r>
-      <w:r>
-        <w:rPr>
-          <w:rFonts w:ascii="Times New Roman" w:hAnsi="Times New Roman" w:cs="Times New Roman"/>
-          <w:color w:val="7A7A7A"/>
-          <w:sz w:val="24"/>
-          <w:szCs w:val="24"/>
-          <w:shd w:val="clear" w:color="auto" w:fill="FFFFFF"/>
-        </w:rPr>
-        <w:tab/>
-      </w:r>
-      <w:r>
-        <w:rPr>
-          <w:rFonts w:ascii="Times New Roman" w:hAnsi="Times New Roman" w:cs="Times New Roman"/>
-          <w:color w:val="7A7A7A"/>
-          <w:sz w:val="24"/>
-          <w:szCs w:val="24"/>
-          <w:shd w:val="clear" w:color="auto" w:fill="FFFFFF"/>
-        </w:rPr>
-        <w:tab/>
-      </w:r>
-      <w:r>
-        <w:rPr>
-          <w:rFonts w:ascii="Times New Roman" w:hAnsi="Times New Roman" w:cs="Times New Roman"/>
-          <w:color w:val="7A7A7A"/>
-          <w:sz w:val="24"/>
-          <w:szCs w:val="24"/>
-          <w:shd w:val="clear" w:color="auto" w:fill="FFFFFF"/>
-        </w:rPr>
-        <w:tab/>
-      </w:r>
-      <w:r>
-        <w:rPr>
-          <w:rFonts w:ascii="Times New Roman" w:hAnsi="Times New Roman" w:cs="Times New Roman"/>
-          <w:color w:val="7A7A7A"/>
-          <w:sz w:val="24"/>
-          <w:szCs w:val="24"/>
-          <w:shd w:val="clear" w:color="auto" w:fill="FFFFFF"/>
-        </w:rPr>
-        <w:tab/>
-      </w:r>
-      <w:r>
-        <w:rPr>
-          <w:rFonts w:ascii="Times New Roman" w:hAnsi="Times New Roman" w:cs="Times New Roman"/>
-          <w:color w:val="7A7A7A"/>
-          <w:sz w:val="24"/>
-          <w:szCs w:val="24"/>
-          <w:shd w:val="clear" w:color="auto" w:fill="FFFFFF"/>
-        </w:rPr>
-        <w:tab/>
-      </w:r>
-      <w:r>
-        <w:rPr>
-          <w:rFonts w:ascii="Times New Roman" w:hAnsi="Times New Roman" w:cs="Times New Roman"/>
-          <w:color w:val="7A7A7A"/>
-          <w:sz w:val="24"/>
-          <w:szCs w:val="24"/>
-          <w:shd w:val="clear" w:color="auto" w:fill="FFFFFF"/>
-        </w:rPr>
-        <w:tab/>
-      </w:r>
-      <w:r>
-        <w:rPr>
-          <w:rFonts w:ascii="Times New Roman" w:hAnsi="Times New Roman" w:cs="Times New Roman"/>
-          <w:color w:val="111111"/>
-          <w:sz w:val="24"/>
-          <w:szCs w:val="24"/>
-          <w:shd w:val="clear" w:color="auto" w:fill="FFFFFF"/>
-        </w:rPr>
-        <w:tab/>
-      </w:r>
     </w:p>
     <w:p>
       <w:pPr>
         <w:pStyle w:val="Titre3"/>
+        <w:jc w:val="left"/>
         <w:rPr>
           <w:rFonts w:cs="Times New Roman"/>
         </w:rPr>
@@ -15094,7 +15968,6 @@
         <w:rPr>
           <w:rFonts w:cs="Times New Roman"/>
         </w:rPr>
-        <w:lastRenderedPageBreak/>
         <w:t>Modélisation des données</w:t>
       </w:r>
       <w:bookmarkEnd w:id="98"/>
@@ -15102,7 +15975,6 @@
     <w:p>
       <w:pPr>
         <w:pStyle w:val="Titre4"/>
-        <w:jc w:val="both"/>
         <w:rPr>
           <w:rFonts w:cs="Times New Roman"/>
         </w:rPr>
@@ -15117,7 +15989,6 @@
     <w:p>
       <w:pPr>
         <w:pStyle w:val="Titre4"/>
-        <w:jc w:val="both"/>
         <w:rPr>
           <w:rFonts w:cs="Times New Roman"/>
         </w:rPr>
@@ -15132,7 +16003,6 @@
     <w:p>
       <w:pPr>
         <w:pStyle w:val="Titre4"/>
-        <w:jc w:val="both"/>
         <w:rPr>
           <w:rFonts w:cs="Times New Roman"/>
         </w:rPr>
@@ -15147,7 +16017,6 @@
     <w:p>
       <w:pPr>
         <w:pStyle w:val="Titre4"/>
-        <w:jc w:val="both"/>
         <w:rPr>
           <w:rFonts w:cs="Times New Roman"/>
         </w:rPr>
@@ -15161,15 +16030,13 @@
     </w:p>
     <w:p>
       <w:pPr>
-        <w:jc w:val="both"/>
-        <w:rPr>
-          <w:rFonts w:ascii="Times New Roman" w:hAnsi="Times New Roman" w:cs="Times New Roman"/>
-        </w:rPr>
-      </w:pPr>
-    </w:p>
-    <w:p>
-      <w:pPr>
-        <w:jc w:val="both"/>
+        <w:rPr>
+          <w:rFonts w:ascii="Times New Roman" w:hAnsi="Times New Roman" w:cs="Times New Roman"/>
+        </w:rPr>
+      </w:pPr>
+    </w:p>
+    <w:p>
+      <w:pPr>
         <w:rPr>
           <w:rFonts w:ascii="Times New Roman" w:hAnsi="Times New Roman" w:cs="Times New Roman"/>
           <w:sz w:val="24"/>
@@ -15180,7 +16047,7 @@
     <w:p>
       <w:pPr>
         <w:pStyle w:val="Titre1"/>
-        <w:jc w:val="both"/>
+        <w:jc w:val="left"/>
         <w:rPr>
           <w:rFonts w:cs="Times New Roman"/>
         </w:rPr>
@@ -15208,37 +16075,33 @@
     </w:p>
     <w:p>
       <w:pPr>
-        <w:jc w:val="both"/>
-        <w:rPr>
-          <w:rFonts w:ascii="Times New Roman" w:hAnsi="Times New Roman" w:cs="Times New Roman"/>
-          <w:sz w:val="24"/>
-          <w:szCs w:val="24"/>
-        </w:rPr>
-      </w:pPr>
-    </w:p>
-    <w:p>
-      <w:pPr>
-        <w:jc w:val="both"/>
-        <w:rPr>
-          <w:rFonts w:ascii="Times New Roman" w:hAnsi="Times New Roman" w:cs="Times New Roman"/>
-          <w:sz w:val="24"/>
-          <w:szCs w:val="24"/>
-        </w:rPr>
-      </w:pPr>
-    </w:p>
-    <w:p>
-      <w:pPr>
-        <w:jc w:val="both"/>
-        <w:rPr>
-          <w:rFonts w:ascii="Times New Roman" w:hAnsi="Times New Roman" w:cs="Times New Roman"/>
-          <w:sz w:val="24"/>
-          <w:szCs w:val="24"/>
-        </w:rPr>
-      </w:pPr>
-    </w:p>
-    <w:p>
-      <w:pPr>
-        <w:jc w:val="both"/>
+        <w:rPr>
+          <w:rFonts w:ascii="Times New Roman" w:hAnsi="Times New Roman" w:cs="Times New Roman"/>
+          <w:sz w:val="24"/>
+          <w:szCs w:val="24"/>
+        </w:rPr>
+      </w:pPr>
+    </w:p>
+    <w:p>
+      <w:pPr>
+        <w:rPr>
+          <w:rFonts w:ascii="Times New Roman" w:hAnsi="Times New Roman" w:cs="Times New Roman"/>
+          <w:sz w:val="24"/>
+          <w:szCs w:val="24"/>
+        </w:rPr>
+      </w:pPr>
+    </w:p>
+    <w:p>
+      <w:pPr>
+        <w:rPr>
+          <w:rFonts w:ascii="Times New Roman" w:hAnsi="Times New Roman" w:cs="Times New Roman"/>
+          <w:sz w:val="24"/>
+          <w:szCs w:val="24"/>
+        </w:rPr>
+      </w:pPr>
+    </w:p>
+    <w:p>
+      <w:pPr>
         <w:rPr>
           <w:rFonts w:ascii="Times New Roman" w:hAnsi="Times New Roman" w:cs="Times New Roman"/>
         </w:rPr>
@@ -15253,7 +16116,6 @@
     </w:p>
     <w:p>
       <w:pPr>
-        <w:jc w:val="both"/>
         <w:rPr>
           <w:rFonts w:ascii="Times New Roman" w:hAnsi="Times New Roman" w:cs="Times New Roman"/>
         </w:rPr>
@@ -15269,7 +16131,7 @@
     <w:p>
       <w:pPr>
         <w:pStyle w:val="Titre2"/>
-        <w:jc w:val="both"/>
+        <w:jc w:val="left"/>
         <w:rPr>
           <w:rFonts w:cs="Times New Roman"/>
         </w:rPr>
@@ -15286,7 +16148,6 @@
     </w:p>
     <w:p>
       <w:pPr>
-        <w:jc w:val="both"/>
         <w:rPr>
           <w:rFonts w:ascii="Times New Roman" w:hAnsi="Times New Roman" w:cs="Times New Roman"/>
           <w:b/>
@@ -15298,6 +16159,7 @@
     <w:p>
       <w:pPr>
         <w:pStyle w:val="Titre3"/>
+        <w:jc w:val="left"/>
         <w:rPr>
           <w:rFonts w:cs="Times New Roman"/>
         </w:rPr>
@@ -15325,7 +16187,6 @@
     </w:p>
     <w:p>
       <w:pPr>
-        <w:jc w:val="both"/>
         <w:rPr>
           <w:rFonts w:ascii="Times New Roman" w:hAnsi="Times New Roman" w:cs="Times New Roman"/>
           <w:b/>
@@ -15338,6 +16199,7 @@
     <w:p>
       <w:pPr>
         <w:pStyle w:val="Titre3"/>
+        <w:jc w:val="left"/>
         <w:rPr>
           <w:rFonts w:cs="Times New Roman"/>
           <w:sz w:val="24"/>
@@ -15355,7 +16217,6 @@
     </w:p>
     <w:p>
       <w:pPr>
-        <w:jc w:val="both"/>
         <w:rPr>
           <w:rFonts w:ascii="Times New Roman" w:hAnsi="Times New Roman" w:cs="Times New Roman"/>
         </w:rPr>
@@ -15372,7 +16233,6 @@
     <w:p>
       <w:pPr>
         <w:spacing w:after="0" w:line="240" w:lineRule="auto"/>
-        <w:jc w:val="both"/>
         <w:rPr>
           <w:rFonts w:ascii="Times New Roman" w:hAnsi="Times New Roman" w:cs="Times New Roman"/>
           <w:b/>
@@ -15394,7 +16254,7 @@
     <w:p>
       <w:pPr>
         <w:pStyle w:val="Titre2"/>
-        <w:jc w:val="both"/>
+        <w:jc w:val="left"/>
         <w:rPr>
           <w:rFonts w:cs="Times New Roman"/>
           <w:shd w:val="clear" w:color="auto" w:fill="FFFFFF"/>
@@ -15414,6 +16274,7 @@
     <w:p>
       <w:pPr>
         <w:pStyle w:val="Titre3"/>
+        <w:jc w:val="center"/>
         <w:rPr>
           <w:rFonts w:cs="Times New Roman"/>
           <w:shd w:val="clear" w:color="auto" w:fill="FFFFFF"/>
@@ -15428,78 +16289,66 @@
         <w:t>Création de la base de données</w:t>
       </w:r>
       <w:bookmarkEnd w:id="104"/>
+    </w:p>
+    <w:p>
+      <w:pPr>
+        <w:pStyle w:val="Titre3"/>
+        <w:jc w:val="center"/>
+        <w:rPr>
+          <w:rFonts w:cs="Times New Roman"/>
+          <w:sz w:val="24"/>
+        </w:rPr>
+      </w:pPr>
+      <w:bookmarkStart w:id="105" w:name="_Toc213137487"/>
       <w:r>
         <w:rPr>
           <w:rFonts w:cs="Times New Roman"/>
           <w:shd w:val="clear" w:color="auto" w:fill="FFFFFF"/>
         </w:rPr>
-        <w:t xml:space="preserve"> </w:t>
-      </w:r>
+        <w:t>Codage de l’application</w:t>
+      </w:r>
+      <w:bookmarkEnd w:id="105"/>
     </w:p>
     <w:p>
       <w:pPr>
         <w:pStyle w:val="Titre3"/>
+        <w:jc w:val="center"/>
         <w:rPr>
           <w:rFonts w:cs="Times New Roman"/>
           <w:sz w:val="24"/>
         </w:rPr>
       </w:pPr>
-      <w:bookmarkStart w:id="105" w:name="_Toc213137487"/>
+      <w:bookmarkStart w:id="106" w:name="_Toc213137488"/>
       <w:r>
         <w:rPr>
           <w:rFonts w:cs="Times New Roman"/>
           <w:shd w:val="clear" w:color="auto" w:fill="FFFFFF"/>
         </w:rPr>
-        <w:t>Codage de l’application</w:t>
-      </w:r>
-      <w:bookmarkEnd w:id="105"/>
-      <w:r>
-        <w:rPr>
-          <w:rFonts w:cs="Times New Roman"/>
-          <w:shd w:val="clear" w:color="auto" w:fill="FFFFFF"/>
-        </w:rPr>
-        <w:t xml:space="preserve"> </w:t>
-      </w:r>
-    </w:p>
-    <w:p>
-      <w:pPr>
-        <w:pStyle w:val="Titre3"/>
-        <w:rPr>
-          <w:rFonts w:cs="Times New Roman"/>
-          <w:sz w:val="24"/>
-        </w:rPr>
-      </w:pPr>
-      <w:bookmarkStart w:id="106" w:name="_Toc213137488"/>
-      <w:r>
-        <w:rPr>
-          <w:rFonts w:cs="Times New Roman"/>
-          <w:shd w:val="clear" w:color="auto" w:fill="FFFFFF"/>
-        </w:rPr>
         <w:t>Présentation de l’application</w:t>
       </w:r>
       <w:bookmarkEnd w:id="106"/>
     </w:p>
     <w:p>
       <w:pPr>
-        <w:jc w:val="both"/>
-        <w:rPr>
-          <w:rFonts w:ascii="Times New Roman" w:hAnsi="Times New Roman" w:cs="Times New Roman"/>
-        </w:rPr>
-      </w:pPr>
-    </w:p>
-    <w:p>
-      <w:pPr>
-        <w:jc w:val="both"/>
-        <w:rPr>
-          <w:rFonts w:ascii="Times New Roman" w:hAnsi="Times New Roman" w:cs="Times New Roman"/>
-          <w:sz w:val="24"/>
-          <w:szCs w:val="24"/>
-        </w:rPr>
-      </w:pPr>
-    </w:p>
-    <w:p>
-      <w:pPr>
-        <w:jc w:val="both"/>
+        <w:jc w:val="center"/>
+        <w:rPr>
+          <w:rFonts w:ascii="Times New Roman" w:hAnsi="Times New Roman" w:cs="Times New Roman"/>
+        </w:rPr>
+      </w:pPr>
+    </w:p>
+    <w:p>
+      <w:pPr>
+        <w:jc w:val="center"/>
+        <w:rPr>
+          <w:rFonts w:ascii="Times New Roman" w:hAnsi="Times New Roman" w:cs="Times New Roman"/>
+          <w:sz w:val="24"/>
+          <w:szCs w:val="24"/>
+        </w:rPr>
+      </w:pPr>
+    </w:p>
+    <w:p>
+      <w:pPr>
+        <w:jc w:val="center"/>
         <w:rPr>
           <w:rFonts w:ascii="Times New Roman" w:hAnsi="Times New Roman" w:cs="Times New Roman"/>
           <w:b/>
@@ -15517,7 +16366,7 @@
     <w:p>
       <w:pPr>
         <w:ind w:left="4956"/>
-        <w:jc w:val="both"/>
+        <w:jc w:val="center"/>
         <w:rPr>
           <w:rFonts w:ascii="Times New Roman" w:hAnsi="Times New Roman" w:cs="Times New Roman"/>
           <w:b/>
@@ -15525,20 +16374,11 @@
           <w:szCs w:val="48"/>
         </w:rPr>
       </w:pPr>
-      <w:r>
-        <w:rPr>
-          <w:rFonts w:ascii="Times New Roman" w:hAnsi="Times New Roman" w:cs="Times New Roman"/>
-          <w:sz w:val="24"/>
-          <w:szCs w:val="24"/>
-        </w:rPr>
-        <w:lastRenderedPageBreak/>
-        <w:t xml:space="preserve"> </w:t>
-      </w:r>
     </w:p>
     <w:p>
       <w:pPr>
         <w:ind w:left="4956" w:firstLine="708"/>
-        <w:jc w:val="both"/>
+        <w:jc w:val="center"/>
         <w:rPr>
           <w:rFonts w:ascii="Times New Roman" w:hAnsi="Times New Roman" w:cs="Times New Roman"/>
           <w:sz w:val="48"/>
@@ -15549,7 +16389,7 @@
     <w:p>
       <w:pPr>
         <w:ind w:firstLine="708"/>
-        <w:jc w:val="both"/>
+        <w:jc w:val="center"/>
         <w:rPr>
           <w:rFonts w:ascii="Times New Roman" w:hAnsi="Times New Roman" w:cs="Times New Roman"/>
           <w:b/>
@@ -15560,7 +16400,7 @@
     </w:p>
     <w:p>
       <w:pPr>
-        <w:jc w:val="both"/>
+        <w:jc w:val="center"/>
         <w:rPr>
           <w:rFonts w:ascii="Times New Roman" w:hAnsi="Times New Roman" w:cs="Times New Roman"/>
           <w:b/>
@@ -15572,7 +16412,7 @@
     <w:p>
       <w:pPr>
         <w:ind w:firstLine="708"/>
-        <w:jc w:val="both"/>
+        <w:jc w:val="center"/>
         <w:rPr>
           <w:rFonts w:ascii="Times New Roman" w:hAnsi="Times New Roman" w:cs="Times New Roman"/>
           <w:sz w:val="24"/>
@@ -15583,7 +16423,7 @@
     <w:p>
       <w:pPr>
         <w:ind w:firstLine="708"/>
-        <w:jc w:val="both"/>
+        <w:jc w:val="center"/>
         <w:rPr>
           <w:rFonts w:ascii="Times New Roman" w:hAnsi="Times New Roman" w:cs="Times New Roman"/>
           <w:sz w:val="24"/>
@@ -15594,7 +16434,6 @@
     <w:p>
       <w:pPr>
         <w:pStyle w:val="Titre1"/>
-        <w:jc w:val="both"/>
         <w:rPr>
           <w:rFonts w:cs="Times New Roman"/>
         </w:rPr>
@@ -15617,7 +16456,7 @@
     <w:p>
       <w:pPr>
         <w:ind w:firstLine="708"/>
-        <w:jc w:val="both"/>
+        <w:jc w:val="center"/>
         <w:rPr>
           <w:rFonts w:ascii="Times New Roman" w:hAnsi="Times New Roman" w:cs="Times New Roman"/>
           <w:b/>
@@ -15628,57 +16467,57 @@
     </w:p>
     <w:p>
       <w:pPr>
-        <w:jc w:val="both"/>
-        <w:rPr>
-          <w:rFonts w:ascii="Times New Roman" w:hAnsi="Times New Roman" w:cs="Times New Roman"/>
-          <w:sz w:val="24"/>
-          <w:szCs w:val="24"/>
-        </w:rPr>
-      </w:pPr>
-    </w:p>
-    <w:p>
-      <w:pPr>
-        <w:jc w:val="both"/>
-        <w:rPr>
-          <w:rFonts w:ascii="Times New Roman" w:hAnsi="Times New Roman" w:cs="Times New Roman"/>
-          <w:sz w:val="24"/>
-          <w:szCs w:val="24"/>
-        </w:rPr>
-      </w:pPr>
-    </w:p>
-    <w:p>
-      <w:pPr>
-        <w:jc w:val="both"/>
-        <w:rPr>
-          <w:rFonts w:ascii="Times New Roman" w:hAnsi="Times New Roman" w:cs="Times New Roman"/>
-          <w:sz w:val="24"/>
-          <w:szCs w:val="24"/>
-        </w:rPr>
-      </w:pPr>
-    </w:p>
-    <w:p>
-      <w:pPr>
-        <w:jc w:val="both"/>
-        <w:rPr>
-          <w:rFonts w:ascii="Times New Roman" w:hAnsi="Times New Roman" w:cs="Times New Roman"/>
-          <w:sz w:val="24"/>
-          <w:szCs w:val="24"/>
-        </w:rPr>
-      </w:pPr>
-    </w:p>
-    <w:p>
-      <w:pPr>
-        <w:jc w:val="both"/>
-        <w:rPr>
-          <w:rFonts w:ascii="Times New Roman" w:hAnsi="Times New Roman" w:cs="Times New Roman"/>
-          <w:sz w:val="24"/>
-          <w:szCs w:val="24"/>
-        </w:rPr>
-      </w:pPr>
-    </w:p>
-    <w:p>
-      <w:pPr>
-        <w:jc w:val="both"/>
+        <w:jc w:val="center"/>
+        <w:rPr>
+          <w:rFonts w:ascii="Times New Roman" w:hAnsi="Times New Roman" w:cs="Times New Roman"/>
+          <w:sz w:val="24"/>
+          <w:szCs w:val="24"/>
+        </w:rPr>
+      </w:pPr>
+    </w:p>
+    <w:p>
+      <w:pPr>
+        <w:jc w:val="center"/>
+        <w:rPr>
+          <w:rFonts w:ascii="Times New Roman" w:hAnsi="Times New Roman" w:cs="Times New Roman"/>
+          <w:sz w:val="24"/>
+          <w:szCs w:val="24"/>
+        </w:rPr>
+      </w:pPr>
+    </w:p>
+    <w:p>
+      <w:pPr>
+        <w:jc w:val="center"/>
+        <w:rPr>
+          <w:rFonts w:ascii="Times New Roman" w:hAnsi="Times New Roman" w:cs="Times New Roman"/>
+          <w:sz w:val="24"/>
+          <w:szCs w:val="24"/>
+        </w:rPr>
+      </w:pPr>
+    </w:p>
+    <w:p>
+      <w:pPr>
+        <w:jc w:val="center"/>
+        <w:rPr>
+          <w:rFonts w:ascii="Times New Roman" w:hAnsi="Times New Roman" w:cs="Times New Roman"/>
+          <w:sz w:val="24"/>
+          <w:szCs w:val="24"/>
+        </w:rPr>
+      </w:pPr>
+    </w:p>
+    <w:p>
+      <w:pPr>
+        <w:jc w:val="center"/>
+        <w:rPr>
+          <w:rFonts w:ascii="Times New Roman" w:hAnsi="Times New Roman" w:cs="Times New Roman"/>
+          <w:sz w:val="24"/>
+          <w:szCs w:val="24"/>
+        </w:rPr>
+      </w:pPr>
+    </w:p>
+    <w:p>
+      <w:pPr>
+        <w:jc w:val="center"/>
         <w:rPr>
           <w:rFonts w:ascii="Times New Roman" w:hAnsi="Times New Roman" w:cs="Times New Roman"/>
           <w:sz w:val="24"/>
@@ -15689,7 +16528,6 @@
     <w:p>
       <w:pPr>
         <w:pStyle w:val="Titre1"/>
-        <w:jc w:val="both"/>
         <w:rPr>
           <w:rFonts w:cs="Times New Roman"/>
         </w:rPr>
@@ -15705,37 +16543,37 @@
     </w:p>
     <w:p>
       <w:pPr>
-        <w:jc w:val="both"/>
-        <w:rPr>
-          <w:rFonts w:ascii="Times New Roman" w:hAnsi="Times New Roman" w:cs="Times New Roman"/>
-          <w:sz w:val="24"/>
-          <w:szCs w:val="24"/>
-        </w:rPr>
-      </w:pPr>
-    </w:p>
-    <w:p>
-      <w:pPr>
-        <w:jc w:val="both"/>
-        <w:rPr>
-          <w:rFonts w:ascii="Times New Roman" w:hAnsi="Times New Roman" w:cs="Times New Roman"/>
-          <w:sz w:val="24"/>
-          <w:szCs w:val="24"/>
-        </w:rPr>
-      </w:pPr>
-    </w:p>
-    <w:p>
-      <w:pPr>
-        <w:jc w:val="both"/>
-        <w:rPr>
-          <w:rFonts w:ascii="Times New Roman" w:hAnsi="Times New Roman" w:cs="Times New Roman"/>
-          <w:sz w:val="24"/>
-          <w:szCs w:val="24"/>
-        </w:rPr>
-      </w:pPr>
-    </w:p>
-    <w:p>
-      <w:pPr>
-        <w:jc w:val="both"/>
+        <w:jc w:val="center"/>
+        <w:rPr>
+          <w:rFonts w:ascii="Times New Roman" w:hAnsi="Times New Roman" w:cs="Times New Roman"/>
+          <w:sz w:val="24"/>
+          <w:szCs w:val="24"/>
+        </w:rPr>
+      </w:pPr>
+    </w:p>
+    <w:p>
+      <w:pPr>
+        <w:jc w:val="center"/>
+        <w:rPr>
+          <w:rFonts w:ascii="Times New Roman" w:hAnsi="Times New Roman" w:cs="Times New Roman"/>
+          <w:sz w:val="24"/>
+          <w:szCs w:val="24"/>
+        </w:rPr>
+      </w:pPr>
+    </w:p>
+    <w:p>
+      <w:pPr>
+        <w:jc w:val="center"/>
+        <w:rPr>
+          <w:rFonts w:ascii="Times New Roman" w:hAnsi="Times New Roman" w:cs="Times New Roman"/>
+          <w:sz w:val="24"/>
+          <w:szCs w:val="24"/>
+        </w:rPr>
+      </w:pPr>
+    </w:p>
+    <w:p>
+      <w:pPr>
+        <w:jc w:val="center"/>
         <w:rPr>
           <w:rFonts w:ascii="Times New Roman" w:hAnsi="Times New Roman" w:cs="Times New Roman"/>
         </w:rPr>
@@ -15752,17 +16590,17 @@
     <w:p>
       <w:pPr>
         <w:ind w:firstLine="708"/>
-        <w:jc w:val="both"/>
-        <w:rPr>
-          <w:rFonts w:ascii="Times New Roman" w:hAnsi="Times New Roman" w:cs="Times New Roman"/>
-          <w:sz w:val="24"/>
-          <w:szCs w:val="24"/>
-        </w:rPr>
-      </w:pPr>
-    </w:p>
-    <w:p>
-      <w:pPr>
-        <w:jc w:val="both"/>
+        <w:jc w:val="center"/>
+        <w:rPr>
+          <w:rFonts w:ascii="Times New Roman" w:hAnsi="Times New Roman" w:cs="Times New Roman"/>
+          <w:sz w:val="24"/>
+          <w:szCs w:val="24"/>
+        </w:rPr>
+      </w:pPr>
+    </w:p>
+    <w:p>
+      <w:pPr>
+        <w:jc w:val="center"/>
         <w:rPr>
           <w:rFonts w:ascii="Times New Roman" w:hAnsi="Times New Roman" w:cs="Times New Roman"/>
           <w:sz w:val="24"/>
@@ -15773,7 +16611,7 @@
     <w:p>
       <w:pPr>
         <w:ind w:firstLine="708"/>
-        <w:jc w:val="both"/>
+        <w:jc w:val="center"/>
         <w:rPr>
           <w:rFonts w:ascii="Times New Roman" w:hAnsi="Times New Roman" w:cs="Times New Roman"/>
           <w:sz w:val="24"/>
@@ -15784,7 +16622,7 @@
     <w:p>
       <w:pPr>
         <w:ind w:firstLine="708"/>
-        <w:jc w:val="both"/>
+        <w:jc w:val="center"/>
         <w:rPr>
           <w:rFonts w:ascii="Times New Roman" w:hAnsi="Times New Roman" w:cs="Times New Roman"/>
           <w:sz w:val="24"/>
@@ -15795,7 +16633,7 @@
     <w:p>
       <w:pPr>
         <w:ind w:firstLine="708"/>
-        <w:jc w:val="both"/>
+        <w:jc w:val="center"/>
         <w:rPr>
           <w:rFonts w:ascii="Times New Roman" w:hAnsi="Times New Roman" w:cs="Times New Roman"/>
           <w:sz w:val="24"/>
@@ -15806,7 +16644,7 @@
     <w:p>
       <w:pPr>
         <w:ind w:firstLine="708"/>
-        <w:jc w:val="both"/>
+        <w:jc w:val="center"/>
         <w:rPr>
           <w:rFonts w:ascii="Times New Roman" w:hAnsi="Times New Roman" w:cs="Times New Roman"/>
           <w:sz w:val="24"/>
@@ -15817,7 +16655,7 @@
     <w:p>
       <w:pPr>
         <w:ind w:firstLine="708"/>
-        <w:jc w:val="both"/>
+        <w:jc w:val="center"/>
         <w:rPr>
           <w:rFonts w:ascii="Times New Roman" w:hAnsi="Times New Roman" w:cs="Times New Roman"/>
           <w:sz w:val="24"/>
@@ -15828,7 +16666,7 @@
     <w:p>
       <w:pPr>
         <w:ind w:firstLine="708"/>
-        <w:jc w:val="both"/>
+        <w:jc w:val="center"/>
         <w:rPr>
           <w:rFonts w:ascii="Times New Roman" w:hAnsi="Times New Roman" w:cs="Times New Roman"/>
           <w:sz w:val="24"/>
@@ -15839,7 +16677,7 @@
     <w:p>
       <w:pPr>
         <w:ind w:firstLine="708"/>
-        <w:jc w:val="both"/>
+        <w:jc w:val="center"/>
         <w:rPr>
           <w:rFonts w:ascii="Times New Roman" w:hAnsi="Times New Roman" w:cs="Times New Roman"/>
           <w:sz w:val="24"/>
@@ -15850,7 +16688,7 @@
     <w:p>
       <w:pPr>
         <w:ind w:firstLine="708"/>
-        <w:jc w:val="both"/>
+        <w:jc w:val="center"/>
         <w:rPr>
           <w:rFonts w:ascii="Times New Roman" w:hAnsi="Times New Roman" w:cs="Times New Roman"/>
           <w:sz w:val="24"/>
@@ -15861,7 +16699,7 @@
     <w:p>
       <w:pPr>
         <w:ind w:firstLine="708"/>
-        <w:jc w:val="both"/>
+        <w:jc w:val="center"/>
         <w:rPr>
           <w:rFonts w:ascii="Times New Roman" w:hAnsi="Times New Roman" w:cs="Times New Roman"/>
           <w:sz w:val="24"/>
@@ -15872,7 +16710,7 @@
     <w:p>
       <w:pPr>
         <w:ind w:firstLine="708"/>
-        <w:jc w:val="both"/>
+        <w:jc w:val="center"/>
         <w:rPr>
           <w:rFonts w:ascii="Times New Roman" w:hAnsi="Times New Roman" w:cs="Times New Roman"/>
           <w:sz w:val="24"/>
@@ -15883,7 +16721,7 @@
     <w:p>
       <w:pPr>
         <w:ind w:firstLine="708"/>
-        <w:jc w:val="both"/>
+        <w:jc w:val="center"/>
         <w:rPr>
           <w:rFonts w:ascii="Times New Roman" w:hAnsi="Times New Roman" w:cs="Times New Roman"/>
           <w:sz w:val="24"/>
@@ -15894,17 +16732,17 @@
     <w:p>
       <w:pPr>
         <w:ind w:firstLine="708"/>
-        <w:jc w:val="both"/>
-        <w:rPr>
-          <w:rFonts w:ascii="Times New Roman" w:hAnsi="Times New Roman" w:cs="Times New Roman"/>
-          <w:sz w:val="24"/>
-          <w:szCs w:val="24"/>
-        </w:rPr>
-      </w:pPr>
-    </w:p>
-    <w:p>
-      <w:pPr>
-        <w:jc w:val="both"/>
+        <w:jc w:val="center"/>
+        <w:rPr>
+          <w:rFonts w:ascii="Times New Roman" w:hAnsi="Times New Roman" w:cs="Times New Roman"/>
+          <w:sz w:val="24"/>
+          <w:szCs w:val="24"/>
+        </w:rPr>
+      </w:pPr>
+    </w:p>
+    <w:p>
+      <w:pPr>
+        <w:jc w:val="center"/>
         <w:rPr>
           <w:rFonts w:ascii="Times New Roman" w:hAnsi="Times New Roman" w:cs="Times New Roman"/>
           <w:b/>
@@ -15915,7 +16753,7 @@
     </w:p>
     <w:p>
       <w:pPr>
-        <w:jc w:val="both"/>
+        <w:jc w:val="center"/>
         <w:rPr>
           <w:rFonts w:ascii="Times New Roman" w:hAnsi="Times New Roman" w:cs="Times New Roman"/>
           <w:b/>
@@ -15927,7 +16765,6 @@
     <w:p>
       <w:pPr>
         <w:pStyle w:val="Titre1"/>
-        <w:jc w:val="both"/>
         <w:rPr>
           <w:rFonts w:cs="Times New Roman"/>
           <w:sz w:val="48"/>
@@ -15945,267 +16782,267 @@
     </w:p>
     <w:p>
       <w:pPr>
-        <w:jc w:val="both"/>
-        <w:rPr>
-          <w:rFonts w:ascii="Times New Roman" w:hAnsi="Times New Roman" w:cs="Times New Roman"/>
-          <w:sz w:val="24"/>
-          <w:szCs w:val="24"/>
-        </w:rPr>
-      </w:pPr>
-    </w:p>
-    <w:p>
-      <w:pPr>
-        <w:jc w:val="both"/>
-        <w:rPr>
-          <w:rFonts w:ascii="Times New Roman" w:hAnsi="Times New Roman" w:cs="Times New Roman"/>
-          <w:sz w:val="24"/>
-          <w:szCs w:val="24"/>
-        </w:rPr>
-      </w:pPr>
-    </w:p>
-    <w:p>
-      <w:pPr>
-        <w:jc w:val="both"/>
-        <w:rPr>
-          <w:rFonts w:ascii="Times New Roman" w:hAnsi="Times New Roman" w:cs="Times New Roman"/>
-          <w:sz w:val="24"/>
-          <w:szCs w:val="24"/>
-        </w:rPr>
-      </w:pPr>
-    </w:p>
-    <w:p>
-      <w:pPr>
-        <w:jc w:val="both"/>
-        <w:rPr>
-          <w:rFonts w:ascii="Times New Roman" w:hAnsi="Times New Roman" w:cs="Times New Roman"/>
-          <w:sz w:val="24"/>
-          <w:szCs w:val="24"/>
-        </w:rPr>
-      </w:pPr>
-    </w:p>
-    <w:p>
-      <w:pPr>
-        <w:jc w:val="both"/>
-        <w:rPr>
-          <w:rFonts w:ascii="Times New Roman" w:hAnsi="Times New Roman" w:cs="Times New Roman"/>
-          <w:sz w:val="24"/>
-          <w:szCs w:val="24"/>
-        </w:rPr>
-      </w:pPr>
-    </w:p>
-    <w:p>
-      <w:pPr>
-        <w:jc w:val="both"/>
-        <w:rPr>
-          <w:rFonts w:ascii="Times New Roman" w:hAnsi="Times New Roman" w:cs="Times New Roman"/>
-          <w:sz w:val="24"/>
-          <w:szCs w:val="24"/>
-        </w:rPr>
-      </w:pPr>
-    </w:p>
-    <w:p>
-      <w:pPr>
-        <w:jc w:val="both"/>
-        <w:rPr>
-          <w:rFonts w:ascii="Times New Roman" w:hAnsi="Times New Roman" w:cs="Times New Roman"/>
-          <w:sz w:val="24"/>
-          <w:szCs w:val="24"/>
-        </w:rPr>
-      </w:pPr>
-    </w:p>
-    <w:p>
-      <w:pPr>
-        <w:jc w:val="both"/>
-        <w:rPr>
-          <w:rFonts w:ascii="Times New Roman" w:hAnsi="Times New Roman" w:cs="Times New Roman"/>
-          <w:sz w:val="24"/>
-          <w:szCs w:val="24"/>
-        </w:rPr>
-      </w:pPr>
-    </w:p>
-    <w:p>
-      <w:pPr>
-        <w:jc w:val="both"/>
-        <w:rPr>
-          <w:rFonts w:ascii="Times New Roman" w:hAnsi="Times New Roman" w:cs="Times New Roman"/>
-          <w:sz w:val="24"/>
-          <w:szCs w:val="24"/>
-        </w:rPr>
-      </w:pPr>
-    </w:p>
-    <w:p>
-      <w:pPr>
-        <w:jc w:val="both"/>
-        <w:rPr>
-          <w:rFonts w:ascii="Times New Roman" w:hAnsi="Times New Roman" w:cs="Times New Roman"/>
-          <w:sz w:val="24"/>
-          <w:szCs w:val="24"/>
-        </w:rPr>
-      </w:pPr>
-    </w:p>
-    <w:p>
-      <w:pPr>
-        <w:jc w:val="both"/>
-        <w:rPr>
-          <w:rFonts w:ascii="Times New Roman" w:hAnsi="Times New Roman" w:cs="Times New Roman"/>
-          <w:sz w:val="24"/>
-          <w:szCs w:val="24"/>
-        </w:rPr>
-      </w:pPr>
-    </w:p>
-    <w:p>
-      <w:pPr>
-        <w:jc w:val="both"/>
-        <w:rPr>
-          <w:rFonts w:ascii="Times New Roman" w:hAnsi="Times New Roman" w:cs="Times New Roman"/>
-          <w:sz w:val="24"/>
-          <w:szCs w:val="24"/>
-        </w:rPr>
-      </w:pPr>
-    </w:p>
-    <w:p>
-      <w:pPr>
-        <w:jc w:val="both"/>
-        <w:rPr>
-          <w:rFonts w:ascii="Times New Roman" w:hAnsi="Times New Roman" w:cs="Times New Roman"/>
-          <w:sz w:val="24"/>
-          <w:szCs w:val="24"/>
-        </w:rPr>
-      </w:pPr>
-    </w:p>
-    <w:p>
-      <w:pPr>
-        <w:jc w:val="both"/>
-        <w:rPr>
-          <w:rFonts w:ascii="Times New Roman" w:hAnsi="Times New Roman" w:cs="Times New Roman"/>
-          <w:sz w:val="24"/>
-          <w:szCs w:val="24"/>
-        </w:rPr>
-      </w:pPr>
-    </w:p>
-    <w:p>
-      <w:pPr>
-        <w:jc w:val="both"/>
-        <w:rPr>
-          <w:rFonts w:ascii="Times New Roman" w:hAnsi="Times New Roman" w:cs="Times New Roman"/>
-          <w:sz w:val="24"/>
-          <w:szCs w:val="24"/>
-        </w:rPr>
-      </w:pPr>
-    </w:p>
-    <w:p>
-      <w:pPr>
-        <w:jc w:val="both"/>
-        <w:rPr>
-          <w:rFonts w:ascii="Times New Roman" w:hAnsi="Times New Roman" w:cs="Times New Roman"/>
-          <w:sz w:val="24"/>
-          <w:szCs w:val="24"/>
-        </w:rPr>
-      </w:pPr>
-    </w:p>
-    <w:p>
-      <w:pPr>
-        <w:jc w:val="both"/>
-        <w:rPr>
-          <w:rFonts w:ascii="Times New Roman" w:hAnsi="Times New Roman" w:cs="Times New Roman"/>
-          <w:sz w:val="24"/>
-          <w:szCs w:val="24"/>
-        </w:rPr>
-      </w:pPr>
-    </w:p>
-    <w:p>
-      <w:pPr>
-        <w:jc w:val="both"/>
-        <w:rPr>
-          <w:rFonts w:ascii="Times New Roman" w:hAnsi="Times New Roman" w:cs="Times New Roman"/>
-          <w:sz w:val="24"/>
-          <w:szCs w:val="24"/>
-        </w:rPr>
-      </w:pPr>
-    </w:p>
-    <w:p>
-      <w:pPr>
-        <w:jc w:val="both"/>
-        <w:rPr>
-          <w:rFonts w:ascii="Times New Roman" w:hAnsi="Times New Roman" w:cs="Times New Roman"/>
-          <w:sz w:val="24"/>
-          <w:szCs w:val="24"/>
-        </w:rPr>
-      </w:pPr>
-    </w:p>
-    <w:p>
-      <w:pPr>
-        <w:jc w:val="both"/>
-        <w:rPr>
-          <w:rFonts w:ascii="Times New Roman" w:hAnsi="Times New Roman" w:cs="Times New Roman"/>
-          <w:sz w:val="24"/>
-          <w:szCs w:val="24"/>
-        </w:rPr>
-      </w:pPr>
-    </w:p>
-    <w:p>
-      <w:pPr>
-        <w:jc w:val="both"/>
-        <w:rPr>
-          <w:rFonts w:ascii="Times New Roman" w:hAnsi="Times New Roman" w:cs="Times New Roman"/>
-          <w:sz w:val="24"/>
-          <w:szCs w:val="24"/>
-        </w:rPr>
-      </w:pPr>
-    </w:p>
-    <w:p>
-      <w:pPr>
-        <w:jc w:val="both"/>
-        <w:rPr>
-          <w:rFonts w:ascii="Times New Roman" w:hAnsi="Times New Roman" w:cs="Times New Roman"/>
-          <w:sz w:val="24"/>
-          <w:szCs w:val="24"/>
-        </w:rPr>
-      </w:pPr>
-    </w:p>
-    <w:p>
-      <w:pPr>
-        <w:jc w:val="both"/>
-        <w:rPr>
-          <w:rFonts w:ascii="Times New Roman" w:hAnsi="Times New Roman" w:cs="Times New Roman"/>
-          <w:sz w:val="24"/>
-          <w:szCs w:val="24"/>
-        </w:rPr>
-      </w:pPr>
-    </w:p>
-    <w:p>
-      <w:pPr>
-        <w:jc w:val="both"/>
-        <w:rPr>
-          <w:rFonts w:ascii="Times New Roman" w:hAnsi="Times New Roman" w:cs="Times New Roman"/>
-          <w:sz w:val="24"/>
-          <w:szCs w:val="24"/>
-        </w:rPr>
-      </w:pPr>
-    </w:p>
-    <w:p>
-      <w:pPr>
-        <w:jc w:val="both"/>
-        <w:rPr>
-          <w:rFonts w:ascii="Times New Roman" w:hAnsi="Times New Roman" w:cs="Times New Roman"/>
-          <w:sz w:val="24"/>
-          <w:szCs w:val="24"/>
-        </w:rPr>
-      </w:pPr>
-    </w:p>
-    <w:p>
-      <w:pPr>
-        <w:jc w:val="both"/>
-        <w:rPr>
-          <w:rFonts w:ascii="Times New Roman" w:hAnsi="Times New Roman" w:cs="Times New Roman"/>
-          <w:sz w:val="24"/>
-          <w:szCs w:val="24"/>
-        </w:rPr>
-      </w:pPr>
-    </w:p>
-    <w:p>
-      <w:pPr>
-        <w:jc w:val="both"/>
+        <w:jc w:val="center"/>
+        <w:rPr>
+          <w:rFonts w:ascii="Times New Roman" w:hAnsi="Times New Roman" w:cs="Times New Roman"/>
+          <w:sz w:val="24"/>
+          <w:szCs w:val="24"/>
+        </w:rPr>
+      </w:pPr>
+    </w:p>
+    <w:p>
+      <w:pPr>
+        <w:jc w:val="center"/>
+        <w:rPr>
+          <w:rFonts w:ascii="Times New Roman" w:hAnsi="Times New Roman" w:cs="Times New Roman"/>
+          <w:sz w:val="24"/>
+          <w:szCs w:val="24"/>
+        </w:rPr>
+      </w:pPr>
+    </w:p>
+    <w:p>
+      <w:pPr>
+        <w:jc w:val="center"/>
+        <w:rPr>
+          <w:rFonts w:ascii="Times New Roman" w:hAnsi="Times New Roman" w:cs="Times New Roman"/>
+          <w:sz w:val="24"/>
+          <w:szCs w:val="24"/>
+        </w:rPr>
+      </w:pPr>
+    </w:p>
+    <w:p>
+      <w:pPr>
+        <w:jc w:val="center"/>
+        <w:rPr>
+          <w:rFonts w:ascii="Times New Roman" w:hAnsi="Times New Roman" w:cs="Times New Roman"/>
+          <w:sz w:val="24"/>
+          <w:szCs w:val="24"/>
+        </w:rPr>
+      </w:pPr>
+    </w:p>
+    <w:p>
+      <w:pPr>
+        <w:jc w:val="center"/>
+        <w:rPr>
+          <w:rFonts w:ascii="Times New Roman" w:hAnsi="Times New Roman" w:cs="Times New Roman"/>
+          <w:sz w:val="24"/>
+          <w:szCs w:val="24"/>
+        </w:rPr>
+      </w:pPr>
+    </w:p>
+    <w:p>
+      <w:pPr>
+        <w:jc w:val="center"/>
+        <w:rPr>
+          <w:rFonts w:ascii="Times New Roman" w:hAnsi="Times New Roman" w:cs="Times New Roman"/>
+          <w:sz w:val="24"/>
+          <w:szCs w:val="24"/>
+        </w:rPr>
+      </w:pPr>
+    </w:p>
+    <w:p>
+      <w:pPr>
+        <w:jc w:val="center"/>
+        <w:rPr>
+          <w:rFonts w:ascii="Times New Roman" w:hAnsi="Times New Roman" w:cs="Times New Roman"/>
+          <w:sz w:val="24"/>
+          <w:szCs w:val="24"/>
+        </w:rPr>
+      </w:pPr>
+    </w:p>
+    <w:p>
+      <w:pPr>
+        <w:jc w:val="center"/>
+        <w:rPr>
+          <w:rFonts w:ascii="Times New Roman" w:hAnsi="Times New Roman" w:cs="Times New Roman"/>
+          <w:sz w:val="24"/>
+          <w:szCs w:val="24"/>
+        </w:rPr>
+      </w:pPr>
+    </w:p>
+    <w:p>
+      <w:pPr>
+        <w:jc w:val="center"/>
+        <w:rPr>
+          <w:rFonts w:ascii="Times New Roman" w:hAnsi="Times New Roman" w:cs="Times New Roman"/>
+          <w:sz w:val="24"/>
+          <w:szCs w:val="24"/>
+        </w:rPr>
+      </w:pPr>
+    </w:p>
+    <w:p>
+      <w:pPr>
+        <w:jc w:val="center"/>
+        <w:rPr>
+          <w:rFonts w:ascii="Times New Roman" w:hAnsi="Times New Roman" w:cs="Times New Roman"/>
+          <w:sz w:val="24"/>
+          <w:szCs w:val="24"/>
+        </w:rPr>
+      </w:pPr>
+    </w:p>
+    <w:p>
+      <w:pPr>
+        <w:jc w:val="center"/>
+        <w:rPr>
+          <w:rFonts w:ascii="Times New Roman" w:hAnsi="Times New Roman" w:cs="Times New Roman"/>
+          <w:sz w:val="24"/>
+          <w:szCs w:val="24"/>
+        </w:rPr>
+      </w:pPr>
+    </w:p>
+    <w:p>
+      <w:pPr>
+        <w:jc w:val="center"/>
+        <w:rPr>
+          <w:rFonts w:ascii="Times New Roman" w:hAnsi="Times New Roman" w:cs="Times New Roman"/>
+          <w:sz w:val="24"/>
+          <w:szCs w:val="24"/>
+        </w:rPr>
+      </w:pPr>
+    </w:p>
+    <w:p>
+      <w:pPr>
+        <w:jc w:val="center"/>
+        <w:rPr>
+          <w:rFonts w:ascii="Times New Roman" w:hAnsi="Times New Roman" w:cs="Times New Roman"/>
+          <w:sz w:val="24"/>
+          <w:szCs w:val="24"/>
+        </w:rPr>
+      </w:pPr>
+    </w:p>
+    <w:p>
+      <w:pPr>
+        <w:jc w:val="center"/>
+        <w:rPr>
+          <w:rFonts w:ascii="Times New Roman" w:hAnsi="Times New Roman" w:cs="Times New Roman"/>
+          <w:sz w:val="24"/>
+          <w:szCs w:val="24"/>
+        </w:rPr>
+      </w:pPr>
+    </w:p>
+    <w:p>
+      <w:pPr>
+        <w:jc w:val="center"/>
+        <w:rPr>
+          <w:rFonts w:ascii="Times New Roman" w:hAnsi="Times New Roman" w:cs="Times New Roman"/>
+          <w:sz w:val="24"/>
+          <w:szCs w:val="24"/>
+        </w:rPr>
+      </w:pPr>
+    </w:p>
+    <w:p>
+      <w:pPr>
+        <w:jc w:val="center"/>
+        <w:rPr>
+          <w:rFonts w:ascii="Times New Roman" w:hAnsi="Times New Roman" w:cs="Times New Roman"/>
+          <w:sz w:val="24"/>
+          <w:szCs w:val="24"/>
+        </w:rPr>
+      </w:pPr>
+    </w:p>
+    <w:p>
+      <w:pPr>
+        <w:jc w:val="center"/>
+        <w:rPr>
+          <w:rFonts w:ascii="Times New Roman" w:hAnsi="Times New Roman" w:cs="Times New Roman"/>
+          <w:sz w:val="24"/>
+          <w:szCs w:val="24"/>
+        </w:rPr>
+      </w:pPr>
+    </w:p>
+    <w:p>
+      <w:pPr>
+        <w:jc w:val="center"/>
+        <w:rPr>
+          <w:rFonts w:ascii="Times New Roman" w:hAnsi="Times New Roman" w:cs="Times New Roman"/>
+          <w:sz w:val="24"/>
+          <w:szCs w:val="24"/>
+        </w:rPr>
+      </w:pPr>
+    </w:p>
+    <w:p>
+      <w:pPr>
+        <w:jc w:val="center"/>
+        <w:rPr>
+          <w:rFonts w:ascii="Times New Roman" w:hAnsi="Times New Roman" w:cs="Times New Roman"/>
+          <w:sz w:val="24"/>
+          <w:szCs w:val="24"/>
+        </w:rPr>
+      </w:pPr>
+    </w:p>
+    <w:p>
+      <w:pPr>
+        <w:jc w:val="center"/>
+        <w:rPr>
+          <w:rFonts w:ascii="Times New Roman" w:hAnsi="Times New Roman" w:cs="Times New Roman"/>
+          <w:sz w:val="24"/>
+          <w:szCs w:val="24"/>
+        </w:rPr>
+      </w:pPr>
+    </w:p>
+    <w:p>
+      <w:pPr>
+        <w:jc w:val="center"/>
+        <w:rPr>
+          <w:rFonts w:ascii="Times New Roman" w:hAnsi="Times New Roman" w:cs="Times New Roman"/>
+          <w:sz w:val="24"/>
+          <w:szCs w:val="24"/>
+        </w:rPr>
+      </w:pPr>
+    </w:p>
+    <w:p>
+      <w:pPr>
+        <w:jc w:val="center"/>
+        <w:rPr>
+          <w:rFonts w:ascii="Times New Roman" w:hAnsi="Times New Roman" w:cs="Times New Roman"/>
+          <w:sz w:val="24"/>
+          <w:szCs w:val="24"/>
+        </w:rPr>
+      </w:pPr>
+    </w:p>
+    <w:p>
+      <w:pPr>
+        <w:jc w:val="center"/>
+        <w:rPr>
+          <w:rFonts w:ascii="Times New Roman" w:hAnsi="Times New Roman" w:cs="Times New Roman"/>
+          <w:sz w:val="24"/>
+          <w:szCs w:val="24"/>
+        </w:rPr>
+      </w:pPr>
+    </w:p>
+    <w:p>
+      <w:pPr>
+        <w:jc w:val="center"/>
+        <w:rPr>
+          <w:rFonts w:ascii="Times New Roman" w:hAnsi="Times New Roman" w:cs="Times New Roman"/>
+          <w:sz w:val="24"/>
+          <w:szCs w:val="24"/>
+        </w:rPr>
+      </w:pPr>
+    </w:p>
+    <w:p>
+      <w:pPr>
+        <w:jc w:val="center"/>
+        <w:rPr>
+          <w:rFonts w:ascii="Times New Roman" w:hAnsi="Times New Roman" w:cs="Times New Roman"/>
+          <w:sz w:val="24"/>
+          <w:szCs w:val="24"/>
+        </w:rPr>
+      </w:pPr>
+    </w:p>
+    <w:p>
+      <w:pPr>
+        <w:jc w:val="center"/>
+        <w:rPr>
+          <w:rFonts w:ascii="Times New Roman" w:hAnsi="Times New Roman" w:cs="Times New Roman"/>
+          <w:sz w:val="24"/>
+          <w:szCs w:val="24"/>
+        </w:rPr>
+      </w:pPr>
+    </w:p>
+    <w:p>
+      <w:pPr>
+        <w:jc w:val="center"/>
         <w:rPr>
           <w:rFonts w:ascii="Times New Roman" w:hAnsi="Times New Roman" w:cs="Times New Roman"/>
           <w:sz w:val="24"/>
@@ -16216,7 +17053,7 @@
     <w:p>
       <w:pPr>
         <w:ind w:firstLine="708"/>
-        <w:jc w:val="both"/>
+        <w:jc w:val="center"/>
         <w:rPr>
           <w:rFonts w:ascii="Times New Roman" w:hAnsi="Times New Roman" w:cs="Times New Roman"/>
           <w:sz w:val="24"/>
@@ -16227,7 +17064,6 @@
     <w:p>
       <w:pPr>
         <w:pStyle w:val="Titre1"/>
-        <w:jc w:val="both"/>
         <w:rPr>
           <w:rFonts w:cs="Times New Roman"/>
         </w:rPr>
@@ -16243,7 +17079,7 @@
     </w:p>
     <w:p>
       <w:pPr>
-        <w:jc w:val="both"/>
+        <w:jc w:val="center"/>
         <w:rPr>
           <w:rFonts w:ascii="Times New Roman" w:hAnsi="Times New Roman" w:cs="Times New Roman"/>
           <w:b/>
@@ -16253,7 +17089,7 @@
     <w:p>
       <w:pPr>
         <w:ind w:left="2832" w:hanging="2832"/>
-        <w:jc w:val="both"/>
+        <w:jc w:val="center"/>
         <w:rPr>
           <w:rFonts w:ascii="Times New Roman" w:hAnsi="Times New Roman" w:cs="Times New Roman"/>
           <w:b/>
@@ -16267,7 +17103,7 @@
       <w:pPr>
         <w:spacing w:after="0" w:line="240" w:lineRule="auto"/>
         <w:ind w:left="2832" w:firstLine="708"/>
-        <w:jc w:val="both"/>
+        <w:jc w:val="center"/>
         <w:rPr>
           <w:rFonts w:ascii="Times New Roman" w:hAnsi="Times New Roman" w:cs="Times New Roman"/>
           <w:b/>
@@ -16285,7 +17121,7 @@
     <w:p>
       <w:pPr>
         <w:ind w:firstLine="708"/>
-        <w:jc w:val="both"/>
+        <w:jc w:val="center"/>
         <w:rPr>
           <w:rFonts w:ascii="Times New Roman" w:hAnsi="Times New Roman" w:cs="Times New Roman"/>
           <w:sz w:val="24"/>
@@ -16296,7 +17132,6 @@
     <w:p>
       <w:pPr>
         <w:pStyle w:val="Titre1"/>
-        <w:jc w:val="both"/>
         <w:rPr>
           <w:rFonts w:cs="Times New Roman"/>
         </w:rPr>
@@ -16313,7 +17148,7 @@
     <w:p>
       <w:pPr>
         <w:ind w:firstLine="708"/>
-        <w:jc w:val="both"/>
+        <w:jc w:val="center"/>
         <w:rPr>
           <w:rFonts w:ascii="Times New Roman" w:hAnsi="Times New Roman" w:cs="Times New Roman"/>
           <w:sz w:val="24"/>
@@ -16324,7 +17159,7 @@
     <w:p>
       <w:pPr>
         <w:ind w:firstLine="708"/>
-        <w:jc w:val="both"/>
+        <w:jc w:val="center"/>
         <w:rPr>
           <w:rFonts w:ascii="Times New Roman" w:hAnsi="Times New Roman" w:cs="Times New Roman"/>
           <w:sz w:val="24"/>
@@ -16335,7 +17170,6 @@
     <w:p>
       <w:pPr>
         <w:pStyle w:val="Titre1"/>
-        <w:jc w:val="both"/>
         <w:rPr>
           <w:rFonts w:cs="Times New Roman"/>
         </w:rPr>
@@ -16352,7 +17186,6 @@
     <w:p>
       <w:pPr>
         <w:pStyle w:val="Titre1"/>
-        <w:jc w:val="both"/>
         <w:rPr>
           <w:rFonts w:cs="Times New Roman"/>
         </w:rPr>
@@ -16369,7 +17202,6 @@
     <w:p>
       <w:pPr>
         <w:pStyle w:val="Titre1"/>
-        <w:jc w:val="both"/>
         <w:rPr>
           <w:rFonts w:cs="Times New Roman"/>
         </w:rPr>
@@ -16385,7 +17217,7 @@
     </w:p>
     <w:p>
       <w:pPr>
-        <w:jc w:val="both"/>
+        <w:jc w:val="center"/>
         <w:rPr>
           <w:rFonts w:ascii="Times New Roman" w:hAnsi="Times New Roman" w:cs="Times New Roman"/>
         </w:rPr>
@@ -16394,7 +17226,7 @@
     <w:p>
       <w:pPr>
         <w:ind w:firstLine="708"/>
-        <w:jc w:val="both"/>
+        <w:jc w:val="center"/>
         <w:rPr>
           <w:rFonts w:ascii="Times New Roman" w:hAnsi="Times New Roman" w:cs="Times New Roman"/>
           <w:sz w:val="24"/>
@@ -16405,7 +17237,7 @@
     <w:p>
       <w:pPr>
         <w:ind w:firstLine="708"/>
-        <w:jc w:val="both"/>
+        <w:jc w:val="center"/>
         <w:rPr>
           <w:rFonts w:ascii="Times New Roman" w:hAnsi="Times New Roman" w:cs="Times New Roman"/>
           <w:sz w:val="24"/>
@@ -16416,7 +17248,7 @@
     <w:p>
       <w:pPr>
         <w:ind w:firstLine="708"/>
-        <w:jc w:val="both"/>
+        <w:jc w:val="center"/>
         <w:rPr>
           <w:rFonts w:ascii="Times New Roman" w:hAnsi="Times New Roman" w:cs="Times New Roman"/>
           <w:sz w:val="24"/>
@@ -16427,7 +17259,7 @@
     <w:p>
       <w:pPr>
         <w:ind w:firstLine="708"/>
-        <w:jc w:val="both"/>
+        <w:jc w:val="center"/>
         <w:rPr>
           <w:rFonts w:ascii="Times New Roman" w:hAnsi="Times New Roman" w:cs="Times New Roman"/>
           <w:sz w:val="24"/>
@@ -16438,7 +17270,7 @@
     <w:p>
       <w:pPr>
         <w:ind w:firstLine="708"/>
-        <w:jc w:val="both"/>
+        <w:jc w:val="center"/>
         <w:rPr>
           <w:rFonts w:ascii="Times New Roman" w:hAnsi="Times New Roman" w:cs="Times New Roman"/>
           <w:sz w:val="24"/>
@@ -16449,7 +17281,7 @@
     <w:p>
       <w:pPr>
         <w:ind w:firstLine="708"/>
-        <w:jc w:val="both"/>
+        <w:jc w:val="center"/>
         <w:rPr>
           <w:rFonts w:ascii="Times New Roman" w:hAnsi="Times New Roman" w:cs="Times New Roman"/>
           <w:sz w:val="24"/>
@@ -16460,7 +17292,7 @@
     <w:p>
       <w:pPr>
         <w:ind w:firstLine="708"/>
-        <w:jc w:val="both"/>
+        <w:jc w:val="center"/>
         <w:rPr>
           <w:rFonts w:ascii="Times New Roman" w:hAnsi="Times New Roman" w:cs="Times New Roman"/>
           <w:sz w:val="24"/>
@@ -16471,7 +17303,7 @@
     <w:p>
       <w:pPr>
         <w:ind w:firstLine="708"/>
-        <w:jc w:val="both"/>
+        <w:jc w:val="center"/>
         <w:rPr>
           <w:rFonts w:ascii="Times New Roman" w:hAnsi="Times New Roman" w:cs="Times New Roman"/>
           <w:sz w:val="24"/>
@@ -16482,7 +17314,7 @@
     <w:p>
       <w:pPr>
         <w:ind w:firstLine="708"/>
-        <w:jc w:val="both"/>
+        <w:jc w:val="center"/>
         <w:rPr>
           <w:rFonts w:ascii="Times New Roman" w:hAnsi="Times New Roman" w:cs="Times New Roman"/>
           <w:sz w:val="24"/>
@@ -16493,7 +17325,7 @@
     <w:p>
       <w:pPr>
         <w:ind w:firstLine="708"/>
-        <w:jc w:val="both"/>
+        <w:jc w:val="center"/>
         <w:rPr>
           <w:rFonts w:ascii="Times New Roman" w:hAnsi="Times New Roman" w:cs="Times New Roman"/>
           <w:sz w:val="24"/>
@@ -16504,7 +17336,7 @@
     <w:p>
       <w:pPr>
         <w:ind w:firstLine="708"/>
-        <w:jc w:val="both"/>
+        <w:jc w:val="center"/>
         <w:rPr>
           <w:rFonts w:ascii="Times New Roman" w:hAnsi="Times New Roman" w:cs="Times New Roman"/>
           <w:sz w:val="24"/>
@@ -16515,7 +17347,7 @@
     <w:p>
       <w:pPr>
         <w:ind w:firstLine="708"/>
-        <w:jc w:val="both"/>
+        <w:jc w:val="center"/>
         <w:rPr>
           <w:rFonts w:ascii="Times New Roman" w:hAnsi="Times New Roman" w:cs="Times New Roman"/>
           <w:sz w:val="24"/>
@@ -16526,7 +17358,7 @@
     <w:p>
       <w:pPr>
         <w:ind w:firstLine="708"/>
-        <w:jc w:val="both"/>
+        <w:jc w:val="center"/>
         <w:rPr>
           <w:rFonts w:ascii="Times New Roman" w:hAnsi="Times New Roman" w:cs="Times New Roman"/>
           <w:sz w:val="24"/>
@@ -16537,7 +17369,7 @@
     <w:p>
       <w:pPr>
         <w:ind w:firstLine="708"/>
-        <w:jc w:val="both"/>
+        <w:jc w:val="center"/>
         <w:rPr>
           <w:rFonts w:ascii="Times New Roman" w:hAnsi="Times New Roman" w:cs="Times New Roman"/>
           <w:sz w:val="24"/>
@@ -16548,7 +17380,7 @@
     <w:p>
       <w:pPr>
         <w:ind w:firstLine="708"/>
-        <w:jc w:val="both"/>
+        <w:jc w:val="center"/>
         <w:rPr>
           <w:rFonts w:ascii="Times New Roman" w:hAnsi="Times New Roman" w:cs="Times New Roman"/>
           <w:sz w:val="24"/>
@@ -16559,7 +17391,7 @@
     <w:p>
       <w:pPr>
         <w:ind w:firstLine="708"/>
-        <w:jc w:val="both"/>
+        <w:jc w:val="center"/>
         <w:rPr>
           <w:rFonts w:ascii="Times New Roman" w:hAnsi="Times New Roman" w:cs="Times New Roman"/>
           <w:sz w:val="24"/>
@@ -16570,7 +17402,7 @@
     <w:p>
       <w:pPr>
         <w:ind w:firstLine="708"/>
-        <w:jc w:val="both"/>
+        <w:jc w:val="center"/>
         <w:rPr>
           <w:rFonts w:ascii="Times New Roman" w:hAnsi="Times New Roman" w:cs="Times New Roman"/>
           <w:sz w:val="24"/>
@@ -16581,7 +17413,7 @@
     <w:p>
       <w:pPr>
         <w:pStyle w:val="Sansinterligne"/>
-        <w:jc w:val="both"/>
+        <w:jc w:val="center"/>
         <w:rPr>
           <w:rFonts w:ascii="Times New Roman" w:hAnsi="Times New Roman" w:cs="Times New Roman"/>
           <w:sz w:val="24"/>
@@ -19410,6 +20242,259 @@
     </w:lvl>
   </w:abstractNum>
   <w:abstractNum w:abstractNumId="21" w15:restartNumberingAfterBreak="0">
+    <w:nsid w:val="0DAC37FA"/>
+    <w:multiLevelType w:val="multilevel"/>
+    <w:tmpl w:val="49467A30"/>
+    <w:lvl w:ilvl="0">
+      <w:start w:val="1"/>
+      <w:numFmt w:val="bullet"/>
+      <w:lvlText w:val=""/>
+      <w:lvlJc w:val="left"/>
+      <w:pPr>
+        <w:tabs>
+          <w:tab w:val="left" w:pos="720"/>
+        </w:tabs>
+        <w:ind w:left="1440" w:hanging="360"/>
+      </w:pPr>
+      <w:rPr>
+        <w:rFonts w:ascii="Symbol" w:hAnsi="Symbol" w:hint="default"/>
+      </w:rPr>
+    </w:lvl>
+    <w:lvl w:ilvl="1">
+      <w:start w:val="1"/>
+      <w:numFmt w:val="bullet"/>
+      <w:lvlText w:val="o"/>
+      <w:lvlJc w:val="left"/>
+      <w:pPr>
+        <w:tabs>
+          <w:tab w:val="left" w:pos="720"/>
+        </w:tabs>
+        <w:ind w:left="2160" w:hanging="360"/>
+      </w:pPr>
+      <w:rPr>
+        <w:rFonts w:ascii="Courier New" w:hAnsi="Courier New" w:cs="Courier New" w:hint="default"/>
+      </w:rPr>
+    </w:lvl>
+    <w:lvl w:ilvl="2">
+      <w:start w:val="1"/>
+      <w:numFmt w:val="bullet"/>
+      <w:lvlText w:val=""/>
+      <w:lvlJc w:val="left"/>
+      <w:pPr>
+        <w:tabs>
+          <w:tab w:val="left" w:pos="720"/>
+        </w:tabs>
+        <w:ind w:left="2880" w:hanging="360"/>
+      </w:pPr>
+      <w:rPr>
+        <w:rFonts w:ascii="Wingdings" w:hAnsi="Wingdings" w:cs="Wingdings" w:hint="default"/>
+      </w:rPr>
+    </w:lvl>
+    <w:lvl w:ilvl="3">
+      <w:start w:val="1"/>
+      <w:numFmt w:val="bullet"/>
+      <w:lvlText w:val=""/>
+      <w:lvlJc w:val="left"/>
+      <w:pPr>
+        <w:tabs>
+          <w:tab w:val="left" w:pos="720"/>
+        </w:tabs>
+        <w:ind w:left="3600" w:hanging="360"/>
+      </w:pPr>
+      <w:rPr>
+        <w:rFonts w:ascii="Symbol" w:hAnsi="Symbol" w:cs="Symbol" w:hint="default"/>
+      </w:rPr>
+    </w:lvl>
+    <w:lvl w:ilvl="4">
+      <w:start w:val="1"/>
+      <w:numFmt w:val="bullet"/>
+      <w:lvlText w:val="o"/>
+      <w:lvlJc w:val="left"/>
+      <w:pPr>
+        <w:tabs>
+          <w:tab w:val="left" w:pos="720"/>
+        </w:tabs>
+        <w:ind w:left="4320" w:hanging="360"/>
+      </w:pPr>
+      <w:rPr>
+        <w:rFonts w:ascii="Courier New" w:hAnsi="Courier New" w:cs="Courier New" w:hint="default"/>
+      </w:rPr>
+    </w:lvl>
+    <w:lvl w:ilvl="5">
+      <w:start w:val="1"/>
+      <w:numFmt w:val="bullet"/>
+      <w:lvlText w:val=""/>
+      <w:lvlJc w:val="left"/>
+      <w:pPr>
+        <w:tabs>
+          <w:tab w:val="left" w:pos="720"/>
+        </w:tabs>
+        <w:ind w:left="5040" w:hanging="360"/>
+      </w:pPr>
+      <w:rPr>
+        <w:rFonts w:ascii="Wingdings" w:hAnsi="Wingdings" w:cs="Wingdings" w:hint="default"/>
+      </w:rPr>
+    </w:lvl>
+    <w:lvl w:ilvl="6">
+      <w:start w:val="1"/>
+      <w:numFmt w:val="bullet"/>
+      <w:lvlText w:val=""/>
+      <w:lvlJc w:val="left"/>
+      <w:pPr>
+        <w:tabs>
+          <w:tab w:val="left" w:pos="720"/>
+        </w:tabs>
+        <w:ind w:left="5760" w:hanging="360"/>
+      </w:pPr>
+      <w:rPr>
+        <w:rFonts w:ascii="Symbol" w:hAnsi="Symbol" w:cs="Symbol" w:hint="default"/>
+      </w:rPr>
+    </w:lvl>
+    <w:lvl w:ilvl="7">
+      <w:start w:val="1"/>
+      <w:numFmt w:val="bullet"/>
+      <w:lvlText w:val="o"/>
+      <w:lvlJc w:val="left"/>
+      <w:pPr>
+        <w:tabs>
+          <w:tab w:val="left" w:pos="720"/>
+        </w:tabs>
+        <w:ind w:left="6480" w:hanging="360"/>
+      </w:pPr>
+      <w:rPr>
+        <w:rFonts w:ascii="Courier New" w:hAnsi="Courier New" w:cs="Courier New" w:hint="default"/>
+      </w:rPr>
+    </w:lvl>
+    <w:lvl w:ilvl="8">
+      <w:start w:val="1"/>
+      <w:numFmt w:val="bullet"/>
+      <w:lvlText w:val=""/>
+      <w:lvlJc w:val="left"/>
+      <w:pPr>
+        <w:tabs>
+          <w:tab w:val="left" w:pos="720"/>
+        </w:tabs>
+        <w:ind w:left="7200" w:hanging="360"/>
+      </w:pPr>
+      <w:rPr>
+        <w:rFonts w:ascii="Wingdings" w:hAnsi="Wingdings" w:cs="Wingdings" w:hint="default"/>
+      </w:rPr>
+    </w:lvl>
+  </w:abstractNum>
+  <w:abstractNum w:abstractNumId="22" w15:restartNumberingAfterBreak="0">
+    <w:nsid w:val="135E2328"/>
+    <w:multiLevelType w:val="hybridMultilevel"/>
+    <w:tmpl w:val="4948D1E6"/>
+    <w:lvl w:ilvl="0" w:tplc="040C000B">
+      <w:start w:val="1"/>
+      <w:numFmt w:val="bullet"/>
+      <w:lvlText w:val=""/>
+      <w:lvlJc w:val="left"/>
+      <w:pPr>
+        <w:ind w:left="720" w:hanging="360"/>
+      </w:pPr>
+      <w:rPr>
+        <w:rFonts w:ascii="Wingdings" w:hAnsi="Wingdings" w:hint="default"/>
+      </w:rPr>
+    </w:lvl>
+    <w:lvl w:ilvl="1" w:tplc="FFFFFFFF" w:tentative="1">
+      <w:start w:val="1"/>
+      <w:numFmt w:val="bullet"/>
+      <w:lvlText w:val="o"/>
+      <w:lvlJc w:val="left"/>
+      <w:pPr>
+        <w:ind w:left="1440" w:hanging="360"/>
+      </w:pPr>
+      <w:rPr>
+        <w:rFonts w:ascii="Courier New" w:hAnsi="Courier New" w:cs="Courier New" w:hint="default"/>
+      </w:rPr>
+    </w:lvl>
+    <w:lvl w:ilvl="2" w:tplc="FFFFFFFF" w:tentative="1">
+      <w:start w:val="1"/>
+      <w:numFmt w:val="bullet"/>
+      <w:lvlText w:val=""/>
+      <w:lvlJc w:val="left"/>
+      <w:pPr>
+        <w:ind w:left="2160" w:hanging="360"/>
+      </w:pPr>
+      <w:rPr>
+        <w:rFonts w:ascii="Wingdings" w:hAnsi="Wingdings" w:hint="default"/>
+      </w:rPr>
+    </w:lvl>
+    <w:lvl w:ilvl="3" w:tplc="FFFFFFFF" w:tentative="1">
+      <w:start w:val="1"/>
+      <w:numFmt w:val="bullet"/>
+      <w:lvlText w:val=""/>
+      <w:lvlJc w:val="left"/>
+      <w:pPr>
+        <w:ind w:left="2880" w:hanging="360"/>
+      </w:pPr>
+      <w:rPr>
+        <w:rFonts w:ascii="Symbol" w:hAnsi="Symbol" w:hint="default"/>
+      </w:rPr>
+    </w:lvl>
+    <w:lvl w:ilvl="4" w:tplc="FFFFFFFF" w:tentative="1">
+      <w:start w:val="1"/>
+      <w:numFmt w:val="bullet"/>
+      <w:lvlText w:val="o"/>
+      <w:lvlJc w:val="left"/>
+      <w:pPr>
+        <w:ind w:left="3600" w:hanging="360"/>
+      </w:pPr>
+      <w:rPr>
+        <w:rFonts w:ascii="Courier New" w:hAnsi="Courier New" w:cs="Courier New" w:hint="default"/>
+      </w:rPr>
+    </w:lvl>
+    <w:lvl w:ilvl="5" w:tplc="FFFFFFFF" w:tentative="1">
+      <w:start w:val="1"/>
+      <w:numFmt w:val="bullet"/>
+      <w:lvlText w:val=""/>
+      <w:lvlJc w:val="left"/>
+      <w:pPr>
+        <w:ind w:left="4320" w:hanging="360"/>
+      </w:pPr>
+      <w:rPr>
+        <w:rFonts w:ascii="Wingdings" w:hAnsi="Wingdings" w:hint="default"/>
+      </w:rPr>
+    </w:lvl>
+    <w:lvl w:ilvl="6" w:tplc="FFFFFFFF" w:tentative="1">
+      <w:start w:val="1"/>
+      <w:numFmt w:val="bullet"/>
+      <w:lvlText w:val=""/>
+      <w:lvlJc w:val="left"/>
+      <w:pPr>
+        <w:ind w:left="5040" w:hanging="360"/>
+      </w:pPr>
+      <w:rPr>
+        <w:rFonts w:ascii="Symbol" w:hAnsi="Symbol" w:hint="default"/>
+      </w:rPr>
+    </w:lvl>
+    <w:lvl w:ilvl="7" w:tplc="FFFFFFFF" w:tentative="1">
+      <w:start w:val="1"/>
+      <w:numFmt w:val="bullet"/>
+      <w:lvlText w:val="o"/>
+      <w:lvlJc w:val="left"/>
+      <w:pPr>
+        <w:ind w:left="5760" w:hanging="360"/>
+      </w:pPr>
+      <w:rPr>
+        <w:rFonts w:ascii="Courier New" w:hAnsi="Courier New" w:cs="Courier New" w:hint="default"/>
+      </w:rPr>
+    </w:lvl>
+    <w:lvl w:ilvl="8" w:tplc="FFFFFFFF" w:tentative="1">
+      <w:start w:val="1"/>
+      <w:numFmt w:val="bullet"/>
+      <w:lvlText w:val=""/>
+      <w:lvlJc w:val="left"/>
+      <w:pPr>
+        <w:ind w:left="6480" w:hanging="360"/>
+      </w:pPr>
+      <w:rPr>
+        <w:rFonts w:ascii="Wingdings" w:hAnsi="Wingdings" w:hint="default"/>
+      </w:rPr>
+    </w:lvl>
+  </w:abstractNum>
+  <w:abstractNum w:abstractNumId="23" w15:restartNumberingAfterBreak="0">
     <w:nsid w:val="143A2152"/>
     <w:multiLevelType w:val="multilevel"/>
     <w:tmpl w:val="44ACD70A"/>
@@ -19558,7 +20643,120 @@
       </w:rPr>
     </w:lvl>
   </w:abstractNum>
-  <w:abstractNum w:abstractNumId="22" w15:restartNumberingAfterBreak="0">
+  <w:abstractNum w:abstractNumId="24" w15:restartNumberingAfterBreak="0">
+    <w:nsid w:val="16597E9B"/>
+    <w:multiLevelType w:val="hybridMultilevel"/>
+    <w:tmpl w:val="86807B44"/>
+    <w:lvl w:ilvl="0" w:tplc="040C0001">
+      <w:start w:val="1"/>
+      <w:numFmt w:val="bullet"/>
+      <w:lvlText w:val=""/>
+      <w:lvlJc w:val="left"/>
+      <w:pPr>
+        <w:ind w:left="1440" w:hanging="360"/>
+      </w:pPr>
+      <w:rPr>
+        <w:rFonts w:ascii="Symbol" w:hAnsi="Symbol" w:hint="default"/>
+      </w:rPr>
+    </w:lvl>
+    <w:lvl w:ilvl="1" w:tplc="040C0003" w:tentative="1">
+      <w:start w:val="1"/>
+      <w:numFmt w:val="bullet"/>
+      <w:lvlText w:val="o"/>
+      <w:lvlJc w:val="left"/>
+      <w:pPr>
+        <w:ind w:left="2160" w:hanging="360"/>
+      </w:pPr>
+      <w:rPr>
+        <w:rFonts w:ascii="Courier New" w:hAnsi="Courier New" w:cs="Courier New" w:hint="default"/>
+      </w:rPr>
+    </w:lvl>
+    <w:lvl w:ilvl="2" w:tplc="040C0005" w:tentative="1">
+      <w:start w:val="1"/>
+      <w:numFmt w:val="bullet"/>
+      <w:lvlText w:val=""/>
+      <w:lvlJc w:val="left"/>
+      <w:pPr>
+        <w:ind w:left="2880" w:hanging="360"/>
+      </w:pPr>
+      <w:rPr>
+        <w:rFonts w:ascii="Wingdings" w:hAnsi="Wingdings" w:hint="default"/>
+      </w:rPr>
+    </w:lvl>
+    <w:lvl w:ilvl="3" w:tplc="040C0001" w:tentative="1">
+      <w:start w:val="1"/>
+      <w:numFmt w:val="bullet"/>
+      <w:lvlText w:val=""/>
+      <w:lvlJc w:val="left"/>
+      <w:pPr>
+        <w:ind w:left="3600" w:hanging="360"/>
+      </w:pPr>
+      <w:rPr>
+        <w:rFonts w:ascii="Symbol" w:hAnsi="Symbol" w:hint="default"/>
+      </w:rPr>
+    </w:lvl>
+    <w:lvl w:ilvl="4" w:tplc="040C0003" w:tentative="1">
+      <w:start w:val="1"/>
+      <w:numFmt w:val="bullet"/>
+      <w:lvlText w:val="o"/>
+      <w:lvlJc w:val="left"/>
+      <w:pPr>
+        <w:ind w:left="4320" w:hanging="360"/>
+      </w:pPr>
+      <w:rPr>
+        <w:rFonts w:ascii="Courier New" w:hAnsi="Courier New" w:cs="Courier New" w:hint="default"/>
+      </w:rPr>
+    </w:lvl>
+    <w:lvl w:ilvl="5" w:tplc="040C0005" w:tentative="1">
+      <w:start w:val="1"/>
+      <w:numFmt w:val="bullet"/>
+      <w:lvlText w:val=""/>
+      <w:lvlJc w:val="left"/>
+      <w:pPr>
+        <w:ind w:left="5040" w:hanging="360"/>
+      </w:pPr>
+      <w:rPr>
+        <w:rFonts w:ascii="Wingdings" w:hAnsi="Wingdings" w:hint="default"/>
+      </w:rPr>
+    </w:lvl>
+    <w:lvl w:ilvl="6" w:tplc="040C0001" w:tentative="1">
+      <w:start w:val="1"/>
+      <w:numFmt w:val="bullet"/>
+      <w:lvlText w:val=""/>
+      <w:lvlJc w:val="left"/>
+      <w:pPr>
+        <w:ind w:left="5760" w:hanging="360"/>
+      </w:pPr>
+      <w:rPr>
+        <w:rFonts w:ascii="Symbol" w:hAnsi="Symbol" w:hint="default"/>
+      </w:rPr>
+    </w:lvl>
+    <w:lvl w:ilvl="7" w:tplc="040C0003" w:tentative="1">
+      <w:start w:val="1"/>
+      <w:numFmt w:val="bullet"/>
+      <w:lvlText w:val="o"/>
+      <w:lvlJc w:val="left"/>
+      <w:pPr>
+        <w:ind w:left="6480" w:hanging="360"/>
+      </w:pPr>
+      <w:rPr>
+        <w:rFonts w:ascii="Courier New" w:hAnsi="Courier New" w:cs="Courier New" w:hint="default"/>
+      </w:rPr>
+    </w:lvl>
+    <w:lvl w:ilvl="8" w:tplc="040C0005" w:tentative="1">
+      <w:start w:val="1"/>
+      <w:numFmt w:val="bullet"/>
+      <w:lvlText w:val=""/>
+      <w:lvlJc w:val="left"/>
+      <w:pPr>
+        <w:ind w:left="7200" w:hanging="360"/>
+      </w:pPr>
+      <w:rPr>
+        <w:rFonts w:ascii="Wingdings" w:hAnsi="Wingdings" w:hint="default"/>
+      </w:rPr>
+    </w:lvl>
+  </w:abstractNum>
+  <w:abstractNum w:abstractNumId="25" w15:restartNumberingAfterBreak="0">
     <w:nsid w:val="178A3B26"/>
     <w:multiLevelType w:val="hybridMultilevel"/>
     <w:tmpl w:val="5AFAAECE"/>
@@ -19671,7 +20869,7 @@
       </w:rPr>
     </w:lvl>
   </w:abstractNum>
-  <w:abstractNum w:abstractNumId="23" w15:restartNumberingAfterBreak="0">
+  <w:abstractNum w:abstractNumId="26" w15:restartNumberingAfterBreak="0">
     <w:nsid w:val="1A002608"/>
     <w:multiLevelType w:val="hybridMultilevel"/>
     <w:tmpl w:val="5CB4CEE6"/>
@@ -19784,7 +20982,7 @@
       </w:rPr>
     </w:lvl>
   </w:abstractNum>
-  <w:abstractNum w:abstractNumId="24" w15:restartNumberingAfterBreak="0">
+  <w:abstractNum w:abstractNumId="27" w15:restartNumberingAfterBreak="0">
     <w:nsid w:val="1B901FF1"/>
     <w:multiLevelType w:val="multilevel"/>
     <w:tmpl w:val="1B901FF1"/>
@@ -19897,7 +21095,7 @@
       </w:rPr>
     </w:lvl>
   </w:abstractNum>
-  <w:abstractNum w:abstractNumId="25" w15:restartNumberingAfterBreak="0">
+  <w:abstractNum w:abstractNumId="28" w15:restartNumberingAfterBreak="0">
     <w:nsid w:val="1C342614"/>
     <w:multiLevelType w:val="multilevel"/>
     <w:tmpl w:val="1C342614"/>
@@ -20054,7 +21252,7 @@
       </w:rPr>
     </w:lvl>
   </w:abstractNum>
-  <w:abstractNum w:abstractNumId="26" w15:restartNumberingAfterBreak="0">
+  <w:abstractNum w:abstractNumId="29" w15:restartNumberingAfterBreak="0">
     <w:nsid w:val="2004745E"/>
     <w:multiLevelType w:val="hybridMultilevel"/>
     <w:tmpl w:val="1B0E321E"/>
@@ -20167,7 +21365,459 @@
       </w:rPr>
     </w:lvl>
   </w:abstractNum>
-  <w:abstractNum w:abstractNumId="27" w15:restartNumberingAfterBreak="0">
+  <w:abstractNum w:abstractNumId="30" w15:restartNumberingAfterBreak="0">
+    <w:nsid w:val="220437B8"/>
+    <w:multiLevelType w:val="hybridMultilevel"/>
+    <w:tmpl w:val="8EE6747C"/>
+    <w:lvl w:ilvl="0" w:tplc="040C0001">
+      <w:start w:val="1"/>
+      <w:numFmt w:val="bullet"/>
+      <w:lvlText w:val=""/>
+      <w:lvlJc w:val="left"/>
+      <w:pPr>
+        <w:ind w:left="720" w:hanging="360"/>
+      </w:pPr>
+      <w:rPr>
+        <w:rFonts w:ascii="Symbol" w:hAnsi="Symbol" w:hint="default"/>
+      </w:rPr>
+    </w:lvl>
+    <w:lvl w:ilvl="1" w:tplc="040C0003" w:tentative="1">
+      <w:start w:val="1"/>
+      <w:numFmt w:val="bullet"/>
+      <w:lvlText w:val="o"/>
+      <w:lvlJc w:val="left"/>
+      <w:pPr>
+        <w:ind w:left="1440" w:hanging="360"/>
+      </w:pPr>
+      <w:rPr>
+        <w:rFonts w:ascii="Courier New" w:hAnsi="Courier New" w:cs="Courier New" w:hint="default"/>
+      </w:rPr>
+    </w:lvl>
+    <w:lvl w:ilvl="2" w:tplc="040C0005" w:tentative="1">
+      <w:start w:val="1"/>
+      <w:numFmt w:val="bullet"/>
+      <w:lvlText w:val=""/>
+      <w:lvlJc w:val="left"/>
+      <w:pPr>
+        <w:ind w:left="2160" w:hanging="360"/>
+      </w:pPr>
+      <w:rPr>
+        <w:rFonts w:ascii="Wingdings" w:hAnsi="Wingdings" w:hint="default"/>
+      </w:rPr>
+    </w:lvl>
+    <w:lvl w:ilvl="3" w:tplc="040C0001" w:tentative="1">
+      <w:start w:val="1"/>
+      <w:numFmt w:val="bullet"/>
+      <w:lvlText w:val=""/>
+      <w:lvlJc w:val="left"/>
+      <w:pPr>
+        <w:ind w:left="2880" w:hanging="360"/>
+      </w:pPr>
+      <w:rPr>
+        <w:rFonts w:ascii="Symbol" w:hAnsi="Symbol" w:hint="default"/>
+      </w:rPr>
+    </w:lvl>
+    <w:lvl w:ilvl="4" w:tplc="040C0003" w:tentative="1">
+      <w:start w:val="1"/>
+      <w:numFmt w:val="bullet"/>
+      <w:lvlText w:val="o"/>
+      <w:lvlJc w:val="left"/>
+      <w:pPr>
+        <w:ind w:left="3600" w:hanging="360"/>
+      </w:pPr>
+      <w:rPr>
+        <w:rFonts w:ascii="Courier New" w:hAnsi="Courier New" w:cs="Courier New" w:hint="default"/>
+      </w:rPr>
+    </w:lvl>
+    <w:lvl w:ilvl="5" w:tplc="040C0005" w:tentative="1">
+      <w:start w:val="1"/>
+      <w:numFmt w:val="bullet"/>
+      <w:lvlText w:val=""/>
+      <w:lvlJc w:val="left"/>
+      <w:pPr>
+        <w:ind w:left="4320" w:hanging="360"/>
+      </w:pPr>
+      <w:rPr>
+        <w:rFonts w:ascii="Wingdings" w:hAnsi="Wingdings" w:hint="default"/>
+      </w:rPr>
+    </w:lvl>
+    <w:lvl w:ilvl="6" w:tplc="040C0001" w:tentative="1">
+      <w:start w:val="1"/>
+      <w:numFmt w:val="bullet"/>
+      <w:lvlText w:val=""/>
+      <w:lvlJc w:val="left"/>
+      <w:pPr>
+        <w:ind w:left="5040" w:hanging="360"/>
+      </w:pPr>
+      <w:rPr>
+        <w:rFonts w:ascii="Symbol" w:hAnsi="Symbol" w:hint="default"/>
+      </w:rPr>
+    </w:lvl>
+    <w:lvl w:ilvl="7" w:tplc="040C0003" w:tentative="1">
+      <w:start w:val="1"/>
+      <w:numFmt w:val="bullet"/>
+      <w:lvlText w:val="o"/>
+      <w:lvlJc w:val="left"/>
+      <w:pPr>
+        <w:ind w:left="5760" w:hanging="360"/>
+      </w:pPr>
+      <w:rPr>
+        <w:rFonts w:ascii="Courier New" w:hAnsi="Courier New" w:cs="Courier New" w:hint="default"/>
+      </w:rPr>
+    </w:lvl>
+    <w:lvl w:ilvl="8" w:tplc="040C0005" w:tentative="1">
+      <w:start w:val="1"/>
+      <w:numFmt w:val="bullet"/>
+      <w:lvlText w:val=""/>
+      <w:lvlJc w:val="left"/>
+      <w:pPr>
+        <w:ind w:left="6480" w:hanging="360"/>
+      </w:pPr>
+      <w:rPr>
+        <w:rFonts w:ascii="Wingdings" w:hAnsi="Wingdings" w:hint="default"/>
+      </w:rPr>
+    </w:lvl>
+  </w:abstractNum>
+  <w:abstractNum w:abstractNumId="31" w15:restartNumberingAfterBreak="0">
+    <w:nsid w:val="238569A3"/>
+    <w:multiLevelType w:val="hybridMultilevel"/>
+    <w:tmpl w:val="C2746946"/>
+    <w:lvl w:ilvl="0" w:tplc="040C0001">
+      <w:start w:val="1"/>
+      <w:numFmt w:val="bullet"/>
+      <w:lvlText w:val=""/>
+      <w:lvlJc w:val="left"/>
+      <w:pPr>
+        <w:ind w:left="1428" w:hanging="360"/>
+      </w:pPr>
+      <w:rPr>
+        <w:rFonts w:ascii="Symbol" w:hAnsi="Symbol" w:hint="default"/>
+      </w:rPr>
+    </w:lvl>
+    <w:lvl w:ilvl="1" w:tplc="040C0003" w:tentative="1">
+      <w:start w:val="1"/>
+      <w:numFmt w:val="bullet"/>
+      <w:lvlText w:val="o"/>
+      <w:lvlJc w:val="left"/>
+      <w:pPr>
+        <w:ind w:left="2148" w:hanging="360"/>
+      </w:pPr>
+      <w:rPr>
+        <w:rFonts w:ascii="Courier New" w:hAnsi="Courier New" w:cs="Courier New" w:hint="default"/>
+      </w:rPr>
+    </w:lvl>
+    <w:lvl w:ilvl="2" w:tplc="040C0005" w:tentative="1">
+      <w:start w:val="1"/>
+      <w:numFmt w:val="bullet"/>
+      <w:lvlText w:val=""/>
+      <w:lvlJc w:val="left"/>
+      <w:pPr>
+        <w:ind w:left="2868" w:hanging="360"/>
+      </w:pPr>
+      <w:rPr>
+        <w:rFonts w:ascii="Wingdings" w:hAnsi="Wingdings" w:hint="default"/>
+      </w:rPr>
+    </w:lvl>
+    <w:lvl w:ilvl="3" w:tplc="040C0001" w:tentative="1">
+      <w:start w:val="1"/>
+      <w:numFmt w:val="bullet"/>
+      <w:lvlText w:val=""/>
+      <w:lvlJc w:val="left"/>
+      <w:pPr>
+        <w:ind w:left="3588" w:hanging="360"/>
+      </w:pPr>
+      <w:rPr>
+        <w:rFonts w:ascii="Symbol" w:hAnsi="Symbol" w:hint="default"/>
+      </w:rPr>
+    </w:lvl>
+    <w:lvl w:ilvl="4" w:tplc="040C0003" w:tentative="1">
+      <w:start w:val="1"/>
+      <w:numFmt w:val="bullet"/>
+      <w:lvlText w:val="o"/>
+      <w:lvlJc w:val="left"/>
+      <w:pPr>
+        <w:ind w:left="4308" w:hanging="360"/>
+      </w:pPr>
+      <w:rPr>
+        <w:rFonts w:ascii="Courier New" w:hAnsi="Courier New" w:cs="Courier New" w:hint="default"/>
+      </w:rPr>
+    </w:lvl>
+    <w:lvl w:ilvl="5" w:tplc="040C0005" w:tentative="1">
+      <w:start w:val="1"/>
+      <w:numFmt w:val="bullet"/>
+      <w:lvlText w:val=""/>
+      <w:lvlJc w:val="left"/>
+      <w:pPr>
+        <w:ind w:left="5028" w:hanging="360"/>
+      </w:pPr>
+      <w:rPr>
+        <w:rFonts w:ascii="Wingdings" w:hAnsi="Wingdings" w:hint="default"/>
+      </w:rPr>
+    </w:lvl>
+    <w:lvl w:ilvl="6" w:tplc="040C0001" w:tentative="1">
+      <w:start w:val="1"/>
+      <w:numFmt w:val="bullet"/>
+      <w:lvlText w:val=""/>
+      <w:lvlJc w:val="left"/>
+      <w:pPr>
+        <w:ind w:left="5748" w:hanging="360"/>
+      </w:pPr>
+      <w:rPr>
+        <w:rFonts w:ascii="Symbol" w:hAnsi="Symbol" w:hint="default"/>
+      </w:rPr>
+    </w:lvl>
+    <w:lvl w:ilvl="7" w:tplc="040C0003" w:tentative="1">
+      <w:start w:val="1"/>
+      <w:numFmt w:val="bullet"/>
+      <w:lvlText w:val="o"/>
+      <w:lvlJc w:val="left"/>
+      <w:pPr>
+        <w:ind w:left="6468" w:hanging="360"/>
+      </w:pPr>
+      <w:rPr>
+        <w:rFonts w:ascii="Courier New" w:hAnsi="Courier New" w:cs="Courier New" w:hint="default"/>
+      </w:rPr>
+    </w:lvl>
+    <w:lvl w:ilvl="8" w:tplc="040C0005" w:tentative="1">
+      <w:start w:val="1"/>
+      <w:numFmt w:val="bullet"/>
+      <w:lvlText w:val=""/>
+      <w:lvlJc w:val="left"/>
+      <w:pPr>
+        <w:ind w:left="7188" w:hanging="360"/>
+      </w:pPr>
+      <w:rPr>
+        <w:rFonts w:ascii="Wingdings" w:hAnsi="Wingdings" w:hint="default"/>
+      </w:rPr>
+    </w:lvl>
+  </w:abstractNum>
+  <w:abstractNum w:abstractNumId="32" w15:restartNumberingAfterBreak="0">
+    <w:nsid w:val="28C9525B"/>
+    <w:multiLevelType w:val="hybridMultilevel"/>
+    <w:tmpl w:val="625AB3A6"/>
+    <w:lvl w:ilvl="0" w:tplc="040C0001">
+      <w:start w:val="1"/>
+      <w:numFmt w:val="bullet"/>
+      <w:lvlText w:val=""/>
+      <w:lvlJc w:val="left"/>
+      <w:pPr>
+        <w:ind w:left="720" w:hanging="360"/>
+      </w:pPr>
+      <w:rPr>
+        <w:rFonts w:ascii="Symbol" w:hAnsi="Symbol" w:hint="default"/>
+      </w:rPr>
+    </w:lvl>
+    <w:lvl w:ilvl="1" w:tplc="040C0003" w:tentative="1">
+      <w:start w:val="1"/>
+      <w:numFmt w:val="bullet"/>
+      <w:lvlText w:val="o"/>
+      <w:lvlJc w:val="left"/>
+      <w:pPr>
+        <w:ind w:left="1440" w:hanging="360"/>
+      </w:pPr>
+      <w:rPr>
+        <w:rFonts w:ascii="Courier New" w:hAnsi="Courier New" w:cs="Courier New" w:hint="default"/>
+      </w:rPr>
+    </w:lvl>
+    <w:lvl w:ilvl="2" w:tplc="040C0005" w:tentative="1">
+      <w:start w:val="1"/>
+      <w:numFmt w:val="bullet"/>
+      <w:lvlText w:val=""/>
+      <w:lvlJc w:val="left"/>
+      <w:pPr>
+        <w:ind w:left="2160" w:hanging="360"/>
+      </w:pPr>
+      <w:rPr>
+        <w:rFonts w:ascii="Wingdings" w:hAnsi="Wingdings" w:hint="default"/>
+      </w:rPr>
+    </w:lvl>
+    <w:lvl w:ilvl="3" w:tplc="040C0001" w:tentative="1">
+      <w:start w:val="1"/>
+      <w:numFmt w:val="bullet"/>
+      <w:lvlText w:val=""/>
+      <w:lvlJc w:val="left"/>
+      <w:pPr>
+        <w:ind w:left="2880" w:hanging="360"/>
+      </w:pPr>
+      <w:rPr>
+        <w:rFonts w:ascii="Symbol" w:hAnsi="Symbol" w:hint="default"/>
+      </w:rPr>
+    </w:lvl>
+    <w:lvl w:ilvl="4" w:tplc="040C0003" w:tentative="1">
+      <w:start w:val="1"/>
+      <w:numFmt w:val="bullet"/>
+      <w:lvlText w:val="o"/>
+      <w:lvlJc w:val="left"/>
+      <w:pPr>
+        <w:ind w:left="3600" w:hanging="360"/>
+      </w:pPr>
+      <w:rPr>
+        <w:rFonts w:ascii="Courier New" w:hAnsi="Courier New" w:cs="Courier New" w:hint="default"/>
+      </w:rPr>
+    </w:lvl>
+    <w:lvl w:ilvl="5" w:tplc="040C0005" w:tentative="1">
+      <w:start w:val="1"/>
+      <w:numFmt w:val="bullet"/>
+      <w:lvlText w:val=""/>
+      <w:lvlJc w:val="left"/>
+      <w:pPr>
+        <w:ind w:left="4320" w:hanging="360"/>
+      </w:pPr>
+      <w:rPr>
+        <w:rFonts w:ascii="Wingdings" w:hAnsi="Wingdings" w:hint="default"/>
+      </w:rPr>
+    </w:lvl>
+    <w:lvl w:ilvl="6" w:tplc="040C0001" w:tentative="1">
+      <w:start w:val="1"/>
+      <w:numFmt w:val="bullet"/>
+      <w:lvlText w:val=""/>
+      <w:lvlJc w:val="left"/>
+      <w:pPr>
+        <w:ind w:left="5040" w:hanging="360"/>
+      </w:pPr>
+      <w:rPr>
+        <w:rFonts w:ascii="Symbol" w:hAnsi="Symbol" w:hint="default"/>
+      </w:rPr>
+    </w:lvl>
+    <w:lvl w:ilvl="7" w:tplc="040C0003" w:tentative="1">
+      <w:start w:val="1"/>
+      <w:numFmt w:val="bullet"/>
+      <w:lvlText w:val="o"/>
+      <w:lvlJc w:val="left"/>
+      <w:pPr>
+        <w:ind w:left="5760" w:hanging="360"/>
+      </w:pPr>
+      <w:rPr>
+        <w:rFonts w:ascii="Courier New" w:hAnsi="Courier New" w:cs="Courier New" w:hint="default"/>
+      </w:rPr>
+    </w:lvl>
+    <w:lvl w:ilvl="8" w:tplc="040C0005" w:tentative="1">
+      <w:start w:val="1"/>
+      <w:numFmt w:val="bullet"/>
+      <w:lvlText w:val=""/>
+      <w:lvlJc w:val="left"/>
+      <w:pPr>
+        <w:ind w:left="6480" w:hanging="360"/>
+      </w:pPr>
+      <w:rPr>
+        <w:rFonts w:ascii="Wingdings" w:hAnsi="Wingdings" w:hint="default"/>
+      </w:rPr>
+    </w:lvl>
+  </w:abstractNum>
+  <w:abstractNum w:abstractNumId="33" w15:restartNumberingAfterBreak="0">
+    <w:nsid w:val="299F022C"/>
+    <w:multiLevelType w:val="hybridMultilevel"/>
+    <w:tmpl w:val="018493AC"/>
+    <w:lvl w:ilvl="0" w:tplc="040C0001">
+      <w:start w:val="1"/>
+      <w:numFmt w:val="bullet"/>
+      <w:lvlText w:val=""/>
+      <w:lvlJc w:val="left"/>
+      <w:pPr>
+        <w:ind w:left="1423" w:hanging="360"/>
+      </w:pPr>
+      <w:rPr>
+        <w:rFonts w:ascii="Symbol" w:hAnsi="Symbol" w:hint="default"/>
+      </w:rPr>
+    </w:lvl>
+    <w:lvl w:ilvl="1" w:tplc="040C0003" w:tentative="1">
+      <w:start w:val="1"/>
+      <w:numFmt w:val="bullet"/>
+      <w:lvlText w:val="o"/>
+      <w:lvlJc w:val="left"/>
+      <w:pPr>
+        <w:ind w:left="2143" w:hanging="360"/>
+      </w:pPr>
+      <w:rPr>
+        <w:rFonts w:ascii="Courier New" w:hAnsi="Courier New" w:cs="Courier New" w:hint="default"/>
+      </w:rPr>
+    </w:lvl>
+    <w:lvl w:ilvl="2" w:tplc="040C0005" w:tentative="1">
+      <w:start w:val="1"/>
+      <w:numFmt w:val="bullet"/>
+      <w:lvlText w:val=""/>
+      <w:lvlJc w:val="left"/>
+      <w:pPr>
+        <w:ind w:left="2863" w:hanging="360"/>
+      </w:pPr>
+      <w:rPr>
+        <w:rFonts w:ascii="Wingdings" w:hAnsi="Wingdings" w:hint="default"/>
+      </w:rPr>
+    </w:lvl>
+    <w:lvl w:ilvl="3" w:tplc="040C0001" w:tentative="1">
+      <w:start w:val="1"/>
+      <w:numFmt w:val="bullet"/>
+      <w:lvlText w:val=""/>
+      <w:lvlJc w:val="left"/>
+      <w:pPr>
+        <w:ind w:left="3583" w:hanging="360"/>
+      </w:pPr>
+      <w:rPr>
+        <w:rFonts w:ascii="Symbol" w:hAnsi="Symbol" w:hint="default"/>
+      </w:rPr>
+    </w:lvl>
+    <w:lvl w:ilvl="4" w:tplc="040C0003" w:tentative="1">
+      <w:start w:val="1"/>
+      <w:numFmt w:val="bullet"/>
+      <w:lvlText w:val="o"/>
+      <w:lvlJc w:val="left"/>
+      <w:pPr>
+        <w:ind w:left="4303" w:hanging="360"/>
+      </w:pPr>
+      <w:rPr>
+        <w:rFonts w:ascii="Courier New" w:hAnsi="Courier New" w:cs="Courier New" w:hint="default"/>
+      </w:rPr>
+    </w:lvl>
+    <w:lvl w:ilvl="5" w:tplc="040C0005" w:tentative="1">
+      <w:start w:val="1"/>
+      <w:numFmt w:val="bullet"/>
+      <w:lvlText w:val=""/>
+      <w:lvlJc w:val="left"/>
+      <w:pPr>
+        <w:ind w:left="5023" w:hanging="360"/>
+      </w:pPr>
+      <w:rPr>
+        <w:rFonts w:ascii="Wingdings" w:hAnsi="Wingdings" w:hint="default"/>
+      </w:rPr>
+    </w:lvl>
+    <w:lvl w:ilvl="6" w:tplc="040C0001" w:tentative="1">
+      <w:start w:val="1"/>
+      <w:numFmt w:val="bullet"/>
+      <w:lvlText w:val=""/>
+      <w:lvlJc w:val="left"/>
+      <w:pPr>
+        <w:ind w:left="5743" w:hanging="360"/>
+      </w:pPr>
+      <w:rPr>
+        <w:rFonts w:ascii="Symbol" w:hAnsi="Symbol" w:hint="default"/>
+      </w:rPr>
+    </w:lvl>
+    <w:lvl w:ilvl="7" w:tplc="040C0003" w:tentative="1">
+      <w:start w:val="1"/>
+      <w:numFmt w:val="bullet"/>
+      <w:lvlText w:val="o"/>
+      <w:lvlJc w:val="left"/>
+      <w:pPr>
+        <w:ind w:left="6463" w:hanging="360"/>
+      </w:pPr>
+      <w:rPr>
+        <w:rFonts w:ascii="Courier New" w:hAnsi="Courier New" w:cs="Courier New" w:hint="default"/>
+      </w:rPr>
+    </w:lvl>
+    <w:lvl w:ilvl="8" w:tplc="040C0005" w:tentative="1">
+      <w:start w:val="1"/>
+      <w:numFmt w:val="bullet"/>
+      <w:lvlText w:val=""/>
+      <w:lvlJc w:val="left"/>
+      <w:pPr>
+        <w:ind w:left="7183" w:hanging="360"/>
+      </w:pPr>
+      <w:rPr>
+        <w:rFonts w:ascii="Wingdings" w:hAnsi="Wingdings" w:hint="default"/>
+      </w:rPr>
+    </w:lvl>
+  </w:abstractNum>
+  <w:abstractNum w:abstractNumId="34" w15:restartNumberingAfterBreak="0">
     <w:nsid w:val="29ED16DE"/>
     <w:multiLevelType w:val="multilevel"/>
     <w:tmpl w:val="FF2853D6"/>
@@ -20316,7 +21966,7 @@
       </w:rPr>
     </w:lvl>
   </w:abstractNum>
-  <w:abstractNum w:abstractNumId="28" w15:restartNumberingAfterBreak="0">
+  <w:abstractNum w:abstractNumId="35" w15:restartNumberingAfterBreak="0">
     <w:nsid w:val="2A8328B7"/>
     <w:multiLevelType w:val="multilevel"/>
     <w:tmpl w:val="2A8328B7"/>
@@ -20429,7 +22079,7 @@
       </w:rPr>
     </w:lvl>
   </w:abstractNum>
-  <w:abstractNum w:abstractNumId="29" w15:restartNumberingAfterBreak="0">
+  <w:abstractNum w:abstractNumId="36" w15:restartNumberingAfterBreak="0">
     <w:nsid w:val="31CA44DF"/>
     <w:multiLevelType w:val="multilevel"/>
     <w:tmpl w:val="AD984754"/>
@@ -20578,7 +22228,7 @@
       </w:rPr>
     </w:lvl>
   </w:abstractNum>
-  <w:abstractNum w:abstractNumId="30" w15:restartNumberingAfterBreak="0">
+  <w:abstractNum w:abstractNumId="37" w15:restartNumberingAfterBreak="0">
     <w:nsid w:val="3273295A"/>
     <w:multiLevelType w:val="multilevel"/>
     <w:tmpl w:val="47E6B216"/>
@@ -20727,7 +22377,7 @@
       </w:rPr>
     </w:lvl>
   </w:abstractNum>
-  <w:abstractNum w:abstractNumId="31" w15:restartNumberingAfterBreak="0">
+  <w:abstractNum w:abstractNumId="38" w15:restartNumberingAfterBreak="0">
     <w:nsid w:val="39CA3F64"/>
     <w:multiLevelType w:val="multilevel"/>
     <w:tmpl w:val="A302F528"/>
@@ -20877,7 +22527,7 @@
       </w:rPr>
     </w:lvl>
   </w:abstractNum>
-  <w:abstractNum w:abstractNumId="32" w15:restartNumberingAfterBreak="0">
+  <w:abstractNum w:abstractNumId="39" w15:restartNumberingAfterBreak="0">
     <w:nsid w:val="3EEA47AA"/>
     <w:multiLevelType w:val="multilevel"/>
     <w:tmpl w:val="EDBCF5C6"/>
@@ -21026,7 +22676,7 @@
       </w:rPr>
     </w:lvl>
   </w:abstractNum>
-  <w:abstractNum w:abstractNumId="33" w15:restartNumberingAfterBreak="0">
+  <w:abstractNum w:abstractNumId="40" w15:restartNumberingAfterBreak="0">
     <w:nsid w:val="4657293C"/>
     <w:multiLevelType w:val="multilevel"/>
     <w:tmpl w:val="4657293C"/>
@@ -21139,7 +22789,7 @@
       </w:rPr>
     </w:lvl>
   </w:abstractNum>
-  <w:abstractNum w:abstractNumId="34" w15:restartNumberingAfterBreak="0">
+  <w:abstractNum w:abstractNumId="41" w15:restartNumberingAfterBreak="0">
     <w:nsid w:val="46BB47CC"/>
     <w:multiLevelType w:val="hybridMultilevel"/>
     <w:tmpl w:val="5B928224"/>
@@ -21252,7 +22902,7 @@
       </w:rPr>
     </w:lvl>
   </w:abstractNum>
-  <w:abstractNum w:abstractNumId="35" w15:restartNumberingAfterBreak="0">
+  <w:abstractNum w:abstractNumId="42" w15:restartNumberingAfterBreak="0">
     <w:nsid w:val="52887C18"/>
     <w:multiLevelType w:val="hybridMultilevel"/>
     <w:tmpl w:val="DFB253B4"/>
@@ -21365,7 +23015,7 @@
       </w:rPr>
     </w:lvl>
   </w:abstractNum>
-  <w:abstractNum w:abstractNumId="36" w15:restartNumberingAfterBreak="0">
+  <w:abstractNum w:abstractNumId="43" w15:restartNumberingAfterBreak="0">
     <w:nsid w:val="575A7014"/>
     <w:multiLevelType w:val="multilevel"/>
     <w:tmpl w:val="575A7014"/>
@@ -21487,7 +23137,7 @@
       </w:rPr>
     </w:lvl>
   </w:abstractNum>
-  <w:abstractNum w:abstractNumId="37" w15:restartNumberingAfterBreak="0">
+  <w:abstractNum w:abstractNumId="44" w15:restartNumberingAfterBreak="0">
     <w:nsid w:val="60057D6A"/>
     <w:multiLevelType w:val="hybridMultilevel"/>
     <w:tmpl w:val="11786E6E"/>
@@ -21600,7 +23250,7 @@
       </w:rPr>
     </w:lvl>
   </w:abstractNum>
-  <w:abstractNum w:abstractNumId="38" w15:restartNumberingAfterBreak="0">
+  <w:abstractNum w:abstractNumId="45" w15:restartNumberingAfterBreak="0">
     <w:nsid w:val="60090B34"/>
     <w:multiLevelType w:val="multilevel"/>
     <w:tmpl w:val="60090B34"/>
@@ -21713,7 +23363,7 @@
       </w:rPr>
     </w:lvl>
   </w:abstractNum>
-  <w:abstractNum w:abstractNumId="39" w15:restartNumberingAfterBreak="0">
+  <w:abstractNum w:abstractNumId="46" w15:restartNumberingAfterBreak="0">
     <w:nsid w:val="6C8D386A"/>
     <w:multiLevelType w:val="hybridMultilevel"/>
     <w:tmpl w:val="FE827F04"/>
@@ -21826,7 +23476,7 @@
       </w:rPr>
     </w:lvl>
   </w:abstractNum>
-  <w:abstractNum w:abstractNumId="40" w15:restartNumberingAfterBreak="0">
+  <w:abstractNum w:abstractNumId="47" w15:restartNumberingAfterBreak="0">
     <w:nsid w:val="6F526AF1"/>
     <w:multiLevelType w:val="hybridMultilevel"/>
     <w:tmpl w:val="F0E2B628"/>
@@ -21939,7 +23589,120 @@
       </w:rPr>
     </w:lvl>
   </w:abstractNum>
-  <w:abstractNum w:abstractNumId="41" w15:restartNumberingAfterBreak="0">
+  <w:abstractNum w:abstractNumId="48" w15:restartNumberingAfterBreak="0">
+    <w:nsid w:val="6FBB1B06"/>
+    <w:multiLevelType w:val="hybridMultilevel"/>
+    <w:tmpl w:val="EE3AB9A2"/>
+    <w:lvl w:ilvl="0" w:tplc="040C000B">
+      <w:start w:val="1"/>
+      <w:numFmt w:val="bullet"/>
+      <w:lvlText w:val=""/>
+      <w:lvlJc w:val="left"/>
+      <w:pPr>
+        <w:ind w:left="720" w:hanging="360"/>
+      </w:pPr>
+      <w:rPr>
+        <w:rFonts w:ascii="Wingdings" w:hAnsi="Wingdings" w:hint="default"/>
+      </w:rPr>
+    </w:lvl>
+    <w:lvl w:ilvl="1" w:tplc="FFFFFFFF" w:tentative="1">
+      <w:start w:val="1"/>
+      <w:numFmt w:val="bullet"/>
+      <w:lvlText w:val="o"/>
+      <w:lvlJc w:val="left"/>
+      <w:pPr>
+        <w:ind w:left="1440" w:hanging="360"/>
+      </w:pPr>
+      <w:rPr>
+        <w:rFonts w:ascii="Courier New" w:hAnsi="Courier New" w:cs="Courier New" w:hint="default"/>
+      </w:rPr>
+    </w:lvl>
+    <w:lvl w:ilvl="2" w:tplc="FFFFFFFF" w:tentative="1">
+      <w:start w:val="1"/>
+      <w:numFmt w:val="bullet"/>
+      <w:lvlText w:val=""/>
+      <w:lvlJc w:val="left"/>
+      <w:pPr>
+        <w:ind w:left="2160" w:hanging="360"/>
+      </w:pPr>
+      <w:rPr>
+        <w:rFonts w:ascii="Wingdings" w:hAnsi="Wingdings" w:hint="default"/>
+      </w:rPr>
+    </w:lvl>
+    <w:lvl w:ilvl="3" w:tplc="FFFFFFFF" w:tentative="1">
+      <w:start w:val="1"/>
+      <w:numFmt w:val="bullet"/>
+      <w:lvlText w:val=""/>
+      <w:lvlJc w:val="left"/>
+      <w:pPr>
+        <w:ind w:left="2880" w:hanging="360"/>
+      </w:pPr>
+      <w:rPr>
+        <w:rFonts w:ascii="Symbol" w:hAnsi="Symbol" w:hint="default"/>
+      </w:rPr>
+    </w:lvl>
+    <w:lvl w:ilvl="4" w:tplc="FFFFFFFF" w:tentative="1">
+      <w:start w:val="1"/>
+      <w:numFmt w:val="bullet"/>
+      <w:lvlText w:val="o"/>
+      <w:lvlJc w:val="left"/>
+      <w:pPr>
+        <w:ind w:left="3600" w:hanging="360"/>
+      </w:pPr>
+      <w:rPr>
+        <w:rFonts w:ascii="Courier New" w:hAnsi="Courier New" w:cs="Courier New" w:hint="default"/>
+      </w:rPr>
+    </w:lvl>
+    <w:lvl w:ilvl="5" w:tplc="FFFFFFFF" w:tentative="1">
+      <w:start w:val="1"/>
+      <w:numFmt w:val="bullet"/>
+      <w:lvlText w:val=""/>
+      <w:lvlJc w:val="left"/>
+      <w:pPr>
+        <w:ind w:left="4320" w:hanging="360"/>
+      </w:pPr>
+      <w:rPr>
+        <w:rFonts w:ascii="Wingdings" w:hAnsi="Wingdings" w:hint="default"/>
+      </w:rPr>
+    </w:lvl>
+    <w:lvl w:ilvl="6" w:tplc="FFFFFFFF" w:tentative="1">
+      <w:start w:val="1"/>
+      <w:numFmt w:val="bullet"/>
+      <w:lvlText w:val=""/>
+      <w:lvlJc w:val="left"/>
+      <w:pPr>
+        <w:ind w:left="5040" w:hanging="360"/>
+      </w:pPr>
+      <w:rPr>
+        <w:rFonts w:ascii="Symbol" w:hAnsi="Symbol" w:hint="default"/>
+      </w:rPr>
+    </w:lvl>
+    <w:lvl w:ilvl="7" w:tplc="FFFFFFFF" w:tentative="1">
+      <w:start w:val="1"/>
+      <w:numFmt w:val="bullet"/>
+      <w:lvlText w:val="o"/>
+      <w:lvlJc w:val="left"/>
+      <w:pPr>
+        <w:ind w:left="5760" w:hanging="360"/>
+      </w:pPr>
+      <w:rPr>
+        <w:rFonts w:ascii="Courier New" w:hAnsi="Courier New" w:cs="Courier New" w:hint="default"/>
+      </w:rPr>
+    </w:lvl>
+    <w:lvl w:ilvl="8" w:tplc="FFFFFFFF" w:tentative="1">
+      <w:start w:val="1"/>
+      <w:numFmt w:val="bullet"/>
+      <w:lvlText w:val=""/>
+      <w:lvlJc w:val="left"/>
+      <w:pPr>
+        <w:ind w:left="6480" w:hanging="360"/>
+      </w:pPr>
+      <w:rPr>
+        <w:rFonts w:ascii="Wingdings" w:hAnsi="Wingdings" w:hint="default"/>
+      </w:rPr>
+    </w:lvl>
+  </w:abstractNum>
+  <w:abstractNum w:abstractNumId="49" w15:restartNumberingAfterBreak="0">
     <w:nsid w:val="734851FF"/>
     <w:multiLevelType w:val="hybridMultilevel"/>
     <w:tmpl w:val="241C9596"/>
@@ -22052,7 +23815,7 @@
       </w:rPr>
     </w:lvl>
   </w:abstractNum>
-  <w:abstractNum w:abstractNumId="42" w15:restartNumberingAfterBreak="0">
+  <w:abstractNum w:abstractNumId="50" w15:restartNumberingAfterBreak="0">
     <w:nsid w:val="75785F48"/>
     <w:multiLevelType w:val="multilevel"/>
     <w:tmpl w:val="29F85436"/>
@@ -22201,7 +23964,7 @@
       </w:rPr>
     </w:lvl>
   </w:abstractNum>
-  <w:abstractNum w:abstractNumId="43" w15:restartNumberingAfterBreak="0">
+  <w:abstractNum w:abstractNumId="51" w15:restartNumberingAfterBreak="0">
     <w:nsid w:val="7A0F7659"/>
     <w:multiLevelType w:val="multilevel"/>
     <w:tmpl w:val="E7AEB0FA"/>
@@ -22350,7 +24113,7 @@
       </w:rPr>
     </w:lvl>
   </w:abstractNum>
-  <w:abstractNum w:abstractNumId="44" w15:restartNumberingAfterBreak="0">
+  <w:abstractNum w:abstractNumId="52" w15:restartNumberingAfterBreak="0">
     <w:nsid w:val="7BA71827"/>
     <w:multiLevelType w:val="multilevel"/>
     <w:tmpl w:val="ABA8D24C"/>
@@ -22499,7 +24262,7 @@
       </w:rPr>
     </w:lvl>
   </w:abstractNum>
-  <w:abstractNum w:abstractNumId="45" w15:restartNumberingAfterBreak="0">
+  <w:abstractNum w:abstractNumId="53" w15:restartNumberingAfterBreak="0">
     <w:nsid w:val="7D03239A"/>
     <w:multiLevelType w:val="hybridMultilevel"/>
     <w:tmpl w:val="FF42513A"/>
@@ -22612,7 +24375,7 @@
       </w:rPr>
     </w:lvl>
   </w:abstractNum>
-  <w:abstractNum w:abstractNumId="46" w15:restartNumberingAfterBreak="0">
+  <w:abstractNum w:abstractNumId="54" w15:restartNumberingAfterBreak="0">
     <w:nsid w:val="7DEE6687"/>
     <w:multiLevelType w:val="multilevel"/>
     <w:tmpl w:val="08388ACA"/>
@@ -22786,7 +24549,7 @@
     <w:abstractNumId w:val="5"/>
   </w:num>
   <w:num w:numId="9" w16cid:durableId="1278758370">
-    <w:abstractNumId w:val="31"/>
+    <w:abstractNumId w:val="38"/>
   </w:num>
   <w:num w:numId="10" w16cid:durableId="1282491786">
     <w:abstractNumId w:val="15"/>
@@ -22858,25 +24621,25 @@
     <w:abstractNumId w:val="12"/>
   </w:num>
   <w:num w:numId="24" w16cid:durableId="118229801">
-    <w:abstractNumId w:val="34"/>
+    <w:abstractNumId w:val="41"/>
   </w:num>
   <w:num w:numId="25" w16cid:durableId="1637221257">
+    <w:abstractNumId w:val="35"/>
+  </w:num>
+  <w:num w:numId="26" w16cid:durableId="1044215538">
+    <w:abstractNumId w:val="43"/>
+  </w:num>
+  <w:num w:numId="27" w16cid:durableId="807556311">
     <w:abstractNumId w:val="28"/>
   </w:num>
-  <w:num w:numId="26" w16cid:durableId="1044215538">
-    <w:abstractNumId w:val="36"/>
-  </w:num>
-  <w:num w:numId="27" w16cid:durableId="807556311">
-    <w:abstractNumId w:val="25"/>
-  </w:num>
   <w:num w:numId="28" w16cid:durableId="506753776">
-    <w:abstractNumId w:val="24"/>
+    <w:abstractNumId w:val="27"/>
   </w:num>
   <w:num w:numId="29" w16cid:durableId="1187712604">
-    <w:abstractNumId w:val="38"/>
+    <w:abstractNumId w:val="45"/>
   </w:num>
   <w:num w:numId="30" w16cid:durableId="1715542894">
-    <w:abstractNumId w:val="33"/>
+    <w:abstractNumId w:val="40"/>
   </w:num>
   <w:num w:numId="31" w16cid:durableId="1955817946">
     <w:abstractNumId w:val="7"/>
@@ -22909,61 +24672,85 @@
     </w:lvlOverride>
   </w:num>
   <w:num w:numId="32" w16cid:durableId="1850410122">
-    <w:abstractNumId w:val="29"/>
+    <w:abstractNumId w:val="36"/>
   </w:num>
   <w:num w:numId="33" w16cid:durableId="1825124159">
-    <w:abstractNumId w:val="35"/>
+    <w:abstractNumId w:val="42"/>
   </w:num>
   <w:num w:numId="34" w16cid:durableId="680199876">
-    <w:abstractNumId w:val="32"/>
+    <w:abstractNumId w:val="39"/>
   </w:num>
   <w:num w:numId="35" w16cid:durableId="1535188352">
-    <w:abstractNumId w:val="45"/>
+    <w:abstractNumId w:val="53"/>
   </w:num>
   <w:num w:numId="36" w16cid:durableId="1178469968">
-    <w:abstractNumId w:val="27"/>
+    <w:abstractNumId w:val="34"/>
   </w:num>
   <w:num w:numId="37" w16cid:durableId="840893572">
-    <w:abstractNumId w:val="30"/>
+    <w:abstractNumId w:val="37"/>
   </w:num>
   <w:num w:numId="38" w16cid:durableId="504437030">
-    <w:abstractNumId w:val="44"/>
+    <w:abstractNumId w:val="52"/>
   </w:num>
   <w:num w:numId="39" w16cid:durableId="56319006">
-    <w:abstractNumId w:val="42"/>
+    <w:abstractNumId w:val="50"/>
   </w:num>
   <w:num w:numId="40" w16cid:durableId="8876699">
     <w:abstractNumId w:val="20"/>
   </w:num>
   <w:num w:numId="41" w16cid:durableId="195168669">
+    <w:abstractNumId w:val="54"/>
+  </w:num>
+  <w:num w:numId="42" w16cid:durableId="1126583201">
+    <w:abstractNumId w:val="25"/>
+  </w:num>
+  <w:num w:numId="43" w16cid:durableId="298802501">
+    <w:abstractNumId w:val="47"/>
+  </w:num>
+  <w:num w:numId="44" w16cid:durableId="2109957553">
+    <w:abstractNumId w:val="49"/>
+  </w:num>
+  <w:num w:numId="45" w16cid:durableId="929390021">
+    <w:abstractNumId w:val="29"/>
+  </w:num>
+  <w:num w:numId="46" w16cid:durableId="1335764249">
     <w:abstractNumId w:val="46"/>
   </w:num>
-  <w:num w:numId="42" w16cid:durableId="1126583201">
+  <w:num w:numId="47" w16cid:durableId="1764379149">
+    <w:abstractNumId w:val="26"/>
+  </w:num>
+  <w:num w:numId="48" w16cid:durableId="364722886">
+    <w:abstractNumId w:val="44"/>
+  </w:num>
+  <w:num w:numId="49" w16cid:durableId="1970233808">
+    <w:abstractNumId w:val="23"/>
+  </w:num>
+  <w:num w:numId="50" w16cid:durableId="379983051">
+    <w:abstractNumId w:val="51"/>
+  </w:num>
+  <w:num w:numId="51" w16cid:durableId="1295138774">
+    <w:abstractNumId w:val="31"/>
+  </w:num>
+  <w:num w:numId="52" w16cid:durableId="22829169">
+    <w:abstractNumId w:val="30"/>
+  </w:num>
+  <w:num w:numId="53" w16cid:durableId="1588223122">
+    <w:abstractNumId w:val="32"/>
+  </w:num>
+  <w:num w:numId="54" w16cid:durableId="1677688189">
+    <w:abstractNumId w:val="48"/>
+  </w:num>
+  <w:num w:numId="55" w16cid:durableId="2060477003">
     <w:abstractNumId w:val="22"/>
   </w:num>
-  <w:num w:numId="43" w16cid:durableId="298802501">
-    <w:abstractNumId w:val="40"/>
-  </w:num>
-  <w:num w:numId="44" w16cid:durableId="2109957553">
-    <w:abstractNumId w:val="41"/>
-  </w:num>
-  <w:num w:numId="45" w16cid:durableId="929390021">
-    <w:abstractNumId w:val="26"/>
-  </w:num>
-  <w:num w:numId="46" w16cid:durableId="1335764249">
-    <w:abstractNumId w:val="39"/>
-  </w:num>
-  <w:num w:numId="47" w16cid:durableId="1764379149">
-    <w:abstractNumId w:val="23"/>
-  </w:num>
-  <w:num w:numId="48" w16cid:durableId="364722886">
-    <w:abstractNumId w:val="37"/>
-  </w:num>
-  <w:num w:numId="49" w16cid:durableId="1970233808">
+  <w:num w:numId="56" w16cid:durableId="574361010">
     <w:abstractNumId w:val="21"/>
   </w:num>
-  <w:num w:numId="50" w16cid:durableId="379983051">
-    <w:abstractNumId w:val="43"/>
+  <w:num w:numId="57" w16cid:durableId="766997228">
+    <w:abstractNumId w:val="24"/>
+  </w:num>
+  <w:num w:numId="58" w16cid:durableId="2084788801">
+    <w:abstractNumId w:val="33"/>
   </w:num>
 </w:numbering>
 </file>
@@ -23494,6 +25281,7 @@
   <w:style w:type="character" w:default="1" w:styleId="Policepardfaut">
     <w:name w:val="Default Paragraph Font"/>
     <w:uiPriority w:val="1"/>
+    <w:semiHidden/>
     <w:unhideWhenUsed/>
   </w:style>
   <w:style w:type="table" w:default="1" w:styleId="TableauNormal">
